--- a/SSU dokumenti/09.docx
+++ b/SSU dokumenti/09.docx
@@ -1,9 +1,10 @@
 
 <file path=word/document.xml><?xml version="1.0" encoding="utf-8"?>
-<w:document xmlns:mc="http://schemas.openxmlformats.org/markup-compatibility/2006" xmlns:o="urn:schemas-microsoft-com:office:office" xmlns:r="http://schemas.openxmlformats.org/officeDocument/2006/relationships" xmlns:m="http://schemas.openxmlformats.org/officeDocument/2006/math" xmlns:v="urn:schemas-microsoft-com:vml" xmlns:wp="http://schemas.openxmlformats.org/drawingml/2006/wordprocessingDrawing" xmlns:w10="urn:schemas-microsoft-com:office:word" xmlns:w="http://schemas.openxmlformats.org/wordprocessingml/2006/main" xmlns:wne="http://schemas.microsoft.com/office/word/2006/wordml" xmlns:sl="http://schemas.openxmlformats.org/schemaLibrary/2006/main" xmlns:a="http://schemas.openxmlformats.org/drawingml/2006/main" xmlns:pic="http://schemas.openxmlformats.org/drawingml/2006/picture" xmlns:c="http://schemas.openxmlformats.org/drawingml/2006/chart" xmlns:lc="http://schemas.openxmlformats.org/drawingml/2006/lockedCanvas" xmlns:dgm="http://schemas.openxmlformats.org/drawingml/2006/diagram" xmlns:wps="http://schemas.microsoft.com/office/word/2010/wordprocessingShape" xmlns:wpg="http://schemas.microsoft.com/office/word/2010/wordprocessingGroup" xmlns:w14="http://schemas.microsoft.com/office/word/2010/wordml" xmlns:w15="http://schemas.microsoft.com/office/word/2012/wordml" xmlns:w16="http://schemas.microsoft.com/office/word/2018/wordml" xmlns:w16cex="http://schemas.microsoft.com/office/word/2018/wordml/cex" xmlns:w16cid="http://schemas.microsoft.com/office/word/2016/wordml/cid" xmlns="http://schemas.microsoft.com/office/tasks/2019/documenttasks" xmlns:cr="http://schemas.microsoft.com/office/comments/2020/reactions">
+<w:document xmlns:o="urn:schemas-microsoft-com:office:office" xmlns:r="http://schemas.openxmlformats.org/officeDocument/2006/relationships" xmlns:v="urn:schemas-microsoft-com:vml" xmlns:w="http://schemas.openxmlformats.org/wordprocessingml/2006/main" xmlns:w10="urn:schemas-microsoft-com:office:word" xmlns:wp="http://schemas.openxmlformats.org/drawingml/2006/wordprocessingDrawing" xmlns:pic="http://schemas.openxmlformats.org/drawingml/2006/picture" xmlns:wps="http://schemas.microsoft.com/office/word/2010/wordprocessingShape" xmlns:wpg="http://schemas.microsoft.com/office/word/2010/wordprocessingGroup" xmlns:mc="http://schemas.openxmlformats.org/markup-compatibility/2006" xmlns:wp14="http://schemas.microsoft.com/office/word/2010/wordprocessingDrawing" xmlns:w14="http://schemas.microsoft.com/office/word/2010/wordml" xmlns:w15="http://schemas.microsoft.com/office/word/2012/wordml" mc:Ignorable="w14 wp14 w15">
   <w:body>
     <w:p>
       <w:pPr>
+        <w:pStyle w:val="normal1"/>
         <w:jc w:val="center"/>
         <w:rPr>
           <w:sz w:val="30"/>
@@ -14,13 +15,13 @@
         <w:rPr>
           <w:sz w:val="30"/>
           <w:szCs w:val="30"/>
-          <w:rtl w:val="0"/>
-        </w:rPr>
-        <w:t xml:space="preserve">Elektrotehnički fakultet u Beogradu</w:t>
-      </w:r>
-    </w:p>
-    <w:p>
-      <w:pPr>
+        </w:rPr>
+        <w:t>Elektrotehnički fakultet u Beogradu</w:t>
+      </w:r>
+    </w:p>
+    <w:p>
+      <w:pPr>
+        <w:pStyle w:val="normal1"/>
         <w:jc w:val="center"/>
         <w:rPr>
           <w:sz w:val="30"/>
@@ -31,103 +32,94 @@
         <w:rPr>
           <w:sz w:val="30"/>
           <w:szCs w:val="30"/>
-          <w:rtl w:val="0"/>
-        </w:rPr>
-        <w:t xml:space="preserve">Principi softverskog inženjerstva</w:t>
-      </w:r>
-    </w:p>
-    <w:p>
-      <w:pPr>
-        <w:rPr/>
-      </w:pPr>
-      <w:r>
-        <w:rPr>
-          <w:rtl w:val="0"/>
-        </w:rPr>
-      </w:r>
-    </w:p>
-    <w:p>
-      <w:pPr>
-        <w:rPr/>
-      </w:pPr>
-      <w:r>
-        <w:rPr>
-          <w:rtl w:val="0"/>
-        </w:rPr>
-      </w:r>
-    </w:p>
-    <w:p>
-      <w:pPr>
-        <w:rPr/>
-      </w:pPr>
-      <w:r>
-        <w:rPr>
-          <w:rtl w:val="0"/>
-        </w:rPr>
-      </w:r>
-    </w:p>
-    <w:p>
-      <w:pPr>
-        <w:rPr/>
-      </w:pPr>
-      <w:r>
-        <w:rPr>
-          <w:rtl w:val="0"/>
-        </w:rPr>
-      </w:r>
-    </w:p>
-    <w:p>
-      <w:pPr>
-        <w:rPr/>
-      </w:pPr>
-      <w:r>
-        <w:rPr>
-          <w:rtl w:val="0"/>
-        </w:rPr>
-      </w:r>
-    </w:p>
-    <w:p>
-      <w:pPr>
-        <w:rPr/>
-      </w:pPr>
-      <w:r>
-        <w:rPr>
-          <w:rtl w:val="0"/>
-        </w:rPr>
-      </w:r>
-    </w:p>
-    <w:p>
-      <w:pPr>
-        <w:rPr/>
-      </w:pPr>
-      <w:r>
-        <w:rPr>
-          <w:rtl w:val="0"/>
-        </w:rPr>
-      </w:r>
-    </w:p>
-    <w:p>
-      <w:pPr>
-        <w:rPr/>
-      </w:pPr>
-      <w:r>
-        <w:rPr>
-          <w:rtl w:val="0"/>
-        </w:rPr>
-      </w:r>
-    </w:p>
-    <w:p>
-      <w:pPr>
-        <w:rPr/>
-      </w:pPr>
-      <w:r>
-        <w:rPr>
-          <w:rtl w:val="0"/>
-        </w:rPr>
-      </w:r>
-    </w:p>
-    <w:p>
-      <w:pPr>
+        </w:rPr>
+        <w:t>Principi softverskog inženjerstva</w:t>
+      </w:r>
+    </w:p>
+    <w:p>
+      <w:pPr>
+        <w:pStyle w:val="normal1"/>
+        <w:rPr/>
+      </w:pPr>
+      <w:r>
+        <w:rPr/>
+      </w:r>
+    </w:p>
+    <w:p>
+      <w:pPr>
+        <w:pStyle w:val="normal1"/>
+        <w:rPr/>
+      </w:pPr>
+      <w:r>
+        <w:rPr/>
+      </w:r>
+    </w:p>
+    <w:p>
+      <w:pPr>
+        <w:pStyle w:val="normal1"/>
+        <w:rPr/>
+      </w:pPr>
+      <w:r>
+        <w:rPr/>
+      </w:r>
+    </w:p>
+    <w:p>
+      <w:pPr>
+        <w:pStyle w:val="normal1"/>
+        <w:rPr/>
+      </w:pPr>
+      <w:r>
+        <w:rPr/>
+      </w:r>
+    </w:p>
+    <w:p>
+      <w:pPr>
+        <w:pStyle w:val="normal1"/>
+        <w:rPr/>
+      </w:pPr>
+      <w:r>
+        <w:rPr/>
+      </w:r>
+    </w:p>
+    <w:p>
+      <w:pPr>
+        <w:pStyle w:val="normal1"/>
+        <w:rPr/>
+      </w:pPr>
+      <w:r>
+        <w:rPr/>
+      </w:r>
+    </w:p>
+    <w:p>
+      <w:pPr>
+        <w:pStyle w:val="normal1"/>
+        <w:rPr/>
+      </w:pPr>
+      <w:r>
+        <w:rPr/>
+      </w:r>
+    </w:p>
+    <w:p>
+      <w:pPr>
+        <w:pStyle w:val="normal1"/>
+        <w:rPr/>
+      </w:pPr>
+      <w:r>
+        <w:rPr/>
+      </w:r>
+    </w:p>
+    <w:p>
+      <w:pPr>
+        <w:pStyle w:val="normal1"/>
+        <w:rPr/>
+      </w:pPr>
+      <w:r>
+        <w:rPr/>
+      </w:r>
+    </w:p>
+    <w:p>
+      <w:pPr>
+        <w:pStyle w:val="normal1"/>
         <w:jc w:val="center"/>
         <w:rPr>
           <w:sz w:val="36"/>
@@ -138,103 +130,92 @@
         <w:rPr>
           <w:sz w:val="36"/>
           <w:szCs w:val="36"/>
-          <w:rtl w:val="0"/>
-        </w:rPr>
-        <w:t xml:space="preserve">Projektni zadatak NAĐI EKIPU</w:t>
-      </w:r>
-    </w:p>
-    <w:p>
-      <w:pPr>
+        </w:rPr>
+        <w:t>Projektni zadatak NAĐI EKIPU</w:t>
+      </w:r>
+    </w:p>
+    <w:p>
+      <w:pPr>
+        <w:pStyle w:val="normal1"/>
         <w:jc w:val="center"/>
         <w:rPr/>
       </w:pPr>
       <w:r>
-        <w:rPr>
-          <w:rtl w:val="0"/>
-        </w:rPr>
-      </w:r>
-    </w:p>
-    <w:p>
-      <w:pPr>
+        <w:rPr/>
+      </w:r>
+    </w:p>
+    <w:p>
+      <w:pPr>
+        <w:pStyle w:val="normal1"/>
         <w:jc w:val="center"/>
         <w:rPr>
-          <w:b w:val="1"/>
-          <w:bCs w:val="1"/>
+          <w:b/>
+          <w:bCs/>
           <w:sz w:val="64"/>
           <w:szCs w:val="64"/>
         </w:rPr>
       </w:pPr>
       <w:r>
         <w:rPr>
-          <w:b w:val="1"/>
-          <w:bCs w:val="1"/>
+          <w:b/>
+          <w:bCs/>
           <w:sz w:val="48"/>
           <w:szCs w:val="48"/>
-          <w:rtl w:val="0"/>
-        </w:rPr>
-        <w:t xml:space="preserve">Specifikacija scenarija upotrebe funkcionalnosti pretraga postojećih aktivnosti i filtriranje</w:t>
-      </w:r>
-      <w:r>
-        <w:rPr>
-          <w:rtl w:val="0"/>
-        </w:rPr>
-      </w:r>
-    </w:p>
-    <w:p>
-      <w:pPr>
+        </w:rPr>
+        <w:t>Specifikacija scenarija upotrebe funkcionalnosti pretraga postojećih aktivnosti i filtriranje</w:t>
+      </w:r>
+    </w:p>
+    <w:p>
+      <w:pPr>
+        <w:pStyle w:val="normal1"/>
         <w:jc w:val="center"/>
         <w:rPr/>
       </w:pPr>
       <w:r>
-        <w:rPr>
-          <w:rtl w:val="0"/>
-        </w:rPr>
-      </w:r>
-    </w:p>
-    <w:p>
-      <w:pPr>
+        <w:rPr/>
+      </w:r>
+    </w:p>
+    <w:p>
+      <w:pPr>
+        <w:pStyle w:val="normal1"/>
         <w:jc w:val="center"/>
         <w:rPr/>
       </w:pPr>
       <w:r>
-        <w:rPr>
-          <w:rtl w:val="0"/>
-        </w:rPr>
-      </w:r>
-    </w:p>
-    <w:p>
-      <w:pPr>
+        <w:rPr/>
+      </w:r>
+    </w:p>
+    <w:p>
+      <w:pPr>
+        <w:pStyle w:val="normal1"/>
         <w:jc w:val="center"/>
         <w:rPr/>
       </w:pPr>
       <w:r>
-        <w:rPr>
-          <w:rtl w:val="0"/>
-        </w:rPr>
-      </w:r>
-    </w:p>
-    <w:p>
-      <w:pPr>
-        <w:rPr/>
-      </w:pPr>
-      <w:r>
-        <w:rPr>
-          <w:rtl w:val="0"/>
-        </w:rPr>
-      </w:r>
-    </w:p>
-    <w:p>
-      <w:pPr>
-        <w:rPr/>
-      </w:pPr>
-      <w:r>
-        <w:rPr>
-          <w:rtl w:val="0"/>
-        </w:rPr>
-      </w:r>
-    </w:p>
-    <w:p>
-      <w:pPr>
+        <w:rPr/>
+      </w:r>
+    </w:p>
+    <w:p>
+      <w:pPr>
+        <w:pStyle w:val="normal1"/>
+        <w:rPr/>
+      </w:pPr>
+      <w:r>
+        <w:rPr/>
+      </w:r>
+    </w:p>
+    <w:p>
+      <w:pPr>
+        <w:pStyle w:val="normal1"/>
+        <w:rPr/>
+      </w:pPr>
+      <w:r>
+        <w:rPr/>
+      </w:r>
+    </w:p>
+    <w:p>
+      <w:pPr>
+        <w:pStyle w:val="normal1"/>
         <w:rPr>
           <w:sz w:val="30"/>
           <w:szCs w:val="30"/>
@@ -242,25 +223,14 @@
       </w:pPr>
       <w:r>
         <w:rPr>
-          <w:rtl w:val="0"/>
-        </w:rPr>
-      </w:r>
-    </w:p>
-    <w:p>
-      <w:pPr>
-        <w:rPr>
           <w:sz w:val="30"/>
           <w:szCs w:val="30"/>
         </w:rPr>
-      </w:pPr>
-      <w:r>
-        <w:rPr>
-          <w:rtl w:val="0"/>
-        </w:rPr>
-      </w:r>
-    </w:p>
-    <w:p>
-      <w:pPr>
+      </w:r>
+    </w:p>
+    <w:p>
+      <w:pPr>
+        <w:pStyle w:val="normal1"/>
         <w:rPr>
           <w:sz w:val="30"/>
           <w:szCs w:val="30"/>
@@ -268,25 +238,14 @@
       </w:pPr>
       <w:r>
         <w:rPr>
-          <w:rtl w:val="0"/>
-        </w:rPr>
-      </w:r>
-    </w:p>
-    <w:p>
-      <w:pPr>
-        <w:rPr>
           <w:sz w:val="30"/>
           <w:szCs w:val="30"/>
         </w:rPr>
-      </w:pPr>
-      <w:r>
-        <w:rPr>
-          <w:rtl w:val="0"/>
-        </w:rPr>
-      </w:r>
-    </w:p>
-    <w:p>
-      <w:pPr>
+      </w:r>
+    </w:p>
+    <w:p>
+      <w:pPr>
+        <w:pStyle w:val="normal1"/>
         <w:rPr>
           <w:sz w:val="30"/>
           <w:szCs w:val="30"/>
@@ -294,25 +253,14 @@
       </w:pPr>
       <w:r>
         <w:rPr>
-          <w:rtl w:val="0"/>
-        </w:rPr>
-      </w:r>
-    </w:p>
-    <w:p>
-      <w:pPr>
-        <w:rPr>
           <w:sz w:val="30"/>
           <w:szCs w:val="30"/>
         </w:rPr>
-      </w:pPr>
-      <w:r>
-        <w:rPr>
-          <w:rtl w:val="0"/>
-        </w:rPr>
-      </w:r>
-    </w:p>
-    <w:p>
-      <w:pPr>
+      </w:r>
+    </w:p>
+    <w:p>
+      <w:pPr>
+        <w:pStyle w:val="normal1"/>
         <w:rPr>
           <w:sz w:val="30"/>
           <w:szCs w:val="30"/>
@@ -320,25 +268,14 @@
       </w:pPr>
       <w:r>
         <w:rPr>
-          <w:rtl w:val="0"/>
-        </w:rPr>
-      </w:r>
-    </w:p>
-    <w:p>
-      <w:pPr>
-        <w:rPr>
           <w:sz w:val="30"/>
           <w:szCs w:val="30"/>
         </w:rPr>
-      </w:pPr>
-      <w:r>
-        <w:rPr>
-          <w:rtl w:val="0"/>
-        </w:rPr>
-      </w:r>
-    </w:p>
-    <w:p>
-      <w:pPr>
+      </w:r>
+    </w:p>
+    <w:p>
+      <w:pPr>
+        <w:pStyle w:val="normal1"/>
         <w:rPr>
           <w:sz w:val="30"/>
           <w:szCs w:val="30"/>
@@ -346,25 +283,14 @@
       </w:pPr>
       <w:r>
         <w:rPr>
-          <w:rtl w:val="0"/>
-        </w:rPr>
-      </w:r>
-    </w:p>
-    <w:p>
-      <w:pPr>
-        <w:rPr>
           <w:sz w:val="30"/>
           <w:szCs w:val="30"/>
         </w:rPr>
-      </w:pPr>
-      <w:r>
-        <w:rPr>
-          <w:rtl w:val="0"/>
-        </w:rPr>
-      </w:r>
-    </w:p>
-    <w:p>
-      <w:pPr>
+      </w:r>
+    </w:p>
+    <w:p>
+      <w:pPr>
+        <w:pStyle w:val="normal1"/>
         <w:rPr>
           <w:sz w:val="30"/>
           <w:szCs w:val="30"/>
@@ -372,25 +298,14 @@
       </w:pPr>
       <w:r>
         <w:rPr>
-          <w:rtl w:val="0"/>
-        </w:rPr>
-      </w:r>
-    </w:p>
-    <w:p>
-      <w:pPr>
-        <w:rPr>
           <w:sz w:val="30"/>
           <w:szCs w:val="30"/>
         </w:rPr>
-      </w:pPr>
-      <w:r>
-        <w:rPr>
-          <w:rtl w:val="0"/>
-        </w:rPr>
-      </w:r>
-    </w:p>
-    <w:p>
-      <w:pPr>
+      </w:r>
+    </w:p>
+    <w:p>
+      <w:pPr>
+        <w:pStyle w:val="normal1"/>
         <w:rPr>
           <w:sz w:val="30"/>
           <w:szCs w:val="30"/>
@@ -398,25 +313,14 @@
       </w:pPr>
       <w:r>
         <w:rPr>
-          <w:rtl w:val="0"/>
-        </w:rPr>
-      </w:r>
-    </w:p>
-    <w:p>
-      <w:pPr>
-        <w:rPr>
           <w:sz w:val="30"/>
           <w:szCs w:val="30"/>
         </w:rPr>
-      </w:pPr>
-      <w:r>
-        <w:rPr>
-          <w:rtl w:val="0"/>
-        </w:rPr>
-      </w:r>
-    </w:p>
-    <w:p>
-      <w:pPr>
+      </w:r>
+    </w:p>
+    <w:p>
+      <w:pPr>
+        <w:pStyle w:val="normal1"/>
         <w:rPr>
           <w:sz w:val="30"/>
           <w:szCs w:val="30"/>
@@ -426,297 +330,377 @@
         <w:rPr>
           <w:sz w:val="30"/>
           <w:szCs w:val="30"/>
-          <w:rtl w:val="0"/>
-        </w:rPr>
-        <w:t xml:space="preserve">Dušan Veljković 2023/0417</w:t>
-      </w:r>
-    </w:p>
-    <w:p>
-      <w:pPr>
-        <w:rPr/>
-      </w:pPr>
+        </w:rPr>
+      </w:r>
+    </w:p>
+    <w:p>
+      <w:pPr>
+        <w:pStyle w:val="normal1"/>
+        <w:rPr>
+          <w:sz w:val="30"/>
+          <w:szCs w:val="30"/>
+        </w:rPr>
+      </w:pPr>
+      <w:r>
+        <w:rPr>
+          <w:sz w:val="30"/>
+          <w:szCs w:val="30"/>
+        </w:rPr>
+      </w:r>
+    </w:p>
+    <w:p>
+      <w:pPr>
+        <w:pStyle w:val="normal1"/>
+        <w:rPr>
+          <w:sz w:val="30"/>
+          <w:szCs w:val="30"/>
+        </w:rPr>
+      </w:pPr>
+      <w:r>
+        <w:rPr>
+          <w:sz w:val="30"/>
+          <w:szCs w:val="30"/>
+        </w:rPr>
+      </w:r>
+    </w:p>
+    <w:p>
+      <w:pPr>
+        <w:pStyle w:val="normal1"/>
+        <w:rPr>
+          <w:sz w:val="30"/>
+          <w:szCs w:val="30"/>
+        </w:rPr>
+      </w:pPr>
+      <w:r>
+        <w:rPr>
+          <w:sz w:val="30"/>
+          <w:szCs w:val="30"/>
+        </w:rPr>
+      </w:r>
+    </w:p>
+    <w:p>
+      <w:pPr>
+        <w:pStyle w:val="normal1"/>
+        <w:rPr>
+          <w:sz w:val="30"/>
+          <w:szCs w:val="30"/>
+        </w:rPr>
+      </w:pPr>
+      <w:r>
+        <w:rPr>
+          <w:sz w:val="30"/>
+          <w:szCs w:val="30"/>
+        </w:rPr>
+      </w:r>
+    </w:p>
+    <w:p>
+      <w:pPr>
+        <w:pStyle w:val="normal1"/>
+        <w:rPr>
+          <w:sz w:val="30"/>
+          <w:szCs w:val="30"/>
+        </w:rPr>
+      </w:pPr>
+      <w:r>
+        <w:rPr>
+          <w:sz w:val="30"/>
+          <w:szCs w:val="30"/>
+        </w:rPr>
+      </w:r>
+    </w:p>
+    <w:p>
+      <w:pPr>
+        <w:pStyle w:val="normal1"/>
+        <w:rPr>
+          <w:sz w:val="30"/>
+          <w:szCs w:val="30"/>
+        </w:rPr>
+      </w:pPr>
+      <w:r>
+        <w:rPr>
+          <w:sz w:val="30"/>
+          <w:szCs w:val="30"/>
+        </w:rPr>
+      </w:r>
+    </w:p>
+    <w:p>
+      <w:pPr>
+        <w:pStyle w:val="normal1"/>
+        <w:rPr>
+          <w:sz w:val="30"/>
+          <w:szCs w:val="30"/>
+        </w:rPr>
+      </w:pPr>
+      <w:r>
+        <w:rPr>
+          <w:sz w:val="30"/>
+          <w:szCs w:val="30"/>
+        </w:rPr>
+        <w:t>Dušan Veljković 2023/0417</w:t>
+      </w:r>
+    </w:p>
+    <w:p>
+      <w:pPr>
+        <w:pStyle w:val="normal1"/>
+        <w:rPr/>
+      </w:pPr>
+      <w:r>
+        <w:rPr/>
+      </w:r>
       <w:r>
         <w:br w:type="page"/>
       </w:r>
-      <w:r>
-        <w:rPr>
-          <w:rtl w:val="0"/>
-        </w:rPr>
-      </w:r>
-    </w:p>
-    <w:p>
-      <w:pPr>
+    </w:p>
+    <w:p>
+      <w:pPr>
+        <w:pStyle w:val="normal1"/>
+        <w:spacing w:before="0" w:after="0"/>
         <w:jc w:val="center"/>
         <w:rPr>
-          <w:b w:val="1"/>
-          <w:bCs w:val="1"/>
+          <w:b/>
+          <w:bCs/>
           <w:sz w:val="32"/>
           <w:szCs w:val="32"/>
         </w:rPr>
       </w:pPr>
       <w:r>
         <w:rPr>
-          <w:b w:val="1"/>
-          <w:bCs w:val="1"/>
+          <w:b/>
+          <w:bCs/>
           <w:sz w:val="32"/>
           <w:szCs w:val="32"/>
-          <w:rtl w:val="0"/>
-        </w:rPr>
-        <w:t xml:space="preserve">Istorija izmena</w:t>
-      </w:r>
-    </w:p>
-    <w:p>
-      <w:pPr>
-        <w:rPr/>
-      </w:pPr>
-      <w:r>
-        <w:rPr>
-          <w:rtl w:val="0"/>
-        </w:rPr>
+        </w:rPr>
+        <w:t>Istorija izmena</w:t>
+      </w:r>
+    </w:p>
+    <w:p>
+      <w:pPr>
+        <w:pStyle w:val="normal1"/>
+        <w:rPr/>
+      </w:pPr>
+      <w:r>
+        <w:rPr/>
       </w:r>
     </w:p>
     <w:tbl>
       <w:tblPr>
         <w:tblStyle w:val="Table1"/>
-        <w:tblW w:w="9029.0" w:type="dxa"/>
-        <w:jc w:val="left"/>
-        <w:tblBorders>
-          <w:top w:color="000000" w:space="0" w:sz="8" w:val="single"/>
-          <w:left w:color="000000" w:space="0" w:sz="8" w:val="single"/>
-          <w:bottom w:color="000000" w:space="0" w:sz="8" w:val="single"/>
-          <w:right w:color="000000" w:space="0" w:sz="8" w:val="single"/>
-          <w:insideH w:color="000000" w:space="0" w:sz="8" w:val="single"/>
-          <w:insideV w:color="000000" w:space="0" w:sz="8" w:val="single"/>
-        </w:tblBorders>
+        <w:tblW w:w="9029" w:type="dxa"/>
+        <w:jc w:val="start"/>
+        <w:tblInd w:w="0" w:type="dxa"/>
         <w:tblLayout w:type="fixed"/>
+        <w:tblCellMar>
+          <w:top w:w="100" w:type="dxa"/>
+          <w:start w:w="100" w:type="dxa"/>
+          <w:bottom w:w="100" w:type="dxa"/>
+          <w:end w:w="100" w:type="dxa"/>
+        </w:tblCellMar>
         <w:tblLook w:val="0600"/>
       </w:tblPr>
       <w:tblGrid>
-        <w:gridCol w:w="2257.25"/>
-        <w:gridCol w:w="2257.25"/>
-        <w:gridCol w:w="2257.25"/>
-        <w:gridCol w:w="2257.25"/>
-        <w:tblGridChange w:id="0">
-          <w:tblGrid>
-            <w:gridCol w:w="2257.25"/>
-            <w:gridCol w:w="2257.25"/>
-            <w:gridCol w:w="2257.25"/>
-            <w:gridCol w:w="2257.25"/>
-          </w:tblGrid>
-        </w:tblGridChange>
+        <w:gridCol w:w="2257"/>
+        <w:gridCol w:w="2257"/>
+        <w:gridCol w:w="2257"/>
+        <w:gridCol w:w="2258"/>
       </w:tblGrid>
       <w:tr>
-        <w:trPr>
-          <w:cantSplit w:val="0"/>
-          <w:tblHeader w:val="0"/>
-        </w:trPr>
+        <w:trPr/>
         <w:tc>
           <w:tcPr>
+            <w:tcW w:w="2257" w:type="dxa"/>
+            <w:tcBorders>
+              <w:top w:val="single" w:sz="8" w:space="0" w:color="000000"/>
+              <w:start w:val="single" w:sz="8" w:space="0" w:color="000000"/>
+              <w:bottom w:val="single" w:sz="8" w:space="0" w:color="000000"/>
+              <w:end w:val="single" w:sz="8" w:space="0" w:color="000000"/>
+            </w:tcBorders>
             <w:shd w:fill="auto" w:val="clear"/>
-            <w:tcMar>
-              <w:top w:w="100.0" w:type="dxa"/>
-              <w:left w:w="100.0" w:type="dxa"/>
-              <w:bottom w:w="100.0" w:type="dxa"/>
-              <w:right w:w="100.0" w:type="dxa"/>
-            </w:tcMar>
-            <w:vAlign w:val="top"/>
           </w:tcPr>
           <w:p>
             <w:pPr>
-              <w:widowControl w:val="0"/>
-              <w:spacing w:line="240" w:lineRule="auto"/>
+              <w:pStyle w:val="normal1"/>
+              <w:widowControl w:val="false"/>
+              <w:spacing w:lineRule="auto" w:line="240"/>
               <w:jc w:val="center"/>
               <w:rPr/>
             </w:pPr>
             <w:r>
-              <w:rPr>
-                <w:rtl w:val="0"/>
-              </w:rPr>
-              <w:t xml:space="preserve">Datum</w:t>
+              <w:rPr/>
+              <w:t>Datum</w:t>
             </w:r>
           </w:p>
         </w:tc>
         <w:tc>
           <w:tcPr>
+            <w:tcW w:w="2257" w:type="dxa"/>
+            <w:tcBorders>
+              <w:top w:val="single" w:sz="8" w:space="0" w:color="000000"/>
+              <w:start w:val="single" w:sz="8" w:space="0" w:color="000000"/>
+              <w:bottom w:val="single" w:sz="8" w:space="0" w:color="000000"/>
+              <w:end w:val="single" w:sz="8" w:space="0" w:color="000000"/>
+            </w:tcBorders>
             <w:shd w:fill="auto" w:val="clear"/>
-            <w:tcMar>
-              <w:top w:w="100.0" w:type="dxa"/>
-              <w:left w:w="100.0" w:type="dxa"/>
-              <w:bottom w:w="100.0" w:type="dxa"/>
-              <w:right w:w="100.0" w:type="dxa"/>
-            </w:tcMar>
-            <w:vAlign w:val="top"/>
           </w:tcPr>
           <w:p>
             <w:pPr>
-              <w:widowControl w:val="0"/>
-              <w:spacing w:line="240" w:lineRule="auto"/>
+              <w:pStyle w:val="normal1"/>
+              <w:widowControl w:val="false"/>
+              <w:spacing w:lineRule="auto" w:line="240"/>
               <w:jc w:val="center"/>
               <w:rPr/>
             </w:pPr>
             <w:r>
-              <w:rPr>
-                <w:rtl w:val="0"/>
-              </w:rPr>
-              <w:t xml:space="preserve">Verzija</w:t>
+              <w:rPr/>
+              <w:t>Verzija</w:t>
             </w:r>
           </w:p>
         </w:tc>
         <w:tc>
           <w:tcPr>
+            <w:tcW w:w="2257" w:type="dxa"/>
+            <w:tcBorders>
+              <w:top w:val="single" w:sz="8" w:space="0" w:color="000000"/>
+              <w:start w:val="single" w:sz="8" w:space="0" w:color="000000"/>
+              <w:bottom w:val="single" w:sz="8" w:space="0" w:color="000000"/>
+              <w:end w:val="single" w:sz="8" w:space="0" w:color="000000"/>
+            </w:tcBorders>
             <w:shd w:fill="auto" w:val="clear"/>
-            <w:tcMar>
-              <w:top w:w="100.0" w:type="dxa"/>
-              <w:left w:w="100.0" w:type="dxa"/>
-              <w:bottom w:w="100.0" w:type="dxa"/>
-              <w:right w:w="100.0" w:type="dxa"/>
-            </w:tcMar>
-            <w:vAlign w:val="top"/>
           </w:tcPr>
           <w:p>
             <w:pPr>
-              <w:widowControl w:val="0"/>
-              <w:spacing w:line="240" w:lineRule="auto"/>
+              <w:pStyle w:val="normal1"/>
+              <w:widowControl w:val="false"/>
+              <w:spacing w:lineRule="auto" w:line="240"/>
               <w:jc w:val="center"/>
               <w:rPr/>
             </w:pPr>
             <w:r>
-              <w:rPr>
-                <w:rtl w:val="0"/>
-              </w:rPr>
-              <w:t xml:space="preserve">Kratak opis</w:t>
+              <w:rPr/>
+              <w:t>Kratak opis</w:t>
             </w:r>
           </w:p>
         </w:tc>
         <w:tc>
           <w:tcPr>
+            <w:tcW w:w="2258" w:type="dxa"/>
+            <w:tcBorders>
+              <w:top w:val="single" w:sz="8" w:space="0" w:color="000000"/>
+              <w:start w:val="single" w:sz="8" w:space="0" w:color="000000"/>
+              <w:bottom w:val="single" w:sz="8" w:space="0" w:color="000000"/>
+              <w:end w:val="single" w:sz="8" w:space="0" w:color="000000"/>
+            </w:tcBorders>
             <w:shd w:fill="auto" w:val="clear"/>
-            <w:tcMar>
-              <w:top w:w="100.0" w:type="dxa"/>
-              <w:left w:w="100.0" w:type="dxa"/>
-              <w:bottom w:w="100.0" w:type="dxa"/>
-              <w:right w:w="100.0" w:type="dxa"/>
-            </w:tcMar>
-            <w:vAlign w:val="top"/>
           </w:tcPr>
           <w:p>
             <w:pPr>
-              <w:widowControl w:val="0"/>
-              <w:spacing w:line="240" w:lineRule="auto"/>
+              <w:pStyle w:val="normal1"/>
+              <w:widowControl w:val="false"/>
+              <w:spacing w:lineRule="auto" w:line="240"/>
               <w:jc w:val="center"/>
               <w:rPr/>
             </w:pPr>
             <w:r>
-              <w:rPr>
-                <w:rtl w:val="0"/>
-              </w:rPr>
-              <w:t xml:space="preserve">Autor</w:t>
+              <w:rPr/>
+              <w:t>Autor</w:t>
             </w:r>
           </w:p>
         </w:tc>
       </w:tr>
       <w:tr>
-        <w:trPr>
-          <w:cantSplit w:val="0"/>
-          <w:tblHeader w:val="0"/>
-        </w:trPr>
+        <w:trPr/>
         <w:tc>
           <w:tcPr>
+            <w:tcW w:w="2257" w:type="dxa"/>
+            <w:tcBorders>
+              <w:top w:val="single" w:sz="8" w:space="0" w:color="000000"/>
+              <w:start w:val="single" w:sz="8" w:space="0" w:color="000000"/>
+              <w:bottom w:val="single" w:sz="8" w:space="0" w:color="000000"/>
+              <w:end w:val="single" w:sz="8" w:space="0" w:color="000000"/>
+            </w:tcBorders>
             <w:shd w:fill="auto" w:val="clear"/>
-            <w:tcMar>
-              <w:top w:w="100.0" w:type="dxa"/>
-              <w:left w:w="100.0" w:type="dxa"/>
-              <w:bottom w:w="100.0" w:type="dxa"/>
-              <w:right w:w="100.0" w:type="dxa"/>
-            </w:tcMar>
-            <w:vAlign w:val="top"/>
           </w:tcPr>
           <w:p>
             <w:pPr>
-              <w:widowControl w:val="0"/>
-              <w:spacing w:line="240" w:lineRule="auto"/>
+              <w:pStyle w:val="normal1"/>
+              <w:widowControl w:val="false"/>
+              <w:spacing w:lineRule="auto" w:line="240"/>
               <w:rPr/>
             </w:pPr>
             <w:r>
-              <w:rPr>
-                <w:rtl w:val="0"/>
-              </w:rPr>
-              <w:t xml:space="preserve">12.4.2026.</w:t>
+              <w:rPr/>
+              <w:t>12.4.2026.</w:t>
             </w:r>
           </w:p>
         </w:tc>
         <w:tc>
           <w:tcPr>
+            <w:tcW w:w="2257" w:type="dxa"/>
+            <w:tcBorders>
+              <w:top w:val="single" w:sz="8" w:space="0" w:color="000000"/>
+              <w:start w:val="single" w:sz="8" w:space="0" w:color="000000"/>
+              <w:bottom w:val="single" w:sz="8" w:space="0" w:color="000000"/>
+              <w:end w:val="single" w:sz="8" w:space="0" w:color="000000"/>
+            </w:tcBorders>
             <w:shd w:fill="auto" w:val="clear"/>
-            <w:tcMar>
-              <w:top w:w="100.0" w:type="dxa"/>
-              <w:left w:w="100.0" w:type="dxa"/>
-              <w:bottom w:w="100.0" w:type="dxa"/>
-              <w:right w:w="100.0" w:type="dxa"/>
-            </w:tcMar>
-            <w:vAlign w:val="top"/>
           </w:tcPr>
           <w:p>
             <w:pPr>
-              <w:widowControl w:val="0"/>
-              <w:spacing w:line="240" w:lineRule="auto"/>
+              <w:pStyle w:val="normal1"/>
+              <w:widowControl w:val="false"/>
+              <w:spacing w:lineRule="auto" w:line="240"/>
               <w:rPr/>
             </w:pPr>
             <w:r>
-              <w:rPr>
-                <w:rtl w:val="0"/>
-              </w:rPr>
-              <w:t xml:space="preserve">1.0</w:t>
+              <w:rPr/>
+              <w:t>1.0</w:t>
             </w:r>
           </w:p>
         </w:tc>
         <w:tc>
           <w:tcPr>
+            <w:tcW w:w="2257" w:type="dxa"/>
+            <w:tcBorders>
+              <w:top w:val="single" w:sz="8" w:space="0" w:color="000000"/>
+              <w:start w:val="single" w:sz="8" w:space="0" w:color="000000"/>
+              <w:bottom w:val="single" w:sz="8" w:space="0" w:color="000000"/>
+              <w:end w:val="single" w:sz="8" w:space="0" w:color="000000"/>
+            </w:tcBorders>
             <w:shd w:fill="auto" w:val="clear"/>
-            <w:tcMar>
-              <w:top w:w="100.0" w:type="dxa"/>
-              <w:left w:w="100.0" w:type="dxa"/>
-              <w:bottom w:w="100.0" w:type="dxa"/>
-              <w:right w:w="100.0" w:type="dxa"/>
-            </w:tcMar>
-            <w:vAlign w:val="top"/>
           </w:tcPr>
           <w:p>
             <w:pPr>
-              <w:widowControl w:val="0"/>
-              <w:spacing w:line="240" w:lineRule="auto"/>
+              <w:pStyle w:val="normal1"/>
+              <w:widowControl w:val="false"/>
+              <w:spacing w:lineRule="auto" w:line="240"/>
               <w:rPr/>
             </w:pPr>
             <w:r>
-              <w:rPr>
-                <w:rtl w:val="0"/>
-              </w:rPr>
-              <w:t xml:space="preserve">Inicijalni opis funkcionalnosti</w:t>
+              <w:rPr/>
+              <w:t>Inicijalni opis funkcionalnosti</w:t>
             </w:r>
           </w:p>
         </w:tc>
         <w:tc>
           <w:tcPr>
+            <w:tcW w:w="2258" w:type="dxa"/>
+            <w:tcBorders>
+              <w:top w:val="single" w:sz="8" w:space="0" w:color="000000"/>
+              <w:start w:val="single" w:sz="8" w:space="0" w:color="000000"/>
+              <w:bottom w:val="single" w:sz="8" w:space="0" w:color="000000"/>
+              <w:end w:val="single" w:sz="8" w:space="0" w:color="000000"/>
+            </w:tcBorders>
             <w:shd w:fill="auto" w:val="clear"/>
-            <w:tcMar>
-              <w:top w:w="100.0" w:type="dxa"/>
-              <w:left w:w="100.0" w:type="dxa"/>
-              <w:bottom w:w="100.0" w:type="dxa"/>
-              <w:right w:w="100.0" w:type="dxa"/>
-            </w:tcMar>
-            <w:vAlign w:val="top"/>
           </w:tcPr>
           <w:p>
             <w:pPr>
-              <w:widowControl w:val="0"/>
-              <w:spacing w:line="240" w:lineRule="auto"/>
+              <w:pStyle w:val="normal1"/>
+              <w:widowControl w:val="false"/>
+              <w:spacing w:lineRule="auto" w:line="240"/>
               <w:rPr/>
             </w:pPr>
             <w:r>
-              <w:rPr>
-                <w:rtl w:val="0"/>
-              </w:rPr>
-              <w:t xml:space="preserve">Dušan Veljković</w:t>
+              <w:rPr/>
+              <w:t>Dušan Veljković</w:t>
             </w:r>
           </w:p>
         </w:tc>
@@ -724,340 +708,334 @@
     </w:tbl>
     <w:p>
       <w:pPr>
-        <w:rPr/>
-      </w:pPr>
+        <w:pStyle w:val="normal1"/>
+        <w:rPr/>
+      </w:pPr>
+      <w:r>
+        <w:rPr/>
+      </w:r>
       <w:r>
         <w:br w:type="page"/>
       </w:r>
-      <w:r>
-        <w:rPr>
-          <w:rtl w:val="0"/>
-        </w:rPr>
-      </w:r>
     </w:p>
     <w:p>
       <w:pPr>
         <w:pStyle w:val="Title"/>
+        <w:spacing w:before="0" w:after="60"/>
         <w:jc w:val="center"/>
         <w:rPr/>
       </w:pPr>
-      <w:bookmarkStart w:colFirst="0" w:colLast="0" w:name="_1g02ab64g2a2" w:id="0"/>
+      <w:bookmarkStart w:id="0" w:name="_1g02ab64g2a2"/>
       <w:bookmarkEnd w:id="0"/>
       <w:r>
-        <w:rPr>
-          <w:rtl w:val="0"/>
-        </w:rPr>
-        <w:t xml:space="preserve">Sadržaj</w:t>
+        <w:rPr/>
+        <w:t>Sadržaj</w:t>
       </w:r>
     </w:p>
     <w:sdt>
       <w:sdtPr>
-        <w:id w:val="-566758856"/>
         <w:docPartObj>
           <w:docPartGallery w:val="Table of Contents"/>
-          <w:docPartUnique w:val="1"/>
+          <w:docPartUnique w:val="true"/>
         </w:docPartObj>
       </w:sdtPr>
       <w:sdtContent>
         <w:p>
           <w:pPr>
-            <w:widowControl w:val="0"/>
+            <w:pStyle w:val="normal1"/>
+            <w:widowControl w:val="false"/>
             <w:tabs>
-              <w:tab w:val="right" w:leader="dot" w:pos="12000"/>
+              <w:tab w:val="clear" w:pos="720"/>
+              <w:tab w:val="right" w:pos="12000" w:leader="dot"/>
             </w:tabs>
-            <w:spacing w:before="60" w:line="240" w:lineRule="auto"/>
+            <w:spacing w:lineRule="auto" w:line="240" w:before="60" w:after="0"/>
             <w:rPr>
-              <w:b w:val="1"/>
-              <w:bCs w:val="1"/>
+              <w:b/>
+              <w:bCs/>
             </w:rPr>
           </w:pPr>
           <w:r>
             <w:fldChar w:fldCharType="begin"/>
-            <w:instrText xml:space="preserve"> TOC \h \u \z \t "Heading 1,1,Heading 2,2,Heading 3,3,Heading 4,4,Heading 5,5,Heading 6,6,"</w:instrText>
+          </w:r>
+          <w:r>
+            <w:rPr>
+              <w:rStyle w:val="IndexLink"/>
+              <w:b/>
+              <w:bCs/>
+              <w:webHidden/>
+            </w:rPr>
+            <w:instrText xml:space="preserve"> TOC \z \o "1-9" \u \t "heading 1,1,heading 2,2,heading 3,3,heading 4,4,heading 5,5,heading 6,6" \h</w:instrText>
+          </w:r>
+          <w:r>
+            <w:rPr>
+              <w:rStyle w:val="IndexLink"/>
+              <w:b/>
+              <w:bCs/>
+              <w:webHidden/>
+            </w:rPr>
             <w:fldChar w:fldCharType="separate"/>
           </w:r>
           <w:hyperlink w:anchor="_fs3mf08u37mi">
             <w:r>
               <w:rPr>
-                <w:b w:val="1"/>
-                <w:bCs w:val="1"/>
-                <w:rtl w:val="0"/>
+                <w:rStyle w:val="IndexLink"/>
+                <w:b/>
+                <w:bCs/>
+                <w:webHidden/>
               </w:rPr>
-              <w:t xml:space="preserve">1. Uvod</w:t>
+              <w:t>1. Uvod</w:t>
               <w:tab/>
-              <w:t xml:space="preserve">4</w:t>
+              <w:t>4</w:t>
             </w:r>
           </w:hyperlink>
-          <w:r>
-            <w:rPr>
-              <w:rtl w:val="0"/>
-            </w:rPr>
-          </w:r>
         </w:p>
         <w:p>
           <w:pPr>
-            <w:widowControl w:val="0"/>
+            <w:pStyle w:val="normal1"/>
+            <w:widowControl w:val="false"/>
             <w:tabs>
-              <w:tab w:val="right" w:leader="dot" w:pos="12000"/>
+              <w:tab w:val="clear" w:pos="720"/>
+              <w:tab w:val="right" w:pos="12000" w:leader="dot"/>
             </w:tabs>
-            <w:spacing w:before="60" w:line="240" w:lineRule="auto"/>
-            <w:ind w:left="360" w:firstLine="0"/>
+            <w:spacing w:lineRule="auto" w:line="240" w:before="60" w:after="0"/>
+            <w:ind w:hanging="0" w:start="360"/>
             <w:rPr/>
           </w:pPr>
           <w:hyperlink w:anchor="_hye0sz7ppohg">
             <w:r>
               <w:rPr>
-                <w:rtl w:val="0"/>
+                <w:rStyle w:val="IndexLink"/>
+                <w:webHidden/>
               </w:rPr>
-              <w:t xml:space="preserve">1.1. Rezime</w:t>
+              <w:t>1.1. Rezime</w:t>
               <w:tab/>
-              <w:t xml:space="preserve">4</w:t>
+              <w:t>4</w:t>
             </w:r>
           </w:hyperlink>
-          <w:r>
-            <w:rPr>
-              <w:rtl w:val="0"/>
-            </w:rPr>
-          </w:r>
         </w:p>
         <w:p>
           <w:pPr>
-            <w:widowControl w:val="0"/>
+            <w:pStyle w:val="normal1"/>
+            <w:widowControl w:val="false"/>
             <w:tabs>
-              <w:tab w:val="right" w:leader="dot" w:pos="12000"/>
+              <w:tab w:val="clear" w:pos="720"/>
+              <w:tab w:val="right" w:pos="12000" w:leader="dot"/>
             </w:tabs>
-            <w:spacing w:before="60" w:line="240" w:lineRule="auto"/>
-            <w:ind w:left="360" w:firstLine="0"/>
+            <w:spacing w:lineRule="auto" w:line="240" w:before="60" w:after="0"/>
+            <w:ind w:hanging="0" w:start="360"/>
             <w:rPr/>
           </w:pPr>
           <w:hyperlink w:anchor="_liue33boes5k">
             <w:r>
               <w:rPr>
-                <w:rtl w:val="0"/>
+                <w:rStyle w:val="IndexLink"/>
+                <w:webHidden/>
               </w:rPr>
-              <w:t xml:space="preserve">1.2. Namena dokumenta i ciljne grupe</w:t>
+              <w:t>1.2. Namena dokumenta i ciljne grupe</w:t>
               <w:tab/>
-              <w:t xml:space="preserve">4</w:t>
+              <w:t>4</w:t>
             </w:r>
           </w:hyperlink>
-          <w:r>
-            <w:rPr>
-              <w:rtl w:val="0"/>
-            </w:rPr>
-          </w:r>
         </w:p>
         <w:p>
           <w:pPr>
-            <w:widowControl w:val="0"/>
+            <w:pStyle w:val="normal1"/>
+            <w:widowControl w:val="false"/>
             <w:tabs>
-              <w:tab w:val="right" w:leader="dot" w:pos="12000"/>
+              <w:tab w:val="clear" w:pos="720"/>
+              <w:tab w:val="right" w:pos="12000" w:leader="dot"/>
             </w:tabs>
-            <w:spacing w:before="60" w:line="240" w:lineRule="auto"/>
-            <w:ind w:left="360" w:firstLine="0"/>
+            <w:spacing w:lineRule="auto" w:line="240" w:before="60" w:after="0"/>
+            <w:ind w:hanging="0" w:start="360"/>
             <w:rPr/>
           </w:pPr>
           <w:hyperlink w:anchor="_4kk3ylwlmqni">
             <w:r>
               <w:rPr>
-                <w:rtl w:val="0"/>
+                <w:rStyle w:val="IndexLink"/>
+                <w:webHidden/>
               </w:rPr>
-              <w:t xml:space="preserve">1.3. Reference</w:t>
+              <w:t>1.3. Reference</w:t>
               <w:tab/>
-              <w:t xml:space="preserve">4</w:t>
+              <w:t>4</w:t>
             </w:r>
           </w:hyperlink>
-          <w:r>
-            <w:rPr>
-              <w:rtl w:val="0"/>
-            </w:rPr>
-          </w:r>
         </w:p>
         <w:p>
           <w:pPr>
-            <w:widowControl w:val="0"/>
+            <w:pStyle w:val="normal1"/>
+            <w:widowControl w:val="false"/>
             <w:tabs>
-              <w:tab w:val="right" w:leader="dot" w:pos="12000"/>
+              <w:tab w:val="clear" w:pos="720"/>
+              <w:tab w:val="right" w:pos="12000" w:leader="dot"/>
             </w:tabs>
-            <w:spacing w:before="60" w:line="240" w:lineRule="auto"/>
-            <w:ind w:left="360" w:firstLine="0"/>
+            <w:spacing w:lineRule="auto" w:line="240" w:before="60" w:after="0"/>
+            <w:ind w:hanging="0" w:start="360"/>
             <w:rPr/>
           </w:pPr>
           <w:hyperlink w:anchor="_rnejn32m4rf2">
             <w:r>
               <w:rPr>
-                <w:rtl w:val="0"/>
+                <w:rStyle w:val="IndexLink"/>
+                <w:webHidden/>
               </w:rPr>
-              <w:t xml:space="preserve">1.4. Otvorena pitanja</w:t>
+              <w:t>1.4. Otvorena pitanja</w:t>
               <w:tab/>
-              <w:t xml:space="preserve">4</w:t>
+              <w:t>4</w:t>
             </w:r>
           </w:hyperlink>
-          <w:r>
-            <w:rPr>
-              <w:rtl w:val="0"/>
-            </w:rPr>
-          </w:r>
         </w:p>
         <w:p>
           <w:pPr>
-            <w:widowControl w:val="0"/>
+            <w:pStyle w:val="normal1"/>
+            <w:widowControl w:val="false"/>
             <w:tabs>
-              <w:tab w:val="right" w:leader="dot" w:pos="12000"/>
+              <w:tab w:val="clear" w:pos="720"/>
+              <w:tab w:val="right" w:pos="12000" w:leader="dot"/>
             </w:tabs>
-            <w:spacing w:before="60" w:line="240" w:lineRule="auto"/>
+            <w:spacing w:lineRule="auto" w:line="240" w:before="60" w:after="0"/>
             <w:rPr>
-              <w:b w:val="1"/>
-              <w:bCs w:val="1"/>
+              <w:b/>
+              <w:bCs/>
             </w:rPr>
           </w:pPr>
           <w:hyperlink w:anchor="_nofp8dam5rel">
             <w:r>
               <w:rPr>
-                <w:b w:val="1"/>
-                <w:bCs w:val="1"/>
-                <w:rtl w:val="0"/>
+                <w:rStyle w:val="IndexLink"/>
+                <w:b/>
+                <w:bCs/>
+                <w:webHidden/>
               </w:rPr>
-              <w:t xml:space="preserve">2. Scenario razgovora sa drugim korisnicima</w:t>
+              <w:t>2. Scenario razgovora sa drugim korisnicima</w:t>
               <w:tab/>
-              <w:t xml:space="preserve">4</w:t>
+              <w:t>4</w:t>
             </w:r>
           </w:hyperlink>
-          <w:r>
-            <w:rPr>
-              <w:rtl w:val="0"/>
-            </w:rPr>
-          </w:r>
         </w:p>
         <w:p>
           <w:pPr>
-            <w:widowControl w:val="0"/>
+            <w:pStyle w:val="normal1"/>
+            <w:widowControl w:val="false"/>
             <w:tabs>
-              <w:tab w:val="right" w:leader="dot" w:pos="12000"/>
+              <w:tab w:val="clear" w:pos="720"/>
+              <w:tab w:val="right" w:pos="12000" w:leader="dot"/>
             </w:tabs>
-            <w:spacing w:before="60" w:line="240" w:lineRule="auto"/>
-            <w:ind w:left="360" w:firstLine="0"/>
+            <w:spacing w:lineRule="auto" w:line="240" w:before="60" w:after="0"/>
+            <w:ind w:hanging="0" w:start="360"/>
             <w:rPr/>
           </w:pPr>
           <w:hyperlink w:anchor="_t1t49c1za0oe">
             <w:r>
               <w:rPr>
-                <w:rtl w:val="0"/>
+                <w:rStyle w:val="IndexLink"/>
+                <w:webHidden/>
               </w:rPr>
-              <w:t xml:space="preserve">2.1. Kratak opis</w:t>
+              <w:t>2.1. Kratak opis</w:t>
               <w:tab/>
-              <w:t xml:space="preserve">4</w:t>
+              <w:t>4</w:t>
             </w:r>
           </w:hyperlink>
-          <w:r>
-            <w:rPr>
-              <w:rtl w:val="0"/>
-            </w:rPr>
-          </w:r>
         </w:p>
         <w:p>
           <w:pPr>
-            <w:widowControl w:val="0"/>
+            <w:pStyle w:val="normal1"/>
+            <w:widowControl w:val="false"/>
             <w:tabs>
-              <w:tab w:val="right" w:leader="dot" w:pos="12000"/>
+              <w:tab w:val="clear" w:pos="720"/>
+              <w:tab w:val="right" w:pos="12000" w:leader="dot"/>
             </w:tabs>
-            <w:spacing w:before="60" w:line="240" w:lineRule="auto"/>
-            <w:ind w:left="360" w:firstLine="0"/>
+            <w:spacing w:lineRule="auto" w:line="240" w:before="60" w:after="0"/>
+            <w:ind w:hanging="0" w:start="360"/>
             <w:rPr/>
           </w:pPr>
           <w:hyperlink w:anchor="_gxzwp35c2q0p">
             <w:r>
               <w:rPr>
-                <w:rtl w:val="0"/>
+                <w:rStyle w:val="IndexLink"/>
+                <w:webHidden/>
               </w:rPr>
-              <w:t xml:space="preserve">2.2. Tok događaja</w:t>
+              <w:t>2.2. Tok događaja</w:t>
               <w:tab/>
-              <w:t xml:space="preserve">4</w:t>
+              <w:t>4</w:t>
             </w:r>
           </w:hyperlink>
-          <w:r>
-            <w:rPr>
-              <w:rtl w:val="0"/>
-            </w:rPr>
-          </w:r>
         </w:p>
         <w:p>
           <w:pPr>
-            <w:widowControl w:val="0"/>
+            <w:pStyle w:val="normal1"/>
+            <w:widowControl w:val="false"/>
             <w:tabs>
-              <w:tab w:val="right" w:leader="dot" w:pos="12000"/>
+              <w:tab w:val="clear" w:pos="720"/>
+              <w:tab w:val="right" w:pos="12000" w:leader="dot"/>
             </w:tabs>
-            <w:spacing w:before="60" w:line="240" w:lineRule="auto"/>
-            <w:ind w:left="360" w:firstLine="0"/>
+            <w:spacing w:lineRule="auto" w:line="240" w:before="60" w:after="0"/>
+            <w:ind w:hanging="0" w:start="360"/>
             <w:rPr/>
           </w:pPr>
           <w:hyperlink w:anchor="_33u6c5dal63q">
             <w:r>
               <w:rPr>
-                <w:rtl w:val="0"/>
+                <w:rStyle w:val="IndexLink"/>
+                <w:webHidden/>
               </w:rPr>
-              <w:t xml:space="preserve">2.3. Posebni zahtevi</w:t>
+              <w:t>2.3. Posebni zahtevi</w:t>
               <w:tab/>
-              <w:t xml:space="preserve">5</w:t>
+              <w:t>5</w:t>
             </w:r>
           </w:hyperlink>
-          <w:r>
-            <w:rPr>
-              <w:rtl w:val="0"/>
-            </w:rPr>
-          </w:r>
         </w:p>
         <w:p>
           <w:pPr>
-            <w:widowControl w:val="0"/>
+            <w:pStyle w:val="normal1"/>
+            <w:widowControl w:val="false"/>
             <w:tabs>
-              <w:tab w:val="right" w:leader="dot" w:pos="12000"/>
+              <w:tab w:val="clear" w:pos="720"/>
+              <w:tab w:val="right" w:pos="12000" w:leader="dot"/>
             </w:tabs>
-            <w:spacing w:before="60" w:line="240" w:lineRule="auto"/>
-            <w:ind w:left="360" w:firstLine="0"/>
+            <w:spacing w:lineRule="auto" w:line="240" w:before="60" w:after="0"/>
+            <w:ind w:hanging="0" w:start="360"/>
             <w:rPr/>
           </w:pPr>
           <w:hyperlink w:anchor="_nnbiirl8ps7f">
             <w:r>
               <w:rPr>
-                <w:rtl w:val="0"/>
+                <w:rStyle w:val="IndexLink"/>
+                <w:webHidden/>
               </w:rPr>
-              <w:t xml:space="preserve">2.4. Preduslovi</w:t>
+              <w:t>2.4. Preduslovi</w:t>
               <w:tab/>
-              <w:t xml:space="preserve">5</w:t>
+              <w:t>5</w:t>
             </w:r>
           </w:hyperlink>
-          <w:r>
-            <w:rPr>
-              <w:rtl w:val="0"/>
-            </w:rPr>
-          </w:r>
         </w:p>
         <w:p>
           <w:pPr>
-            <w:widowControl w:val="0"/>
+            <w:pStyle w:val="normal1"/>
+            <w:widowControl w:val="false"/>
             <w:tabs>
-              <w:tab w:val="right" w:leader="dot" w:pos="12000"/>
+              <w:tab w:val="clear" w:pos="720"/>
+              <w:tab w:val="right" w:pos="12000" w:leader="dot"/>
             </w:tabs>
-            <w:spacing w:before="60" w:line="240" w:lineRule="auto"/>
-            <w:ind w:left="360" w:firstLine="0"/>
+            <w:spacing w:lineRule="auto" w:line="240" w:before="60" w:after="0"/>
+            <w:ind w:hanging="0" w:start="360"/>
             <w:rPr/>
           </w:pPr>
           <w:hyperlink w:anchor="_k1ocrz83i21c">
             <w:r>
               <w:rPr>
-                <w:rtl w:val="0"/>
+                <w:rStyle w:val="IndexLink"/>
+                <w:webHidden/>
               </w:rPr>
-              <w:t xml:space="preserve">2.5. Posledice</w:t>
+              <w:t>2.5. Posledice</w:t>
               <w:tab/>
-              <w:t xml:space="preserve">5</w:t>
+              <w:t>5</w:t>
             </w:r>
           </w:hyperlink>
           <w:r>
             <w:rPr>
-              <w:rtl w:val="0"/>
+              <w:rStyle w:val="IndexLink"/>
             </w:rPr>
-          </w:r>
-          <w:r>
             <w:fldChar w:fldCharType="end"/>
           </w:r>
         </w:p>
@@ -1065,12 +1043,11 @@
     </w:sdt>
     <w:p>
       <w:pPr>
-        <w:rPr/>
-      </w:pPr>
-      <w:r>
-        <w:rPr>
-          <w:rtl w:val="0"/>
-        </w:rPr>
+        <w:pStyle w:val="normal1"/>
+        <w:rPr/>
+      </w:pPr>
+      <w:r>
+        <w:rPr/>
       </w:r>
     </w:p>
     <w:p>
@@ -1078,25 +1055,22 @@
         <w:pStyle w:val="Heading1"/>
         <w:rPr/>
       </w:pPr>
-      <w:bookmarkStart w:colFirst="0" w:colLast="0" w:name="_3h75lq25lkz" w:id="1"/>
+      <w:r>
+        <w:rPr/>
+      </w:r>
+      <w:bookmarkStart w:id="1" w:name="_3h75lq25lkz"/>
       <w:bookmarkEnd w:id="1"/>
-      <w:r>
-        <w:rPr>
-          <w:rtl w:val="0"/>
-        </w:rPr>
-      </w:r>
-    </w:p>
-    <w:p>
-      <w:pPr>
-        <w:rPr/>
-      </w:pPr>
+    </w:p>
+    <w:p>
+      <w:pPr>
+        <w:pStyle w:val="normal1"/>
+        <w:rPr/>
+      </w:pPr>
+      <w:r>
+        <w:rPr/>
+      </w:r>
       <w:r>
         <w:br w:type="page"/>
-      </w:r>
-      <w:r>
-        <w:rPr>
-          <w:rtl w:val="0"/>
-        </w:rPr>
       </w:r>
     </w:p>
     <w:p>
@@ -1106,20 +1080,16 @@
           <w:ilvl w:val="0"/>
           <w:numId w:val="10"/>
         </w:numPr>
-        <w:spacing w:after="0" w:afterAutospacing="0"/>
-        <w:ind w:left="720" w:hanging="360"/>
         <w:rPr>
           <w:sz w:val="40"/>
           <w:szCs w:val="40"/>
         </w:rPr>
       </w:pPr>
-      <w:bookmarkStart w:colFirst="0" w:colLast="0" w:name="_fs3mf08u37mi" w:id="2"/>
+      <w:bookmarkStart w:id="2" w:name="_fs3mf08u37mi"/>
       <w:bookmarkEnd w:id="2"/>
       <w:r>
-        <w:rPr>
-          <w:rtl w:val="0"/>
-        </w:rPr>
-        <w:t xml:space="preserve">Uvod</w:t>
+        <w:rPr/>
+        <w:t>Uvod</w:t>
       </w:r>
     </w:p>
     <w:p>
@@ -1129,33 +1099,28 @@
           <w:ilvl w:val="1"/>
           <w:numId w:val="10"/>
         </w:numPr>
-        <w:spacing w:before="0" w:beforeAutospacing="0"/>
-        <w:ind w:left="1440" w:hanging="360"/>
         <w:rPr>
           <w:sz w:val="32"/>
           <w:szCs w:val="32"/>
         </w:rPr>
       </w:pPr>
-      <w:bookmarkStart w:colFirst="0" w:colLast="0" w:name="_hye0sz7ppohg" w:id="3"/>
+      <w:bookmarkStart w:id="3" w:name="_hye0sz7ppohg"/>
       <w:bookmarkEnd w:id="3"/>
       <w:r>
-        <w:rPr>
-          <w:rtl w:val="0"/>
-        </w:rPr>
-        <w:t xml:space="preserve">Rezime</w:t>
-      </w:r>
-    </w:p>
-    <w:p>
-      <w:pPr>
-        <w:rPr/>
-      </w:pPr>
-      <w:r>
-        <w:rPr>
-          <w:rtl w:val="0"/>
-        </w:rPr>
+        <w:rPr/>
+        <w:t>Rezime</w:t>
+      </w:r>
+    </w:p>
+    <w:p>
+      <w:pPr>
+        <w:pStyle w:val="normal1"/>
+        <w:rPr/>
+      </w:pPr>
+      <w:r>
+        <w:rPr/>
         <w:tab/>
         <w:tab/>
-        <w:t xml:space="preserve">Definisanje scenarija upotrebe pri pretraživanju i filtriranju postojećih aktivnosti.</w:t>
+        <w:t>Definisanje scenarija upotrebe pri pretraživanju i filtriranju postojećih aktivnosti.</w:t>
       </w:r>
     </w:p>
     <w:p>
@@ -1165,31 +1130,27 @@
           <w:ilvl w:val="1"/>
           <w:numId w:val="10"/>
         </w:numPr>
-        <w:ind w:left="1440" w:hanging="360"/>
         <w:rPr>
           <w:sz w:val="32"/>
           <w:szCs w:val="32"/>
         </w:rPr>
       </w:pPr>
-      <w:bookmarkStart w:colFirst="0" w:colLast="0" w:name="_liue33boes5k" w:id="4"/>
+      <w:bookmarkStart w:id="4" w:name="_liue33boes5k"/>
       <w:bookmarkEnd w:id="4"/>
       <w:r>
-        <w:rPr>
-          <w:rtl w:val="0"/>
-        </w:rPr>
-        <w:t xml:space="preserve">Namena dokumenta i ciljne grupe</w:t>
-      </w:r>
-    </w:p>
-    <w:p>
-      <w:pPr>
-        <w:ind w:left="720" w:firstLine="720"/>
-        <w:rPr/>
-      </w:pPr>
-      <w:r>
-        <w:rPr>
-          <w:rtl w:val="0"/>
-        </w:rPr>
-        <w:t xml:space="preserve">Dokument će koristiti svi članovi projektnog tima u razvoju projekta i testiranju a može se koristiti i pri pisanju uputstva za upotrebu.</w:t>
+        <w:rPr/>
+        <w:t>Namena dokumenta i ciljne grupe</w:t>
+      </w:r>
+    </w:p>
+    <w:p>
+      <w:pPr>
+        <w:pStyle w:val="normal1"/>
+        <w:ind w:firstLine="720" w:start="720"/>
+        <w:rPr/>
+      </w:pPr>
+      <w:r>
+        <w:rPr/>
+        <w:t>Dokument će koristiti svi članovi projektnog tima u razvoju projekta i testiranju a može se koristiti i pri pisanju uputstva za upotrebu.</w:t>
       </w:r>
     </w:p>
     <w:p>
@@ -1199,51 +1160,47 @@
           <w:ilvl w:val="1"/>
           <w:numId w:val="10"/>
         </w:numPr>
-        <w:spacing w:after="0" w:afterAutospacing="0"/>
-        <w:ind w:left="1440" w:hanging="360"/>
         <w:rPr>
           <w:sz w:val="32"/>
           <w:szCs w:val="32"/>
         </w:rPr>
       </w:pPr>
-      <w:bookmarkStart w:colFirst="0" w:colLast="0" w:name="_4kk3ylwlmqni" w:id="5"/>
+      <w:bookmarkStart w:id="5" w:name="_4kk3ylwlmqni"/>
       <w:bookmarkEnd w:id="5"/>
       <w:r>
-        <w:rPr>
-          <w:rtl w:val="0"/>
-        </w:rPr>
-        <w:t xml:space="preserve">Reference</w:t>
-      </w:r>
-    </w:p>
-    <w:p>
-      <w:pPr>
+        <w:rPr/>
+        <w:t>Reference</w:t>
+      </w:r>
+    </w:p>
+    <w:p>
+      <w:pPr>
+        <w:pStyle w:val="normal1"/>
         <w:numPr>
           <w:ilvl w:val="0"/>
           <w:numId w:val="2"/>
         </w:numPr>
-        <w:ind w:left="1440" w:hanging="360"/>
-      </w:pPr>
-      <w:r>
-        <w:rPr>
-          <w:rtl w:val="0"/>
-        </w:rPr>
-        <w:t xml:space="preserve">Projekti zadatak</w:t>
-      </w:r>
-    </w:p>
-    <w:p>
-      <w:pPr>
+        <w:ind w:hanging="360" w:start="1440"/>
+        <w:rPr/>
+      </w:pPr>
+      <w:r>
+        <w:rPr/>
+        <w:t>Projekti zadatak</w:t>
+      </w:r>
+    </w:p>
+    <w:p>
+      <w:pPr>
+        <w:pStyle w:val="normal1"/>
         <w:numPr>
           <w:ilvl w:val="0"/>
           <w:numId w:val="2"/>
         </w:numPr>
-        <w:spacing w:after="0" w:afterAutospacing="0"/>
-        <w:ind w:left="1440" w:hanging="360"/>
-      </w:pPr>
-      <w:r>
-        <w:rPr>
-          <w:rtl w:val="0"/>
-        </w:rPr>
-        <w:t xml:space="preserve">Uputstvo za pisanje specifikacije scenarija upotrebe funkcionalnosti</w:t>
+        <w:spacing w:before="0" w:afterAutospacing="0" w:after="0"/>
+        <w:ind w:hanging="360" w:start="1440"/>
+        <w:rPr/>
+      </w:pPr>
+      <w:r>
+        <w:rPr/>
+        <w:t>Uputstvo za pisanje specifikacije scenarija upotrebe funkcionalnosti</w:t>
       </w:r>
     </w:p>
     <w:p>
@@ -1253,31 +1210,26 @@
           <w:ilvl w:val="1"/>
           <w:numId w:val="10"/>
         </w:numPr>
-        <w:spacing w:before="0" w:beforeAutospacing="0"/>
-        <w:ind w:left="1440" w:hanging="360"/>
         <w:rPr>
           <w:sz w:val="32"/>
           <w:szCs w:val="32"/>
         </w:rPr>
       </w:pPr>
-      <w:bookmarkStart w:colFirst="0" w:colLast="0" w:name="_rnejn32m4rf2" w:id="6"/>
+      <w:bookmarkStart w:id="6" w:name="_rnejn32m4rf2"/>
       <w:bookmarkEnd w:id="6"/>
       <w:r>
-        <w:rPr>
-          <w:rtl w:val="0"/>
-        </w:rPr>
-        <w:t xml:space="preserve">Otvorena pitanja</w:t>
-      </w:r>
-    </w:p>
-    <w:p>
-      <w:pPr>
-        <w:ind w:left="1440" w:firstLine="0"/>
-        <w:rPr/>
-      </w:pPr>
-      <w:r>
-        <w:rPr>
-          <w:rtl w:val="0"/>
-        </w:rPr>
+        <w:rPr/>
+        <w:t>Otvorena pitanja</w:t>
+      </w:r>
+    </w:p>
+    <w:p>
+      <w:pPr>
+        <w:pStyle w:val="normal1"/>
+        <w:ind w:hanging="0" w:start="1440"/>
+        <w:rPr/>
+      </w:pPr>
+      <w:r>
+        <w:rPr/>
       </w:r>
     </w:p>
     <w:p>
@@ -1287,20 +1239,17 @@
           <w:ilvl w:val="0"/>
           <w:numId w:val="10"/>
         </w:numPr>
-        <w:spacing w:after="0" w:afterAutospacing="0"/>
-        <w:ind w:left="720" w:hanging="360"/>
-        <w:rPr>
-          <w:sz w:val="40"/>
-          <w:szCs w:val="40"/>
-        </w:rPr>
-      </w:pPr>
-      <w:bookmarkStart w:colFirst="0" w:colLast="0" w:name="_nofp8dam5rel" w:id="7"/>
+        <w:rPr/>
+      </w:pPr>
+      <w:bookmarkStart w:id="7" w:name="_nofp8dam5rel"/>
       <w:bookmarkEnd w:id="7"/>
       <w:r>
-        <w:rPr>
-          <w:rtl w:val="0"/>
-        </w:rPr>
-        <w:t xml:space="preserve">Scenario razgovora sa drugim korisnicima</w:t>
+        <w:rPr/>
+        <w:t xml:space="preserve">Scenario </w:t>
+      </w:r>
+      <w:r>
+        <w:rPr/>
+        <w:t>pretraživanja i filtriranja postojećih aktivnosti</w:t>
       </w:r>
     </w:p>
     <w:p>
@@ -1310,32 +1259,27 @@
           <w:ilvl w:val="1"/>
           <w:numId w:val="10"/>
         </w:numPr>
-        <w:spacing w:before="0" w:beforeAutospacing="0"/>
-        <w:ind w:left="1440" w:hanging="360"/>
         <w:rPr>
           <w:sz w:val="32"/>
           <w:szCs w:val="32"/>
         </w:rPr>
       </w:pPr>
-      <w:bookmarkStart w:colFirst="0" w:colLast="0" w:name="_t1t49c1za0oe" w:id="8"/>
+      <w:bookmarkStart w:id="8" w:name="_t1t49c1za0oe"/>
       <w:bookmarkEnd w:id="8"/>
       <w:r>
-        <w:rPr>
-          <w:rtl w:val="0"/>
-        </w:rPr>
-        <w:t xml:space="preserve">Kratak opis</w:t>
-      </w:r>
-    </w:p>
-    <w:p>
-      <w:pPr>
-        <w:ind w:left="720" w:firstLine="720"/>
-        <w:rPr/>
-      </w:pPr>
-      <w:r>
-        <w:rPr>
-          <w:rtl w:val="0"/>
-        </w:rPr>
-        <w:t xml:space="preserve">Na glavnoj stranici korisnik može da pretraži aktivnosti tako što iz liste svih interesovanja izabere ona za koja želi da vidi postojeće aktivnosti. Odabir vrši tako što klikne na naziv interesovanja. Tada to interesovanje postaje posebno označeno i u listi svih aktivnosti on vidi samo postojeće aktivnosti za interesovanja koje je selektovao. Pored ovoga može detaljnije filtrirati aktivnosti tako što unese vremenski okvir za koji želi da pretraži kao i lokaciju to jest grad gde želi da vidi aktivnosti.Ovo dalje utiče na to koje će aktivnosti biti prikazane korisniku.</w:t>
+        <w:rPr/>
+        <w:t>Kratak opis</w:t>
+      </w:r>
+    </w:p>
+    <w:p>
+      <w:pPr>
+        <w:pStyle w:val="normal1"/>
+        <w:ind w:firstLine="720" w:start="720"/>
+        <w:rPr/>
+      </w:pPr>
+      <w:r>
+        <w:rPr/>
+        <w:t>Na glavnoj stranici korisnik može da pretraži aktivnosti tako što iz liste svih interesovanja izabere ona za koja želi da vidi postojeće aktivnosti. Odabir vrši tako što klikne na naziv interesovanja. Tada to interesovanje postaje posebno označeno i u listi svih aktivnosti on vidi samo postojeće aktivnosti za interesovanja koje je selektovao. Pored ovoga može detaljnije filtrirati aktivnosti tako što unese vremenski okvir za koji želi da pretraži kao i lokaciju to jest grad gde želi da vidi aktivnosti.Ovo dalje utiče na to koje će aktivnosti biti prikazane korisniku.</w:t>
       </w:r>
     </w:p>
     <w:p>
@@ -1345,579 +1289,539 @@
           <w:ilvl w:val="1"/>
           <w:numId w:val="10"/>
         </w:numPr>
-        <w:spacing w:after="0" w:afterAutospacing="0"/>
-        <w:ind w:left="1440" w:hanging="360"/>
         <w:rPr>
           <w:sz w:val="32"/>
           <w:szCs w:val="32"/>
         </w:rPr>
       </w:pPr>
-      <w:bookmarkStart w:colFirst="0" w:colLast="0" w:name="_gxzwp35c2q0p" w:id="9"/>
+      <w:bookmarkStart w:id="9" w:name="_gxzwp35c2q0p"/>
       <w:bookmarkEnd w:id="9"/>
       <w:r>
-        <w:rPr>
-          <w:rtl w:val="0"/>
-        </w:rPr>
-        <w:t xml:space="preserve">Tok događaja</w:t>
-      </w:r>
-    </w:p>
-    <w:p>
-      <w:pPr>
+        <w:rPr/>
+        <w:t>Tok događaja</w:t>
+      </w:r>
+    </w:p>
+    <w:p>
+      <w:pPr>
+        <w:pStyle w:val="normal1"/>
         <w:numPr>
           <w:ilvl w:val="2"/>
           <w:numId w:val="10"/>
         </w:numPr>
-        <w:ind w:left="2160" w:hanging="360"/>
+        <w:ind w:hanging="360" w:start="2160"/>
+        <w:rPr/>
       </w:pPr>
       <w:r>
         <w:rPr>
           <w:u w:val="single"/>
-          <w:rtl w:val="0"/>
-        </w:rPr>
-        <w:t xml:space="preserve">Korisnik vidi sve trenutno aktivne aktivnosti</w:t>
-      </w:r>
-    </w:p>
-    <w:p>
-      <w:pPr>
+        </w:rPr>
+        <w:t>Korisnik vidi sve trenutno aktivne aktivnosti</w:t>
+      </w:r>
+    </w:p>
+    <w:p>
+      <w:pPr>
+        <w:pStyle w:val="normal1"/>
         <w:numPr>
           <w:ilvl w:val="0"/>
           <w:numId w:val="13"/>
         </w:numPr>
-        <w:ind w:left="2160" w:hanging="360"/>
-      </w:pPr>
-      <w:r>
-        <w:rPr>
-          <w:rtl w:val="0"/>
-        </w:rPr>
-        <w:t xml:space="preserve">Korisniku ima pregled svih aktivnosti koje su trenutno aktivne u vidu liste gde može da vidi interesovanje za koje je vezana aktivnost, kada i gde se održava i koliko ljudi je trenutno prijavljeno</w:t>
-      </w:r>
-    </w:p>
-    <w:p>
-      <w:pPr>
+        <w:ind w:hanging="360" w:start="2160"/>
+        <w:rPr/>
+      </w:pPr>
+      <w:r>
+        <w:rPr/>
+        <w:t>Korisniku ima pregled svih aktivnosti koje su trenutno aktivne u vidu liste gde može da vidi interesovanje za koje je vezana aktivnost, kada i gde se održava i koliko ljudi je trenutno prijavljeno</w:t>
+      </w:r>
+    </w:p>
+    <w:p>
+      <w:pPr>
+        <w:pStyle w:val="normal1"/>
         <w:numPr>
           <w:ilvl w:val="0"/>
           <w:numId w:val="13"/>
         </w:numPr>
-        <w:ind w:left="2160" w:hanging="360"/>
+        <w:ind w:hanging="360" w:start="2160"/>
         <w:rPr>
           <w:u w:val="none"/>
         </w:rPr>
       </w:pPr>
       <w:r>
-        <w:rPr>
-          <w:rtl w:val="0"/>
-        </w:rPr>
-        <w:t xml:space="preserve">Korisnik može da pretraži interesovanja, prelazi se na 2.2.2</w:t>
-      </w:r>
-    </w:p>
-    <w:p>
-      <w:pPr>
+        <w:rPr/>
+        <w:t>Korisnik može da pretraži interesovanja, prelazi se na 2.2.2</w:t>
+      </w:r>
+    </w:p>
+    <w:p>
+      <w:pPr>
+        <w:pStyle w:val="normal1"/>
         <w:numPr>
           <w:ilvl w:val="0"/>
           <w:numId w:val="13"/>
         </w:numPr>
-        <w:ind w:left="2160" w:hanging="360"/>
+        <w:ind w:hanging="360" w:start="2160"/>
         <w:rPr>
           <w:u w:val="none"/>
         </w:rPr>
       </w:pPr>
       <w:r>
-        <w:rPr>
-          <w:rtl w:val="0"/>
-        </w:rPr>
-        <w:t xml:space="preserve">Korisnik može da označi interesovanje iz liste postojećih prelazi se na 2.2.3</w:t>
-      </w:r>
-    </w:p>
-    <w:p>
-      <w:pPr>
+        <w:rPr/>
+        <w:t>Korisnik može da označi interesovanje iz liste postojećih prelazi se na 2.2.3</w:t>
+      </w:r>
+    </w:p>
+    <w:p>
+      <w:pPr>
+        <w:pStyle w:val="normal1"/>
         <w:numPr>
           <w:ilvl w:val="0"/>
           <w:numId w:val="13"/>
         </w:numPr>
-        <w:ind w:left="2160" w:hanging="360"/>
+        <w:ind w:hanging="360" w:start="2160"/>
         <w:rPr>
           <w:u w:val="none"/>
         </w:rPr>
       </w:pPr>
       <w:r>
-        <w:rPr>
-          <w:rtl w:val="0"/>
-        </w:rPr>
-        <w:t xml:space="preserve">Korisnik može da unese raspon datuma od, do, prelazi se na 2.2.4</w:t>
-      </w:r>
-    </w:p>
-    <w:p>
-      <w:pPr>
+        <w:rPr/>
+        <w:t>Korisnik može da unese raspon datuma od, do, prelazi se na 2.2.4</w:t>
+      </w:r>
+    </w:p>
+    <w:p>
+      <w:pPr>
+        <w:pStyle w:val="normal1"/>
         <w:numPr>
           <w:ilvl w:val="0"/>
           <w:numId w:val="13"/>
         </w:numPr>
-        <w:ind w:left="2160" w:hanging="360"/>
+        <w:ind w:hanging="360" w:start="2160"/>
         <w:rPr>
           <w:u w:val="none"/>
         </w:rPr>
       </w:pPr>
       <w:r>
-        <w:rPr>
-          <w:rtl w:val="0"/>
-        </w:rPr>
-        <w:t xml:space="preserve">Korisnik može da unese raspon vremena od, do, prelazi se na 2.2.5</w:t>
-      </w:r>
-    </w:p>
-    <w:p>
-      <w:pPr>
+        <w:rPr/>
+        <w:t>Korisnik može da unese raspon vremena od, do, prelazi se na 2.2.5</w:t>
+      </w:r>
+    </w:p>
+    <w:p>
+      <w:pPr>
+        <w:pStyle w:val="normal1"/>
         <w:numPr>
           <w:ilvl w:val="0"/>
           <w:numId w:val="13"/>
         </w:numPr>
-        <w:ind w:left="2160" w:hanging="360"/>
+        <w:ind w:hanging="360" w:start="2160"/>
         <w:rPr>
           <w:u w:val="none"/>
         </w:rPr>
       </w:pPr>
       <w:r>
-        <w:rPr>
-          <w:rtl w:val="0"/>
-        </w:rPr>
-        <w:t xml:space="preserve">Korisnik može da izabere grad, prelazi se na 2.2.6</w:t>
-      </w:r>
-    </w:p>
-    <w:p>
-      <w:pPr>
-        <w:rPr/>
-      </w:pPr>
-      <w:r>
-        <w:rPr>
-          <w:rtl w:val="0"/>
-        </w:rPr>
-      </w:r>
-    </w:p>
-    <w:p>
-      <w:pPr>
+        <w:rPr/>
+        <w:t>Korisnik može da izabere grad, prelazi se na 2.2.6</w:t>
+      </w:r>
+    </w:p>
+    <w:p>
+      <w:pPr>
+        <w:pStyle w:val="normal1"/>
+        <w:rPr/>
+      </w:pPr>
+      <w:r>
+        <w:rPr/>
+      </w:r>
+    </w:p>
+    <w:p>
+      <w:pPr>
+        <w:pStyle w:val="normal1"/>
         <w:numPr>
           <w:ilvl w:val="2"/>
           <w:numId w:val="10"/>
         </w:numPr>
-        <w:ind w:left="2160" w:hanging="360"/>
-        <w:rPr/>
-      </w:pPr>
-      <w:r>
-        <w:rPr>
-          <w:rtl w:val="0"/>
-        </w:rPr>
-        <w:t xml:space="preserve">Korisnik unosi tekst u pretraživač interesovanja</w:t>
-      </w:r>
-    </w:p>
-    <w:p>
-      <w:pPr>
+        <w:ind w:hanging="360" w:start="2160"/>
+        <w:rPr/>
+      </w:pPr>
+      <w:r>
+        <w:rPr/>
+        <w:t>Korisnik unosi tekst u pretraživač interesovanja</w:t>
+      </w:r>
+    </w:p>
+    <w:p>
+      <w:pPr>
+        <w:pStyle w:val="normal1"/>
         <w:numPr>
           <w:ilvl w:val="0"/>
           <w:numId w:val="4"/>
         </w:numPr>
-        <w:ind w:left="2160" w:hanging="360"/>
-      </w:pPr>
-      <w:r>
-        <w:rPr>
-          <w:rtl w:val="0"/>
-        </w:rPr>
-        <w:t xml:space="preserve">Ako se korisnikov unet tekst podudara sa nazivom nekog od interesovanja to interesovanje se jedino prikazuje</w:t>
-      </w:r>
-    </w:p>
-    <w:p>
-      <w:pPr>
+        <w:ind w:hanging="360" w:start="2160"/>
+        <w:rPr/>
+      </w:pPr>
+      <w:r>
+        <w:rPr/>
+        <w:t>Ako se korisnikov unet tekst podudara sa nazivom nekog od interesovanja to interesovanje se jedino prikazuje</w:t>
+      </w:r>
+    </w:p>
+    <w:p>
+      <w:pPr>
+        <w:pStyle w:val="normal1"/>
         <w:numPr>
           <w:ilvl w:val="0"/>
           <w:numId w:val="4"/>
         </w:numPr>
-        <w:ind w:left="2160" w:hanging="360"/>
+        <w:ind w:hanging="360" w:start="2160"/>
         <w:rPr>
           <w:u w:val="none"/>
         </w:rPr>
       </w:pPr>
       <w:r>
-        <w:rPr>
-          <w:rtl w:val="0"/>
-        </w:rPr>
-        <w:t xml:space="preserve">Korisnik može da klikne na interesovanje i time ga označi</w:t>
-      </w:r>
-      <w:r>
-        <w:rPr>
-          <w:rtl w:val="0"/>
-        </w:rPr>
-      </w:r>
-    </w:p>
-    <w:p>
-      <w:pPr>
-        <w:ind w:left="720" w:firstLine="0"/>
-        <w:rPr/>
-      </w:pPr>
-      <w:r>
-        <w:rPr>
-          <w:rtl w:val="0"/>
-        </w:rPr>
-      </w:r>
-    </w:p>
-    <w:p>
-      <w:pPr>
+        <w:rPr/>
+        <w:t>Korisnik može da klikne na interesovanje i time ga označi</w:t>
+      </w:r>
+    </w:p>
+    <w:p>
+      <w:pPr>
+        <w:pStyle w:val="normal1"/>
+        <w:ind w:hanging="0" w:start="720"/>
+        <w:rPr/>
+      </w:pPr>
+      <w:r>
+        <w:rPr/>
+      </w:r>
+    </w:p>
+    <w:p>
+      <w:pPr>
+        <w:pStyle w:val="normal1"/>
         <w:numPr>
           <w:ilvl w:val="2"/>
           <w:numId w:val="10"/>
         </w:numPr>
-        <w:ind w:left="2160" w:hanging="360"/>
+        <w:ind w:hanging="360" w:start="2160"/>
+        <w:rPr/>
       </w:pPr>
       <w:r>
         <w:rPr>
           <w:u w:val="single"/>
-          <w:rtl w:val="0"/>
-        </w:rPr>
-        <w:t xml:space="preserve">Korisnik je označio jedno ili više interesovanje</w:t>
-      </w:r>
-    </w:p>
-    <w:p>
-      <w:pPr>
+        </w:rPr>
+        <w:t>Korisnik je označio jedno ili više interesovanje</w:t>
+      </w:r>
+    </w:p>
+    <w:p>
+      <w:pPr>
+        <w:pStyle w:val="normal1"/>
         <w:numPr>
           <w:ilvl w:val="0"/>
           <w:numId w:val="8"/>
         </w:numPr>
-        <w:ind w:left="2160" w:hanging="360"/>
-      </w:pPr>
-      <w:r>
-        <w:rPr>
-          <w:rtl w:val="0"/>
-        </w:rPr>
+        <w:ind w:hanging="360" w:start="2160"/>
+        <w:rPr/>
+      </w:pPr>
+      <w:r>
+        <w:rPr/>
         <w:t xml:space="preserve">Korisnik je označio interesovanje </w:t>
       </w:r>
     </w:p>
     <w:p>
       <w:pPr>
+        <w:pStyle w:val="normal1"/>
         <w:numPr>
           <w:ilvl w:val="0"/>
           <w:numId w:val="8"/>
         </w:numPr>
-        <w:ind w:left="2160" w:hanging="360"/>
-      </w:pPr>
-      <w:r>
-        <w:rPr>
-          <w:rtl w:val="0"/>
-        </w:rPr>
-        <w:t xml:space="preserve">Prikazuju mu se samo aktivnosti koje pripadaju označenim interesovanjima</w:t>
-      </w:r>
-      <w:r>
-        <w:rPr>
-          <w:rtl w:val="0"/>
-        </w:rPr>
-      </w:r>
-    </w:p>
-    <w:p>
-      <w:pPr>
-        <w:ind w:left="720" w:firstLine="0"/>
-        <w:rPr/>
-      </w:pPr>
-      <w:r>
-        <w:rPr>
-          <w:rtl w:val="0"/>
-        </w:rPr>
-      </w:r>
-    </w:p>
-    <w:p>
-      <w:pPr>
+        <w:ind w:hanging="360" w:start="2160"/>
+        <w:rPr/>
+      </w:pPr>
+      <w:r>
+        <w:rPr/>
+        <w:t>Prikazuju mu se samo aktivnosti koje pripadaju označenim interesovanjima</w:t>
+      </w:r>
+    </w:p>
+    <w:p>
+      <w:pPr>
+        <w:pStyle w:val="normal1"/>
+        <w:ind w:hanging="0" w:start="720"/>
+        <w:rPr/>
+      </w:pPr>
+      <w:r>
+        <w:rPr/>
+      </w:r>
+    </w:p>
+    <w:p>
+      <w:pPr>
+        <w:pStyle w:val="normal1"/>
         <w:numPr>
           <w:ilvl w:val="2"/>
           <w:numId w:val="10"/>
         </w:numPr>
-        <w:ind w:left="2160" w:hanging="360"/>
-      </w:pPr>
-      <w:r>
-        <w:rPr>
-          <w:rtl w:val="0"/>
-        </w:rPr>
-        <w:t xml:space="preserve">Korisnik je uneo raspon datuma</w:t>
-      </w:r>
-    </w:p>
-    <w:p>
-      <w:pPr>
+        <w:ind w:hanging="360" w:start="2160"/>
+        <w:rPr/>
+      </w:pPr>
+      <w:r>
+        <w:rPr/>
+        <w:t>Korisnik je uneo raspon datuma</w:t>
+      </w:r>
+    </w:p>
+    <w:p>
+      <w:pPr>
+        <w:pStyle w:val="normal1"/>
         <w:numPr>
           <w:ilvl w:val="0"/>
           <w:numId w:val="6"/>
         </w:numPr>
-        <w:ind w:left="2160" w:hanging="360"/>
+        <w:ind w:hanging="360" w:start="2160"/>
         <w:rPr>
           <w:u w:val="none"/>
         </w:rPr>
       </w:pPr>
       <w:r>
-        <w:rPr>
-          <w:rtl w:val="0"/>
-        </w:rPr>
-        <w:t xml:space="preserve">Korisnik je uneo raspon datuma</w:t>
-      </w:r>
-    </w:p>
-    <w:p>
-      <w:pPr>
+        <w:rPr/>
+        <w:t>Korisnik je uneo raspon datuma</w:t>
+      </w:r>
+    </w:p>
+    <w:p>
+      <w:pPr>
+        <w:pStyle w:val="normal1"/>
         <w:numPr>
           <w:ilvl w:val="0"/>
           <w:numId w:val="6"/>
         </w:numPr>
-        <w:ind w:left="2160" w:hanging="360"/>
+        <w:ind w:hanging="360" w:start="2160"/>
         <w:rPr>
           <w:u w:val="none"/>
         </w:rPr>
       </w:pPr>
       <w:r>
-        <w:rPr>
-          <w:rtl w:val="0"/>
-        </w:rPr>
-        <w:t xml:space="preserve">Prikazuju mu se samo aktivnosti koje se održavaju između unetih datuma</w:t>
-      </w:r>
-    </w:p>
-    <w:p>
-      <w:pPr>
-        <w:rPr/>
-      </w:pPr>
-      <w:r>
-        <w:rPr>
-          <w:rtl w:val="0"/>
-        </w:rPr>
-      </w:r>
-    </w:p>
-    <w:p>
-      <w:pPr>
+        <w:rPr/>
+        <w:t>Prikazuju mu se samo aktivnosti koje se održavaju između unetih datuma</w:t>
+      </w:r>
+    </w:p>
+    <w:p>
+      <w:pPr>
+        <w:pStyle w:val="normal1"/>
+        <w:rPr/>
+      </w:pPr>
+      <w:r>
+        <w:rPr/>
+      </w:r>
+    </w:p>
+    <w:p>
+      <w:pPr>
+        <w:pStyle w:val="normal1"/>
         <w:numPr>
           <w:ilvl w:val="2"/>
           <w:numId w:val="10"/>
         </w:numPr>
-        <w:ind w:left="2160" w:hanging="360"/>
+        <w:ind w:hanging="360" w:start="2160"/>
         <w:rPr>
           <w:u w:val="none"/>
         </w:rPr>
       </w:pPr>
       <w:r>
-        <w:rPr>
-          <w:rtl w:val="0"/>
-        </w:rPr>
-        <w:t xml:space="preserve">Korisnik je uneo raspon vremena</w:t>
-      </w:r>
-    </w:p>
-    <w:p>
-      <w:pPr>
+        <w:rPr/>
+        <w:t>Korisnik je uneo raspon vremena</w:t>
+      </w:r>
+    </w:p>
+    <w:p>
+      <w:pPr>
+        <w:pStyle w:val="normal1"/>
         <w:numPr>
           <w:ilvl w:val="0"/>
           <w:numId w:val="5"/>
         </w:numPr>
-        <w:ind w:left="2160" w:hanging="360"/>
+        <w:ind w:hanging="360" w:start="2160"/>
         <w:rPr>
           <w:u w:val="none"/>
         </w:rPr>
       </w:pPr>
       <w:r>
-        <w:rPr>
-          <w:rtl w:val="0"/>
-        </w:rPr>
-        <w:t xml:space="preserve">Korisnik je uneo raspon vremena</w:t>
-      </w:r>
-    </w:p>
-    <w:p>
-      <w:pPr>
+        <w:rPr/>
+        <w:t>Korisnik je uneo raspon vremena</w:t>
+      </w:r>
+    </w:p>
+    <w:p>
+      <w:pPr>
+        <w:pStyle w:val="normal1"/>
         <w:numPr>
           <w:ilvl w:val="0"/>
           <w:numId w:val="5"/>
         </w:numPr>
-        <w:ind w:left="2160" w:hanging="360"/>
+        <w:ind w:hanging="360" w:start="2160"/>
         <w:rPr>
           <w:u w:val="none"/>
         </w:rPr>
       </w:pPr>
       <w:r>
-        <w:rPr>
-          <w:rtl w:val="0"/>
-        </w:rPr>
-        <w:t xml:space="preserve">Prikazuju mu se samo aktivnosti koje se održavaju između unetog vremena</w:t>
-      </w:r>
-    </w:p>
-    <w:p>
-      <w:pPr>
-        <w:rPr/>
-      </w:pPr>
-      <w:r>
-        <w:rPr>
-          <w:rtl w:val="0"/>
-        </w:rPr>
-      </w:r>
-    </w:p>
-    <w:p>
-      <w:pPr>
+        <w:rPr/>
+        <w:t>Prikazuju mu se samo aktivnosti koje se održavaju između unetog vremena</w:t>
+      </w:r>
+    </w:p>
+    <w:p>
+      <w:pPr>
+        <w:pStyle w:val="normal1"/>
+        <w:rPr/>
+      </w:pPr>
+      <w:r>
+        <w:rPr/>
+      </w:r>
+    </w:p>
+    <w:p>
+      <w:pPr>
+        <w:pStyle w:val="normal1"/>
         <w:numPr>
           <w:ilvl w:val="2"/>
           <w:numId w:val="10"/>
         </w:numPr>
-        <w:ind w:left="2160" w:hanging="360"/>
+        <w:ind w:hanging="360" w:start="2160"/>
         <w:rPr>
           <w:u w:val="none"/>
         </w:rPr>
       </w:pPr>
       <w:r>
-        <w:rPr>
-          <w:rtl w:val="0"/>
-        </w:rPr>
-        <w:t xml:space="preserve">Korisnik je izabrao grad</w:t>
-      </w:r>
-    </w:p>
-    <w:p>
-      <w:pPr>
+        <w:rPr/>
+        <w:t>Korisnik je izabrao grad</w:t>
+      </w:r>
+    </w:p>
+    <w:p>
+      <w:pPr>
+        <w:pStyle w:val="normal1"/>
         <w:numPr>
           <w:ilvl w:val="0"/>
           <w:numId w:val="7"/>
         </w:numPr>
-        <w:ind w:left="2160" w:hanging="360"/>
+        <w:ind w:hanging="360" w:start="2160"/>
         <w:rPr>
           <w:u w:val="none"/>
         </w:rPr>
       </w:pPr>
       <w:r>
-        <w:rPr>
-          <w:rtl w:val="0"/>
-        </w:rPr>
-        <w:t xml:space="preserve">Korisnik je izabrao grad iz padajuće liste svih gradova</w:t>
-      </w:r>
-    </w:p>
-    <w:p>
-      <w:pPr>
+        <w:rPr/>
+        <w:t>Korisnik je izabrao grad iz padajuće liste svih gradova</w:t>
+      </w:r>
+    </w:p>
+    <w:p>
+      <w:pPr>
+        <w:pStyle w:val="normal1"/>
         <w:numPr>
           <w:ilvl w:val="0"/>
           <w:numId w:val="7"/>
         </w:numPr>
-        <w:ind w:left="2160" w:hanging="360"/>
+        <w:ind w:hanging="360" w:start="2160"/>
         <w:rPr>
           <w:u w:val="none"/>
         </w:rPr>
       </w:pPr>
       <w:r>
-        <w:rPr>
-          <w:rtl w:val="0"/>
-        </w:rPr>
-        <w:t xml:space="preserve">Prikazuju mu se samo aktivnosti koje se održavaju u datom gradu</w:t>
-      </w:r>
-    </w:p>
-    <w:p>
-      <w:pPr>
-        <w:ind w:left="2160" w:firstLine="0"/>
-        <w:rPr/>
-      </w:pPr>
-      <w:r>
-        <w:rPr>
-          <w:rtl w:val="0"/>
-        </w:rPr>
-      </w:r>
-    </w:p>
-    <w:p>
-      <w:pPr>
+        <w:rPr/>
+        <w:t>Prikazuju mu se samo aktivnosti koje se održavaju u datom gradu</w:t>
+      </w:r>
+    </w:p>
+    <w:p>
+      <w:pPr>
+        <w:pStyle w:val="normal1"/>
+        <w:ind w:hanging="0" w:start="2160"/>
+        <w:rPr/>
+      </w:pPr>
+      <w:r>
+        <w:rPr/>
+      </w:r>
+    </w:p>
+    <w:p>
+      <w:pPr>
+        <w:pStyle w:val="normal1"/>
         <w:numPr>
           <w:ilvl w:val="2"/>
           <w:numId w:val="10"/>
         </w:numPr>
-        <w:ind w:left="2160" w:hanging="360"/>
+        <w:ind w:hanging="360" w:start="2160"/>
         <w:rPr>
           <w:u w:val="none"/>
         </w:rPr>
       </w:pPr>
       <w:r>
-        <w:rPr>
-          <w:rtl w:val="0"/>
-        </w:rPr>
-        <w:t xml:space="preserve">Prikazuju se aktivnosti koje odgovaraju filterima</w:t>
-      </w:r>
-    </w:p>
-    <w:p>
-      <w:pPr>
+        <w:rPr/>
+        <w:t>Prikazuju se aktivnosti koje odgovaraju filterima</w:t>
+      </w:r>
+    </w:p>
+    <w:p>
+      <w:pPr>
+        <w:pStyle w:val="normal1"/>
         <w:numPr>
           <w:ilvl w:val="0"/>
           <w:numId w:val="3"/>
         </w:numPr>
-        <w:ind w:left="2160" w:hanging="360"/>
+        <w:ind w:hanging="360" w:start="2160"/>
         <w:rPr>
           <w:u w:val="none"/>
         </w:rPr>
       </w:pPr>
       <w:r>
-        <w:rPr>
-          <w:rtl w:val="0"/>
-        </w:rPr>
-        <w:t xml:space="preserve">Korinisku se prikazuju aktivnosti koje odgovaraju do sada unetim filterima</w:t>
-      </w:r>
-    </w:p>
-    <w:p>
-      <w:pPr>
+        <w:rPr/>
+        <w:t>Korinisku se prikazuju aktivnosti koje odgovaraju do sada unetim filterima</w:t>
+      </w:r>
+    </w:p>
+    <w:p>
+      <w:pPr>
+        <w:pStyle w:val="normal1"/>
         <w:numPr>
           <w:ilvl w:val="0"/>
           <w:numId w:val="3"/>
         </w:numPr>
-        <w:ind w:left="2160" w:hanging="360"/>
+        <w:ind w:hanging="360" w:start="2160"/>
         <w:rPr>
           <w:u w:val="none"/>
         </w:rPr>
       </w:pPr>
       <w:r>
-        <w:rPr>
-          <w:rtl w:val="0"/>
-        </w:rPr>
-        <w:t xml:space="preserve">Korisnik može da promeni filtere i tada prelazi u neko od prethodnih stanja</w:t>
-      </w:r>
-    </w:p>
-    <w:p>
-      <w:pPr>
-        <w:rPr/>
-      </w:pPr>
-      <w:r>
-        <w:rPr>
-          <w:rtl w:val="0"/>
-        </w:rPr>
-      </w:r>
-    </w:p>
-    <w:p>
-      <w:pPr>
+        <w:rPr/>
+        <w:t>Korisnik može da promeni filtere i tada prelazi u neko od prethodnih stanja</w:t>
+      </w:r>
+    </w:p>
+    <w:p>
+      <w:pPr>
+        <w:pStyle w:val="normal1"/>
+        <w:rPr/>
+      </w:pPr>
+      <w:r>
+        <w:rPr/>
+      </w:r>
+    </w:p>
+    <w:p>
+      <w:pPr>
+        <w:pStyle w:val="normal1"/>
         <w:numPr>
           <w:ilvl w:val="2"/>
           <w:numId w:val="10"/>
         </w:numPr>
-        <w:ind w:left="2160" w:hanging="360"/>
+        <w:ind w:hanging="360" w:start="2160"/>
         <w:rPr>
           <w:u w:val="none"/>
         </w:rPr>
       </w:pPr>
       <w:r>
-        <w:rPr>
-          <w:rtl w:val="0"/>
-        </w:rPr>
-        <w:t xml:space="preserve">Nema aktivnosti</w:t>
-      </w:r>
-    </w:p>
-    <w:p>
-      <w:pPr>
+        <w:rPr/>
+        <w:t>Nema aktivnosti</w:t>
+      </w:r>
+    </w:p>
+    <w:p>
+      <w:pPr>
+        <w:pStyle w:val="normal1"/>
         <w:numPr>
           <w:ilvl w:val="0"/>
           <w:numId w:val="12"/>
         </w:numPr>
-        <w:ind w:left="2160" w:hanging="360"/>
+        <w:ind w:hanging="360" w:start="2160"/>
         <w:rPr>
           <w:u w:val="none"/>
         </w:rPr>
       </w:pPr>
       <w:r>
-        <w:rPr>
-          <w:rtl w:val="0"/>
-        </w:rPr>
-        <w:t xml:space="preserve">Ukoliko ni jedna aktivnost ne odgovara filteru, korisniku se prikazuje poruka da ne postoje aktivnosti koje odgovaraju unetim filterima</w:t>
-      </w:r>
-    </w:p>
-    <w:p>
-      <w:pPr>
-        <w:ind w:left="0" w:firstLine="0"/>
-        <w:rPr/>
-      </w:pPr>
-      <w:r>
-        <w:rPr>
-          <w:rtl w:val="0"/>
-        </w:rPr>
+        <w:rPr/>
+        <w:t>Ukoliko ni jedna aktivnost ne odgovara filteru, korisniku se prikazuje poruka da ne postoje aktivnosti koje odgovaraju unetim filterima</w:t>
+      </w:r>
+    </w:p>
+    <w:p>
+      <w:pPr>
+        <w:pStyle w:val="normal1"/>
+        <w:ind w:hanging="0" w:start="0"/>
+        <w:rPr/>
+      </w:pPr>
+      <w:r>
+        <w:rPr/>
       </w:r>
     </w:p>
     <w:p>
@@ -1927,61 +1831,56 @@
           <w:ilvl w:val="1"/>
           <w:numId w:val="10"/>
         </w:numPr>
-        <w:spacing w:after="0" w:afterAutospacing="0"/>
-        <w:ind w:left="1440" w:hanging="360"/>
         <w:rPr>
           <w:sz w:val="32"/>
           <w:szCs w:val="32"/>
         </w:rPr>
       </w:pPr>
-      <w:bookmarkStart w:colFirst="0" w:colLast="0" w:name="_33u6c5dal63q" w:id="10"/>
+      <w:bookmarkStart w:id="10" w:name="_33u6c5dal63q"/>
       <w:bookmarkEnd w:id="10"/>
       <w:r>
-        <w:rPr>
-          <w:rtl w:val="0"/>
-        </w:rPr>
-        <w:t xml:space="preserve">Posebni zahtevi</w:t>
-      </w:r>
-    </w:p>
-    <w:p>
-      <w:pPr>
+        <w:rPr/>
+        <w:t>Posebni zahtevi</w:t>
+      </w:r>
+    </w:p>
+    <w:p>
+      <w:pPr>
+        <w:pStyle w:val="normal1"/>
         <w:numPr>
           <w:ilvl w:val="0"/>
           <w:numId w:val="1"/>
         </w:numPr>
-        <w:ind w:left="1440" w:hanging="360"/>
-      </w:pPr>
-      <w:r>
-        <w:rPr>
-          <w:rtl w:val="0"/>
-        </w:rPr>
-        <w:t xml:space="preserve">Korisniku mora biti jasno naznačeno da nema aktivnosti koje odgovaraju datim filterima</w:t>
-      </w:r>
-    </w:p>
-    <w:p>
-      <w:pPr>
+        <w:ind w:hanging="360" w:start="1440"/>
+        <w:rPr/>
+      </w:pPr>
+      <w:r>
+        <w:rPr/>
+        <w:t>Korisniku mora biti jasno naznačeno da nema aktivnosti koje odgovaraju datim filterima</w:t>
+      </w:r>
+    </w:p>
+    <w:p>
+      <w:pPr>
+        <w:pStyle w:val="normal1"/>
         <w:numPr>
           <w:ilvl w:val="0"/>
           <w:numId w:val="1"/>
         </w:numPr>
-        <w:ind w:left="1440" w:hanging="360"/>
-      </w:pPr>
-      <w:r>
-        <w:rPr>
-          <w:rtl w:val="0"/>
-        </w:rPr>
-        <w:t xml:space="preserve">Korisnik ne mora biti ulogovan da bi pristupio ovoj funkcionalnosti</w:t>
-      </w:r>
-    </w:p>
-    <w:p>
-      <w:pPr>
-        <w:ind w:left="1440" w:firstLine="0"/>
-        <w:rPr/>
-      </w:pPr>
-      <w:r>
-        <w:rPr>
-          <w:rtl w:val="0"/>
-        </w:rPr>
+        <w:ind w:hanging="360" w:start="1440"/>
+        <w:rPr/>
+      </w:pPr>
+      <w:r>
+        <w:rPr/>
+        <w:t>Korisnik ne mora biti ulogovan da bi pristupio ovoj funkcionalnosti</w:t>
+      </w:r>
+    </w:p>
+    <w:p>
+      <w:pPr>
+        <w:pStyle w:val="normal1"/>
+        <w:ind w:hanging="0" w:start="1440"/>
+        <w:rPr/>
+      </w:pPr>
+      <w:r>
+        <w:rPr/>
       </w:r>
     </w:p>
     <w:p>
@@ -1991,46 +1890,41 @@
           <w:ilvl w:val="1"/>
           <w:numId w:val="10"/>
         </w:numPr>
-        <w:spacing w:after="0" w:afterAutospacing="0"/>
-        <w:ind w:left="1440" w:hanging="360"/>
         <w:rPr>
           <w:sz w:val="32"/>
           <w:szCs w:val="32"/>
         </w:rPr>
       </w:pPr>
-      <w:bookmarkStart w:colFirst="0" w:colLast="0" w:name="_nnbiirl8ps7f" w:id="11"/>
+      <w:bookmarkStart w:id="11" w:name="_nnbiirl8ps7f"/>
       <w:bookmarkEnd w:id="11"/>
       <w:r>
-        <w:rPr>
-          <w:rtl w:val="0"/>
-        </w:rPr>
-        <w:t xml:space="preserve">Preduslovi</w:t>
-      </w:r>
-    </w:p>
-    <w:p>
-      <w:pPr>
+        <w:rPr/>
+        <w:t>Preduslovi</w:t>
+      </w:r>
+    </w:p>
+    <w:p>
+      <w:pPr>
+        <w:pStyle w:val="normal1"/>
         <w:numPr>
           <w:ilvl w:val="0"/>
           <w:numId w:val="9"/>
         </w:numPr>
-        <w:ind w:left="1440" w:hanging="360"/>
-      </w:pPr>
-      <w:r>
-        <w:rPr>
-          <w:rtl w:val="0"/>
-        </w:rPr>
-        <w:t xml:space="preserve">nema</w:t>
-      </w:r>
-    </w:p>
-    <w:p>
-      <w:pPr>
-        <w:ind w:left="1440" w:firstLine="0"/>
-        <w:rPr/>
-      </w:pPr>
-      <w:r>
-        <w:rPr>
-          <w:rtl w:val="0"/>
-        </w:rPr>
+        <w:ind w:hanging="360" w:start="1440"/>
+        <w:rPr/>
+      </w:pPr>
+      <w:r>
+        <w:rPr/>
+        <w:t>nema</w:t>
+      </w:r>
+    </w:p>
+    <w:p>
+      <w:pPr>
+        <w:pStyle w:val="normal1"/>
+        <w:ind w:hanging="0" w:start="1440"/>
+        <w:rPr/>
+      </w:pPr>
+      <w:r>
+        <w:rPr/>
       </w:r>
     </w:p>
     <w:p>
@@ -2040,70 +1934,78 @@
           <w:ilvl w:val="1"/>
           <w:numId w:val="10"/>
         </w:numPr>
-        <w:spacing w:after="0" w:afterAutospacing="0"/>
-        <w:ind w:left="1440" w:hanging="360"/>
         <w:rPr>
           <w:sz w:val="32"/>
           <w:szCs w:val="32"/>
         </w:rPr>
       </w:pPr>
-      <w:bookmarkStart w:colFirst="0" w:colLast="0" w:name="_k1ocrz83i21c" w:id="12"/>
+      <w:bookmarkStart w:id="12" w:name="_k1ocrz83i21c"/>
       <w:bookmarkEnd w:id="12"/>
       <w:r>
-        <w:rPr>
-          <w:rtl w:val="0"/>
-        </w:rPr>
-        <w:t xml:space="preserve">Posledice</w:t>
-      </w:r>
-    </w:p>
-    <w:p>
-      <w:pPr>
+        <w:rPr/>
+        <w:t>Posledice</w:t>
+      </w:r>
+    </w:p>
+    <w:p>
+      <w:pPr>
+        <w:pStyle w:val="normal1"/>
         <w:numPr>
           <w:ilvl w:val="0"/>
           <w:numId w:val="11"/>
         </w:numPr>
-        <w:ind w:left="1440" w:hanging="360"/>
-      </w:pPr>
-      <w:r>
-        <w:rPr>
-          <w:rtl w:val="0"/>
-        </w:rPr>
-        <w:t xml:space="preserve">nema</w:t>
+        <w:ind w:hanging="360" w:start="1440"/>
+        <w:rPr/>
+      </w:pPr>
+      <w:r>
+        <w:rPr/>
+        <w:t>nema</w:t>
       </w:r>
     </w:p>
     <w:sectPr>
-      <w:pgSz w:h="16834" w:w="11909" w:orient="portrait"/>
-      <w:pgMar w:bottom="1440" w:top="1440" w:left="1440" w:right="1440" w:header="720" w:footer="720"/>
-      <w:pgNumType w:start="1"/>
+      <w:type w:val="nextPage"/>
+      <w:pgSz w:w="11906" w:h="16838"/>
+      <w:pgMar w:left="1440" w:right="1440" w:gutter="0" w:header="0" w:top="1440" w:footer="0" w:bottom="1440"/>
+      <w:pgNumType w:start="1" w:fmt="decimal"/>
+      <w:formProt w:val="false"/>
+      <w:textDirection w:val="lrTb"/>
+      <w:docGrid w:type="default" w:linePitch="100" w:charSpace="0"/>
     </w:sectPr>
   </w:body>
 </w:document>
 </file>
 
 <file path=word/numbering.xml><?xml version="1.0" encoding="utf-8"?>
-<w:numbering xmlns:mc="http://schemas.openxmlformats.org/markup-compatibility/2006" xmlns:o="urn:schemas-microsoft-com:office:office" xmlns:r="http://schemas.openxmlformats.org/officeDocument/2006/relationships" xmlns:m="http://schemas.openxmlformats.org/officeDocument/2006/math" xmlns:v="urn:schemas-microsoft-com:vml" xmlns:wp="http://schemas.openxmlformats.org/drawingml/2006/wordprocessingDrawing" xmlns:w10="urn:schemas-microsoft-com:office:word" xmlns:w="http://schemas.openxmlformats.org/wordprocessingml/2006/main" xmlns:wne="http://schemas.microsoft.com/office/word/2006/wordml" xmlns:sl="http://schemas.openxmlformats.org/schemaLibrary/2006/main" xmlns:a="http://schemas.openxmlformats.org/drawingml/2006/main" xmlns:pic="http://schemas.openxmlformats.org/drawingml/2006/picture" xmlns:c="http://schemas.openxmlformats.org/drawingml/2006/chart" xmlns:lc="http://schemas.openxmlformats.org/drawingml/2006/lockedCanvas" xmlns:dgm="http://schemas.openxmlformats.org/drawingml/2006/diagram" xmlns:wps="http://schemas.microsoft.com/office/word/2010/wordprocessingShape" xmlns:wpg="http://schemas.microsoft.com/office/word/2010/wordprocessingGroup" xmlns:w14="http://schemas.microsoft.com/office/word/2010/wordml" xmlns:w15="http://schemas.microsoft.com/office/word/2012/wordml" xmlns:w16="http://schemas.microsoft.com/office/word/2018/wordml" xmlns:w16cex="http://schemas.microsoft.com/office/word/2018/wordml/cex" xmlns:w16cid="http://schemas.microsoft.com/office/word/2016/wordml/cid" xmlns="http://schemas.microsoft.com/office/tasks/2019/documenttasks" xmlns:cr="http://schemas.microsoft.com/office/comments/2020/reactions">
+<w:numbering xmlns:w="http://schemas.openxmlformats.org/wordprocessingml/2006/main" xmlns:o="urn:schemas-microsoft-com:office:office" xmlns:r="http://schemas.openxmlformats.org/officeDocument/2006/relationships" xmlns:v="urn:schemas-microsoft-com:vml" xmlns:mc="http://schemas.openxmlformats.org/markup-compatibility/2006" xmlns:w14="http://schemas.microsoft.com/office/word/2010/wordml" mc:Ignorable="w14">
   <w:abstractNum w:abstractNumId="1">
     <w:lvl w:ilvl="0">
       <w:start w:val="1"/>
       <w:numFmt w:val="bullet"/>
-      <w:lvlText w:val="●"/>
-      <w:lvlJc w:val="left"/>
-      <w:pPr>
-        <w:ind w:left="1440" w:hanging="360"/>
-      </w:pPr>
-      <w:rPr>
+      <w:lvlText w:val=""/>
+      <w:lvlJc w:val="start"/>
+      <w:pPr>
+        <w:tabs>
+          <w:tab w:val="num" w:pos="0"/>
+        </w:tabs>
+        <w:ind w:start="1440" w:hanging="360"/>
+      </w:pPr>
+      <w:rPr>
+        <w:rFonts w:ascii="Wingdings" w:hAnsi="Wingdings" w:cs="Wingdings" w:hint="default"/>
         <w:u w:val="none"/>
       </w:rPr>
     </w:lvl>
     <w:lvl w:ilvl="1">
       <w:start w:val="1"/>
       <w:numFmt w:val="bullet"/>
-      <w:lvlText w:val="○"/>
-      <w:lvlJc w:val="left"/>
-      <w:pPr>
-        <w:ind w:left="2160" w:hanging="360"/>
-      </w:pPr>
-      <w:rPr>
+      <w:lvlText w:val=""/>
+      <w:lvlJc w:val="start"/>
+      <w:pPr>
+        <w:tabs>
+          <w:tab w:val="num" w:pos="0"/>
+        </w:tabs>
+        <w:ind w:start="2160" w:hanging="360"/>
+      </w:pPr>
+      <w:rPr>
+        <w:rFonts w:ascii="Wingdings 2" w:hAnsi="Wingdings 2" w:cs="Wingdings 2" w:hint="default"/>
         <w:u w:val="none"/>
       </w:rPr>
     </w:lvl>
@@ -2111,35 +2013,47 @@
       <w:start w:val="1"/>
       <w:numFmt w:val="bullet"/>
       <w:lvlText w:val="■"/>
-      <w:lvlJc w:val="left"/>
-      <w:pPr>
-        <w:ind w:left="2880" w:hanging="360"/>
-      </w:pPr>
-      <w:rPr>
+      <w:lvlJc w:val="start"/>
+      <w:pPr>
+        <w:tabs>
+          <w:tab w:val="num" w:pos="0"/>
+        </w:tabs>
+        <w:ind w:start="2880" w:hanging="360"/>
+      </w:pPr>
+      <w:rPr>
+        <w:rFonts w:ascii="OpenSymbol" w:hAnsi="OpenSymbol" w:cs="OpenSymbol" w:hint="default"/>
         <w:u w:val="none"/>
       </w:rPr>
     </w:lvl>
     <w:lvl w:ilvl="3">
       <w:start w:val="1"/>
       <w:numFmt w:val="bullet"/>
-      <w:lvlText w:val="●"/>
-      <w:lvlJc w:val="left"/>
-      <w:pPr>
-        <w:ind w:left="3600" w:hanging="360"/>
-      </w:pPr>
-      <w:rPr>
+      <w:lvlText w:val=""/>
+      <w:lvlJc w:val="start"/>
+      <w:pPr>
+        <w:tabs>
+          <w:tab w:val="num" w:pos="0"/>
+        </w:tabs>
+        <w:ind w:start="3600" w:hanging="360"/>
+      </w:pPr>
+      <w:rPr>
+        <w:rFonts w:ascii="Wingdings" w:hAnsi="Wingdings" w:cs="Wingdings" w:hint="default"/>
         <w:u w:val="none"/>
       </w:rPr>
     </w:lvl>
     <w:lvl w:ilvl="4">
       <w:start w:val="1"/>
       <w:numFmt w:val="bullet"/>
-      <w:lvlText w:val="○"/>
-      <w:lvlJc w:val="left"/>
-      <w:pPr>
-        <w:ind w:left="4320" w:hanging="360"/>
-      </w:pPr>
-      <w:rPr>
+      <w:lvlText w:val=""/>
+      <w:lvlJc w:val="start"/>
+      <w:pPr>
+        <w:tabs>
+          <w:tab w:val="num" w:pos="0"/>
+        </w:tabs>
+        <w:ind w:start="4320" w:hanging="360"/>
+      </w:pPr>
+      <w:rPr>
+        <w:rFonts w:ascii="Wingdings 2" w:hAnsi="Wingdings 2" w:cs="Wingdings 2" w:hint="default"/>
         <w:u w:val="none"/>
       </w:rPr>
     </w:lvl>
@@ -2147,35 +2061,47 @@
       <w:start w:val="1"/>
       <w:numFmt w:val="bullet"/>
       <w:lvlText w:val="■"/>
-      <w:lvlJc w:val="left"/>
-      <w:pPr>
-        <w:ind w:left="5040" w:hanging="360"/>
-      </w:pPr>
-      <w:rPr>
+      <w:lvlJc w:val="start"/>
+      <w:pPr>
+        <w:tabs>
+          <w:tab w:val="num" w:pos="0"/>
+        </w:tabs>
+        <w:ind w:start="5040" w:hanging="360"/>
+      </w:pPr>
+      <w:rPr>
+        <w:rFonts w:ascii="OpenSymbol" w:hAnsi="OpenSymbol" w:cs="OpenSymbol" w:hint="default"/>
         <w:u w:val="none"/>
       </w:rPr>
     </w:lvl>
     <w:lvl w:ilvl="6">
       <w:start w:val="1"/>
       <w:numFmt w:val="bullet"/>
-      <w:lvlText w:val="●"/>
-      <w:lvlJc w:val="left"/>
-      <w:pPr>
-        <w:ind w:left="5760" w:hanging="360"/>
-      </w:pPr>
-      <w:rPr>
+      <w:lvlText w:val=""/>
+      <w:lvlJc w:val="start"/>
+      <w:pPr>
+        <w:tabs>
+          <w:tab w:val="num" w:pos="0"/>
+        </w:tabs>
+        <w:ind w:start="5760" w:hanging="360"/>
+      </w:pPr>
+      <w:rPr>
+        <w:rFonts w:ascii="Wingdings" w:hAnsi="Wingdings" w:cs="Wingdings" w:hint="default"/>
         <w:u w:val="none"/>
       </w:rPr>
     </w:lvl>
     <w:lvl w:ilvl="7">
       <w:start w:val="1"/>
       <w:numFmt w:val="bullet"/>
-      <w:lvlText w:val="○"/>
-      <w:lvlJc w:val="left"/>
-      <w:pPr>
-        <w:ind w:left="6480" w:hanging="360"/>
-      </w:pPr>
-      <w:rPr>
+      <w:lvlText w:val=""/>
+      <w:lvlJc w:val="start"/>
+      <w:pPr>
+        <w:tabs>
+          <w:tab w:val="num" w:pos="0"/>
+        </w:tabs>
+        <w:ind w:start="6480" w:hanging="360"/>
+      </w:pPr>
+      <w:rPr>
+        <w:rFonts w:ascii="Wingdings 2" w:hAnsi="Wingdings 2" w:cs="Wingdings 2" w:hint="default"/>
         <w:u w:val="none"/>
       </w:rPr>
     </w:lvl>
@@ -2183,11 +2109,15 @@
       <w:start w:val="1"/>
       <w:numFmt w:val="bullet"/>
       <w:lvlText w:val="■"/>
-      <w:lvlJc w:val="left"/>
-      <w:pPr>
-        <w:ind w:left="7200" w:hanging="360"/>
-      </w:pPr>
-      <w:rPr>
+      <w:lvlJc w:val="start"/>
+      <w:pPr>
+        <w:tabs>
+          <w:tab w:val="num" w:pos="0"/>
+        </w:tabs>
+        <w:ind w:start="7200" w:hanging="360"/>
+      </w:pPr>
+      <w:rPr>
+        <w:rFonts w:ascii="OpenSymbol" w:hAnsi="OpenSymbol" w:cs="OpenSymbol" w:hint="default"/>
         <w:u w:val="none"/>
       </w:rPr>
     </w:lvl>
@@ -2197,9 +2127,12 @@
       <w:start w:val="1"/>
       <w:numFmt w:val="decimal"/>
       <w:lvlText w:val="%1."/>
-      <w:lvlJc w:val="left"/>
-      <w:pPr>
-        <w:ind w:left="1440" w:hanging="360"/>
+      <w:lvlJc w:val="start"/>
+      <w:pPr>
+        <w:tabs>
+          <w:tab w:val="num" w:pos="0"/>
+        </w:tabs>
+        <w:ind w:start="1440" w:hanging="360"/>
       </w:pPr>
       <w:rPr>
         <w:u w:val="none"/>
@@ -2209,9 +2142,12 @@
       <w:start w:val="1"/>
       <w:numFmt w:val="lowerLetter"/>
       <w:lvlText w:val="%2."/>
-      <w:lvlJc w:val="left"/>
-      <w:pPr>
-        <w:ind w:left="2160" w:hanging="360"/>
+      <w:lvlJc w:val="start"/>
+      <w:pPr>
+        <w:tabs>
+          <w:tab w:val="num" w:pos="0"/>
+        </w:tabs>
+        <w:ind w:start="2160" w:hanging="360"/>
       </w:pPr>
       <w:rPr>
         <w:u w:val="none"/>
@@ -2221,9 +2157,12 @@
       <w:start w:val="1"/>
       <w:numFmt w:val="lowerRoman"/>
       <w:lvlText w:val="%3."/>
-      <w:lvlJc w:val="right"/>
-      <w:pPr>
-        <w:ind w:left="2880" w:hanging="360"/>
+      <w:lvlJc w:val="end"/>
+      <w:pPr>
+        <w:tabs>
+          <w:tab w:val="num" w:pos="0"/>
+        </w:tabs>
+        <w:ind w:start="2880" w:hanging="360"/>
       </w:pPr>
       <w:rPr>
         <w:u w:val="none"/>
@@ -2233,9 +2172,12 @@
       <w:start w:val="1"/>
       <w:numFmt w:val="decimal"/>
       <w:lvlText w:val="%4."/>
-      <w:lvlJc w:val="left"/>
-      <w:pPr>
-        <w:ind w:left="3600" w:hanging="360"/>
+      <w:lvlJc w:val="start"/>
+      <w:pPr>
+        <w:tabs>
+          <w:tab w:val="num" w:pos="0"/>
+        </w:tabs>
+        <w:ind w:start="3600" w:hanging="360"/>
       </w:pPr>
       <w:rPr>
         <w:u w:val="none"/>
@@ -2245,9 +2187,12 @@
       <w:start w:val="1"/>
       <w:numFmt w:val="lowerLetter"/>
       <w:lvlText w:val="%5."/>
-      <w:lvlJc w:val="left"/>
-      <w:pPr>
-        <w:ind w:left="4320" w:hanging="360"/>
+      <w:lvlJc w:val="start"/>
+      <w:pPr>
+        <w:tabs>
+          <w:tab w:val="num" w:pos="0"/>
+        </w:tabs>
+        <w:ind w:start="4320" w:hanging="360"/>
       </w:pPr>
       <w:rPr>
         <w:u w:val="none"/>
@@ -2257,9 +2202,12 @@
       <w:start w:val="1"/>
       <w:numFmt w:val="lowerRoman"/>
       <w:lvlText w:val="%6."/>
-      <w:lvlJc w:val="right"/>
-      <w:pPr>
-        <w:ind w:left="5040" w:hanging="360"/>
+      <w:lvlJc w:val="end"/>
+      <w:pPr>
+        <w:tabs>
+          <w:tab w:val="num" w:pos="0"/>
+        </w:tabs>
+        <w:ind w:start="5040" w:hanging="360"/>
       </w:pPr>
       <w:rPr>
         <w:u w:val="none"/>
@@ -2269,9 +2217,12 @@
       <w:start w:val="1"/>
       <w:numFmt w:val="decimal"/>
       <w:lvlText w:val="%7."/>
-      <w:lvlJc w:val="left"/>
-      <w:pPr>
-        <w:ind w:left="5760" w:hanging="360"/>
+      <w:lvlJc w:val="start"/>
+      <w:pPr>
+        <w:tabs>
+          <w:tab w:val="num" w:pos="0"/>
+        </w:tabs>
+        <w:ind w:start="5760" w:hanging="360"/>
       </w:pPr>
       <w:rPr>
         <w:u w:val="none"/>
@@ -2281,9 +2232,12 @@
       <w:start w:val="1"/>
       <w:numFmt w:val="lowerLetter"/>
       <w:lvlText w:val="%8."/>
-      <w:lvlJc w:val="left"/>
-      <w:pPr>
-        <w:ind w:left="6480" w:hanging="360"/>
+      <w:lvlJc w:val="start"/>
+      <w:pPr>
+        <w:tabs>
+          <w:tab w:val="num" w:pos="0"/>
+        </w:tabs>
+        <w:ind w:start="6480" w:hanging="360"/>
       </w:pPr>
       <w:rPr>
         <w:u w:val="none"/>
@@ -2293,9 +2247,12 @@
       <w:start w:val="1"/>
       <w:numFmt w:val="lowerRoman"/>
       <w:lvlText w:val="%9."/>
-      <w:lvlJc w:val="right"/>
-      <w:pPr>
-        <w:ind w:left="7200" w:hanging="360"/>
+      <w:lvlJc w:val="end"/>
+      <w:pPr>
+        <w:tabs>
+          <w:tab w:val="num" w:pos="0"/>
+        </w:tabs>
+        <w:ind w:start="7200" w:hanging="360"/>
       </w:pPr>
       <w:rPr>
         <w:u w:val="none"/>
@@ -2307,9 +2264,12 @@
       <w:start w:val="1"/>
       <w:numFmt w:val="decimal"/>
       <w:lvlText w:val="%1."/>
-      <w:lvlJc w:val="left"/>
-      <w:pPr>
-        <w:ind w:left="2160" w:hanging="360"/>
+      <w:lvlJc w:val="start"/>
+      <w:pPr>
+        <w:tabs>
+          <w:tab w:val="num" w:pos="0"/>
+        </w:tabs>
+        <w:ind w:start="2160" w:hanging="360"/>
       </w:pPr>
       <w:rPr>
         <w:u w:val="none"/>
@@ -2319,9 +2279,12 @@
       <w:start w:val="1"/>
       <w:numFmt w:val="lowerLetter"/>
       <w:lvlText w:val="%2."/>
-      <w:lvlJc w:val="left"/>
-      <w:pPr>
-        <w:ind w:left="2880" w:hanging="360"/>
+      <w:lvlJc w:val="start"/>
+      <w:pPr>
+        <w:tabs>
+          <w:tab w:val="num" w:pos="0"/>
+        </w:tabs>
+        <w:ind w:start="2880" w:hanging="360"/>
       </w:pPr>
       <w:rPr>
         <w:u w:val="none"/>
@@ -2331,9 +2294,12 @@
       <w:start w:val="1"/>
       <w:numFmt w:val="lowerRoman"/>
       <w:lvlText w:val="%3."/>
-      <w:lvlJc w:val="right"/>
-      <w:pPr>
-        <w:ind w:left="3600" w:hanging="360"/>
+      <w:lvlJc w:val="end"/>
+      <w:pPr>
+        <w:tabs>
+          <w:tab w:val="num" w:pos="0"/>
+        </w:tabs>
+        <w:ind w:start="3600" w:hanging="360"/>
       </w:pPr>
       <w:rPr>
         <w:u w:val="none"/>
@@ -2343,9 +2309,12 @@
       <w:start w:val="1"/>
       <w:numFmt w:val="decimal"/>
       <w:lvlText w:val="%4."/>
-      <w:lvlJc w:val="left"/>
-      <w:pPr>
-        <w:ind w:left="4320" w:hanging="360"/>
+      <w:lvlJc w:val="start"/>
+      <w:pPr>
+        <w:tabs>
+          <w:tab w:val="num" w:pos="0"/>
+        </w:tabs>
+        <w:ind w:start="4320" w:hanging="360"/>
       </w:pPr>
       <w:rPr>
         <w:u w:val="none"/>
@@ -2355,9 +2324,12 @@
       <w:start w:val="1"/>
       <w:numFmt w:val="lowerLetter"/>
       <w:lvlText w:val="%5."/>
-      <w:lvlJc w:val="left"/>
-      <w:pPr>
-        <w:ind w:left="5040" w:hanging="360"/>
+      <w:lvlJc w:val="start"/>
+      <w:pPr>
+        <w:tabs>
+          <w:tab w:val="num" w:pos="0"/>
+        </w:tabs>
+        <w:ind w:start="5040" w:hanging="360"/>
       </w:pPr>
       <w:rPr>
         <w:u w:val="none"/>
@@ -2367,9 +2339,12 @@
       <w:start w:val="1"/>
       <w:numFmt w:val="lowerRoman"/>
       <w:lvlText w:val="%6."/>
-      <w:lvlJc w:val="right"/>
-      <w:pPr>
-        <w:ind w:left="5760" w:hanging="360"/>
+      <w:lvlJc w:val="end"/>
+      <w:pPr>
+        <w:tabs>
+          <w:tab w:val="num" w:pos="0"/>
+        </w:tabs>
+        <w:ind w:start="5760" w:hanging="360"/>
       </w:pPr>
       <w:rPr>
         <w:u w:val="none"/>
@@ -2379,9 +2354,12 @@
       <w:start w:val="1"/>
       <w:numFmt w:val="decimal"/>
       <w:lvlText w:val="%7."/>
-      <w:lvlJc w:val="left"/>
-      <w:pPr>
-        <w:ind w:left="6480" w:hanging="360"/>
+      <w:lvlJc w:val="start"/>
+      <w:pPr>
+        <w:tabs>
+          <w:tab w:val="num" w:pos="0"/>
+        </w:tabs>
+        <w:ind w:start="6480" w:hanging="360"/>
       </w:pPr>
       <w:rPr>
         <w:u w:val="none"/>
@@ -2391,9 +2369,12 @@
       <w:start w:val="1"/>
       <w:numFmt w:val="lowerLetter"/>
       <w:lvlText w:val="%8."/>
-      <w:lvlJc w:val="left"/>
-      <w:pPr>
-        <w:ind w:left="7200" w:hanging="360"/>
+      <w:lvlJc w:val="start"/>
+      <w:pPr>
+        <w:tabs>
+          <w:tab w:val="num" w:pos="0"/>
+        </w:tabs>
+        <w:ind w:start="7200" w:hanging="360"/>
       </w:pPr>
       <w:rPr>
         <w:u w:val="none"/>
@@ -2403,9 +2384,12 @@
       <w:start w:val="1"/>
       <w:numFmt w:val="lowerRoman"/>
       <w:lvlText w:val="%9."/>
-      <w:lvlJc w:val="right"/>
-      <w:pPr>
-        <w:ind w:left="7920" w:hanging="360"/>
+      <w:lvlJc w:val="end"/>
+      <w:pPr>
+        <w:tabs>
+          <w:tab w:val="num" w:pos="0"/>
+        </w:tabs>
+        <w:ind w:start="7920" w:hanging="360"/>
       </w:pPr>
       <w:rPr>
         <w:u w:val="none"/>
@@ -2417,9 +2401,12 @@
       <w:start w:val="1"/>
       <w:numFmt w:val="decimal"/>
       <w:lvlText w:val="%1."/>
-      <w:lvlJc w:val="left"/>
-      <w:pPr>
-        <w:ind w:left="2160" w:hanging="360"/>
+      <w:lvlJc w:val="start"/>
+      <w:pPr>
+        <w:tabs>
+          <w:tab w:val="num" w:pos="0"/>
+        </w:tabs>
+        <w:ind w:start="2160" w:hanging="360"/>
       </w:pPr>
       <w:rPr>
         <w:u w:val="none"/>
@@ -2429,9 +2416,12 @@
       <w:start w:val="1"/>
       <w:numFmt w:val="lowerLetter"/>
       <w:lvlText w:val="%2."/>
-      <w:lvlJc w:val="left"/>
-      <w:pPr>
-        <w:ind w:left="2880" w:hanging="360"/>
+      <w:lvlJc w:val="start"/>
+      <w:pPr>
+        <w:tabs>
+          <w:tab w:val="num" w:pos="0"/>
+        </w:tabs>
+        <w:ind w:start="2880" w:hanging="360"/>
       </w:pPr>
       <w:rPr>
         <w:u w:val="none"/>
@@ -2441,9 +2431,12 @@
       <w:start w:val="1"/>
       <w:numFmt w:val="lowerRoman"/>
       <w:lvlText w:val="%3."/>
-      <w:lvlJc w:val="right"/>
-      <w:pPr>
-        <w:ind w:left="3600" w:hanging="360"/>
+      <w:lvlJc w:val="end"/>
+      <w:pPr>
+        <w:tabs>
+          <w:tab w:val="num" w:pos="0"/>
+        </w:tabs>
+        <w:ind w:start="3600" w:hanging="360"/>
       </w:pPr>
       <w:rPr>
         <w:u w:val="none"/>
@@ -2453,9 +2446,12 @@
       <w:start w:val="1"/>
       <w:numFmt w:val="decimal"/>
       <w:lvlText w:val="%4."/>
-      <w:lvlJc w:val="left"/>
-      <w:pPr>
-        <w:ind w:left="4320" w:hanging="360"/>
+      <w:lvlJc w:val="start"/>
+      <w:pPr>
+        <w:tabs>
+          <w:tab w:val="num" w:pos="0"/>
+        </w:tabs>
+        <w:ind w:start="4320" w:hanging="360"/>
       </w:pPr>
       <w:rPr>
         <w:u w:val="none"/>
@@ -2465,9 +2461,12 @@
       <w:start w:val="1"/>
       <w:numFmt w:val="lowerLetter"/>
       <w:lvlText w:val="%5."/>
-      <w:lvlJc w:val="left"/>
-      <w:pPr>
-        <w:ind w:left="5040" w:hanging="360"/>
+      <w:lvlJc w:val="start"/>
+      <w:pPr>
+        <w:tabs>
+          <w:tab w:val="num" w:pos="0"/>
+        </w:tabs>
+        <w:ind w:start="5040" w:hanging="360"/>
       </w:pPr>
       <w:rPr>
         <w:u w:val="none"/>
@@ -2477,9 +2476,12 @@
       <w:start w:val="1"/>
       <w:numFmt w:val="lowerRoman"/>
       <w:lvlText w:val="%6."/>
-      <w:lvlJc w:val="right"/>
-      <w:pPr>
-        <w:ind w:left="5760" w:hanging="360"/>
+      <w:lvlJc w:val="end"/>
+      <w:pPr>
+        <w:tabs>
+          <w:tab w:val="num" w:pos="0"/>
+        </w:tabs>
+        <w:ind w:start="5760" w:hanging="360"/>
       </w:pPr>
       <w:rPr>
         <w:u w:val="none"/>
@@ -2489,9 +2491,12 @@
       <w:start w:val="1"/>
       <w:numFmt w:val="decimal"/>
       <w:lvlText w:val="%7."/>
-      <w:lvlJc w:val="left"/>
-      <w:pPr>
-        <w:ind w:left="6480" w:hanging="360"/>
+      <w:lvlJc w:val="start"/>
+      <w:pPr>
+        <w:tabs>
+          <w:tab w:val="num" w:pos="0"/>
+        </w:tabs>
+        <w:ind w:start="6480" w:hanging="360"/>
       </w:pPr>
       <w:rPr>
         <w:u w:val="none"/>
@@ -2501,9 +2506,12 @@
       <w:start w:val="1"/>
       <w:numFmt w:val="lowerLetter"/>
       <w:lvlText w:val="%8."/>
-      <w:lvlJc w:val="left"/>
-      <w:pPr>
-        <w:ind w:left="7200" w:hanging="360"/>
+      <w:lvlJc w:val="start"/>
+      <w:pPr>
+        <w:tabs>
+          <w:tab w:val="num" w:pos="0"/>
+        </w:tabs>
+        <w:ind w:start="7200" w:hanging="360"/>
       </w:pPr>
       <w:rPr>
         <w:u w:val="none"/>
@@ -2513,9 +2521,12 @@
       <w:start w:val="1"/>
       <w:numFmt w:val="lowerRoman"/>
       <w:lvlText w:val="%9."/>
-      <w:lvlJc w:val="right"/>
-      <w:pPr>
-        <w:ind w:left="7920" w:hanging="360"/>
+      <w:lvlJc w:val="end"/>
+      <w:pPr>
+        <w:tabs>
+          <w:tab w:val="num" w:pos="0"/>
+        </w:tabs>
+        <w:ind w:start="7920" w:hanging="360"/>
       </w:pPr>
       <w:rPr>
         <w:u w:val="none"/>
@@ -2527,9 +2538,12 @@
       <w:start w:val="1"/>
       <w:numFmt w:val="decimal"/>
       <w:lvlText w:val="%1."/>
-      <w:lvlJc w:val="left"/>
-      <w:pPr>
-        <w:ind w:left="2160" w:hanging="360"/>
+      <w:lvlJc w:val="start"/>
+      <w:pPr>
+        <w:tabs>
+          <w:tab w:val="num" w:pos="0"/>
+        </w:tabs>
+        <w:ind w:start="2160" w:hanging="360"/>
       </w:pPr>
       <w:rPr>
         <w:u w:val="none"/>
@@ -2539,9 +2553,12 @@
       <w:start w:val="1"/>
       <w:numFmt w:val="lowerLetter"/>
       <w:lvlText w:val="%2."/>
-      <w:lvlJc w:val="left"/>
-      <w:pPr>
-        <w:ind w:left="2880" w:hanging="360"/>
+      <w:lvlJc w:val="start"/>
+      <w:pPr>
+        <w:tabs>
+          <w:tab w:val="num" w:pos="0"/>
+        </w:tabs>
+        <w:ind w:start="2880" w:hanging="360"/>
       </w:pPr>
       <w:rPr>
         <w:u w:val="none"/>
@@ -2551,9 +2568,12 @@
       <w:start w:val="1"/>
       <w:numFmt w:val="lowerRoman"/>
       <w:lvlText w:val="%3."/>
-      <w:lvlJc w:val="right"/>
-      <w:pPr>
-        <w:ind w:left="3600" w:hanging="360"/>
+      <w:lvlJc w:val="end"/>
+      <w:pPr>
+        <w:tabs>
+          <w:tab w:val="num" w:pos="0"/>
+        </w:tabs>
+        <w:ind w:start="3600" w:hanging="360"/>
       </w:pPr>
       <w:rPr>
         <w:u w:val="none"/>
@@ -2563,9 +2583,12 @@
       <w:start w:val="1"/>
       <w:numFmt w:val="decimal"/>
       <w:lvlText w:val="%4."/>
-      <w:lvlJc w:val="left"/>
-      <w:pPr>
-        <w:ind w:left="4320" w:hanging="360"/>
+      <w:lvlJc w:val="start"/>
+      <w:pPr>
+        <w:tabs>
+          <w:tab w:val="num" w:pos="0"/>
+        </w:tabs>
+        <w:ind w:start="4320" w:hanging="360"/>
       </w:pPr>
       <w:rPr>
         <w:u w:val="none"/>
@@ -2575,9 +2598,12 @@
       <w:start w:val="1"/>
       <w:numFmt w:val="lowerLetter"/>
       <w:lvlText w:val="%5."/>
-      <w:lvlJc w:val="left"/>
-      <w:pPr>
-        <w:ind w:left="5040" w:hanging="360"/>
+      <w:lvlJc w:val="start"/>
+      <w:pPr>
+        <w:tabs>
+          <w:tab w:val="num" w:pos="0"/>
+        </w:tabs>
+        <w:ind w:start="5040" w:hanging="360"/>
       </w:pPr>
       <w:rPr>
         <w:u w:val="none"/>
@@ -2587,9 +2613,12 @@
       <w:start w:val="1"/>
       <w:numFmt w:val="lowerRoman"/>
       <w:lvlText w:val="%6."/>
-      <w:lvlJc w:val="right"/>
-      <w:pPr>
-        <w:ind w:left="5760" w:hanging="360"/>
+      <w:lvlJc w:val="end"/>
+      <w:pPr>
+        <w:tabs>
+          <w:tab w:val="num" w:pos="0"/>
+        </w:tabs>
+        <w:ind w:start="5760" w:hanging="360"/>
       </w:pPr>
       <w:rPr>
         <w:u w:val="none"/>
@@ -2599,9 +2628,12 @@
       <w:start w:val="1"/>
       <w:numFmt w:val="decimal"/>
       <w:lvlText w:val="%7."/>
-      <w:lvlJc w:val="left"/>
-      <w:pPr>
-        <w:ind w:left="6480" w:hanging="360"/>
+      <w:lvlJc w:val="start"/>
+      <w:pPr>
+        <w:tabs>
+          <w:tab w:val="num" w:pos="0"/>
+        </w:tabs>
+        <w:ind w:start="6480" w:hanging="360"/>
       </w:pPr>
       <w:rPr>
         <w:u w:val="none"/>
@@ -2611,9 +2643,12 @@
       <w:start w:val="1"/>
       <w:numFmt w:val="lowerLetter"/>
       <w:lvlText w:val="%8."/>
-      <w:lvlJc w:val="left"/>
-      <w:pPr>
-        <w:ind w:left="7200" w:hanging="360"/>
+      <w:lvlJc w:val="start"/>
+      <w:pPr>
+        <w:tabs>
+          <w:tab w:val="num" w:pos="0"/>
+        </w:tabs>
+        <w:ind w:start="7200" w:hanging="360"/>
       </w:pPr>
       <w:rPr>
         <w:u w:val="none"/>
@@ -2623,9 +2658,12 @@
       <w:start w:val="1"/>
       <w:numFmt w:val="lowerRoman"/>
       <w:lvlText w:val="%9."/>
-      <w:lvlJc w:val="right"/>
-      <w:pPr>
-        <w:ind w:left="7920" w:hanging="360"/>
+      <w:lvlJc w:val="end"/>
+      <w:pPr>
+        <w:tabs>
+          <w:tab w:val="num" w:pos="0"/>
+        </w:tabs>
+        <w:ind w:start="7920" w:hanging="360"/>
       </w:pPr>
       <w:rPr>
         <w:u w:val="none"/>
@@ -2637,9 +2675,12 @@
       <w:start w:val="1"/>
       <w:numFmt w:val="decimal"/>
       <w:lvlText w:val="%1."/>
-      <w:lvlJc w:val="left"/>
-      <w:pPr>
-        <w:ind w:left="2160" w:hanging="360"/>
+      <w:lvlJc w:val="start"/>
+      <w:pPr>
+        <w:tabs>
+          <w:tab w:val="num" w:pos="0"/>
+        </w:tabs>
+        <w:ind w:start="2160" w:hanging="360"/>
       </w:pPr>
       <w:rPr>
         <w:u w:val="none"/>
@@ -2649,9 +2690,12 @@
       <w:start w:val="1"/>
       <w:numFmt w:val="lowerLetter"/>
       <w:lvlText w:val="%2."/>
-      <w:lvlJc w:val="left"/>
-      <w:pPr>
-        <w:ind w:left="2880" w:hanging="360"/>
+      <w:lvlJc w:val="start"/>
+      <w:pPr>
+        <w:tabs>
+          <w:tab w:val="num" w:pos="0"/>
+        </w:tabs>
+        <w:ind w:start="2880" w:hanging="360"/>
       </w:pPr>
       <w:rPr>
         <w:u w:val="none"/>
@@ -2661,9 +2705,12 @@
       <w:start w:val="1"/>
       <w:numFmt w:val="lowerRoman"/>
       <w:lvlText w:val="%3."/>
-      <w:lvlJc w:val="right"/>
-      <w:pPr>
-        <w:ind w:left="3600" w:hanging="360"/>
+      <w:lvlJc w:val="end"/>
+      <w:pPr>
+        <w:tabs>
+          <w:tab w:val="num" w:pos="0"/>
+        </w:tabs>
+        <w:ind w:start="3600" w:hanging="360"/>
       </w:pPr>
       <w:rPr>
         <w:u w:val="none"/>
@@ -2673,9 +2720,12 @@
       <w:start w:val="1"/>
       <w:numFmt w:val="decimal"/>
       <w:lvlText w:val="%4."/>
-      <w:lvlJc w:val="left"/>
-      <w:pPr>
-        <w:ind w:left="4320" w:hanging="360"/>
+      <w:lvlJc w:val="start"/>
+      <w:pPr>
+        <w:tabs>
+          <w:tab w:val="num" w:pos="0"/>
+        </w:tabs>
+        <w:ind w:start="4320" w:hanging="360"/>
       </w:pPr>
       <w:rPr>
         <w:u w:val="none"/>
@@ -2685,9 +2735,12 @@
       <w:start w:val="1"/>
       <w:numFmt w:val="lowerLetter"/>
       <w:lvlText w:val="%5."/>
-      <w:lvlJc w:val="left"/>
-      <w:pPr>
-        <w:ind w:left="5040" w:hanging="360"/>
+      <w:lvlJc w:val="start"/>
+      <w:pPr>
+        <w:tabs>
+          <w:tab w:val="num" w:pos="0"/>
+        </w:tabs>
+        <w:ind w:start="5040" w:hanging="360"/>
       </w:pPr>
       <w:rPr>
         <w:u w:val="none"/>
@@ -2697,9 +2750,12 @@
       <w:start w:val="1"/>
       <w:numFmt w:val="lowerRoman"/>
       <w:lvlText w:val="%6."/>
-      <w:lvlJc w:val="right"/>
-      <w:pPr>
-        <w:ind w:left="5760" w:hanging="360"/>
+      <w:lvlJc w:val="end"/>
+      <w:pPr>
+        <w:tabs>
+          <w:tab w:val="num" w:pos="0"/>
+        </w:tabs>
+        <w:ind w:start="5760" w:hanging="360"/>
       </w:pPr>
       <w:rPr>
         <w:u w:val="none"/>
@@ -2709,9 +2765,12 @@
       <w:start w:val="1"/>
       <w:numFmt w:val="decimal"/>
       <w:lvlText w:val="%7."/>
-      <w:lvlJc w:val="left"/>
-      <w:pPr>
-        <w:ind w:left="6480" w:hanging="360"/>
+      <w:lvlJc w:val="start"/>
+      <w:pPr>
+        <w:tabs>
+          <w:tab w:val="num" w:pos="0"/>
+        </w:tabs>
+        <w:ind w:start="6480" w:hanging="360"/>
       </w:pPr>
       <w:rPr>
         <w:u w:val="none"/>
@@ -2721,9 +2780,12 @@
       <w:start w:val="1"/>
       <w:numFmt w:val="lowerLetter"/>
       <w:lvlText w:val="%8."/>
-      <w:lvlJc w:val="left"/>
-      <w:pPr>
-        <w:ind w:left="7200" w:hanging="360"/>
+      <w:lvlJc w:val="start"/>
+      <w:pPr>
+        <w:tabs>
+          <w:tab w:val="num" w:pos="0"/>
+        </w:tabs>
+        <w:ind w:start="7200" w:hanging="360"/>
       </w:pPr>
       <w:rPr>
         <w:u w:val="none"/>
@@ -2733,9 +2795,12 @@
       <w:start w:val="1"/>
       <w:numFmt w:val="lowerRoman"/>
       <w:lvlText w:val="%9."/>
-      <w:lvlJc w:val="right"/>
-      <w:pPr>
-        <w:ind w:left="7920" w:hanging="360"/>
+      <w:lvlJc w:val="end"/>
+      <w:pPr>
+        <w:tabs>
+          <w:tab w:val="num" w:pos="0"/>
+        </w:tabs>
+        <w:ind w:start="7920" w:hanging="360"/>
       </w:pPr>
       <w:rPr>
         <w:u w:val="none"/>
@@ -2747,9 +2812,12 @@
       <w:start w:val="1"/>
       <w:numFmt w:val="decimal"/>
       <w:lvlText w:val="%1."/>
-      <w:lvlJc w:val="left"/>
-      <w:pPr>
-        <w:ind w:left="2160" w:hanging="360"/>
+      <w:lvlJc w:val="start"/>
+      <w:pPr>
+        <w:tabs>
+          <w:tab w:val="num" w:pos="0"/>
+        </w:tabs>
+        <w:ind w:start="2160" w:hanging="360"/>
       </w:pPr>
       <w:rPr>
         <w:u w:val="none"/>
@@ -2759,9 +2827,12 @@
       <w:start w:val="1"/>
       <w:numFmt w:val="lowerLetter"/>
       <w:lvlText w:val="%2."/>
-      <w:lvlJc w:val="left"/>
-      <w:pPr>
-        <w:ind w:left="2880" w:hanging="360"/>
+      <w:lvlJc w:val="start"/>
+      <w:pPr>
+        <w:tabs>
+          <w:tab w:val="num" w:pos="0"/>
+        </w:tabs>
+        <w:ind w:start="2880" w:hanging="360"/>
       </w:pPr>
       <w:rPr>
         <w:u w:val="none"/>
@@ -2771,9 +2842,12 @@
       <w:start w:val="1"/>
       <w:numFmt w:val="lowerRoman"/>
       <w:lvlText w:val="%3."/>
-      <w:lvlJc w:val="right"/>
-      <w:pPr>
-        <w:ind w:left="3600" w:hanging="360"/>
+      <w:lvlJc w:val="end"/>
+      <w:pPr>
+        <w:tabs>
+          <w:tab w:val="num" w:pos="0"/>
+        </w:tabs>
+        <w:ind w:start="3600" w:hanging="360"/>
       </w:pPr>
       <w:rPr>
         <w:u w:val="none"/>
@@ -2783,9 +2857,12 @@
       <w:start w:val="1"/>
       <w:numFmt w:val="decimal"/>
       <w:lvlText w:val="%4."/>
-      <w:lvlJc w:val="left"/>
-      <w:pPr>
-        <w:ind w:left="4320" w:hanging="360"/>
+      <w:lvlJc w:val="start"/>
+      <w:pPr>
+        <w:tabs>
+          <w:tab w:val="num" w:pos="0"/>
+        </w:tabs>
+        <w:ind w:start="4320" w:hanging="360"/>
       </w:pPr>
       <w:rPr>
         <w:u w:val="none"/>
@@ -2795,9 +2872,12 @@
       <w:start w:val="1"/>
       <w:numFmt w:val="lowerLetter"/>
       <w:lvlText w:val="%5."/>
-      <w:lvlJc w:val="left"/>
-      <w:pPr>
-        <w:ind w:left="5040" w:hanging="360"/>
+      <w:lvlJc w:val="start"/>
+      <w:pPr>
+        <w:tabs>
+          <w:tab w:val="num" w:pos="0"/>
+        </w:tabs>
+        <w:ind w:start="5040" w:hanging="360"/>
       </w:pPr>
       <w:rPr>
         <w:u w:val="none"/>
@@ -2807,9 +2887,12 @@
       <w:start w:val="1"/>
       <w:numFmt w:val="lowerRoman"/>
       <w:lvlText w:val="%6."/>
-      <w:lvlJc w:val="right"/>
-      <w:pPr>
-        <w:ind w:left="5760" w:hanging="360"/>
+      <w:lvlJc w:val="end"/>
+      <w:pPr>
+        <w:tabs>
+          <w:tab w:val="num" w:pos="0"/>
+        </w:tabs>
+        <w:ind w:start="5760" w:hanging="360"/>
       </w:pPr>
       <w:rPr>
         <w:u w:val="none"/>
@@ -2819,9 +2902,12 @@
       <w:start w:val="1"/>
       <w:numFmt w:val="decimal"/>
       <w:lvlText w:val="%7."/>
-      <w:lvlJc w:val="left"/>
-      <w:pPr>
-        <w:ind w:left="6480" w:hanging="360"/>
+      <w:lvlJc w:val="start"/>
+      <w:pPr>
+        <w:tabs>
+          <w:tab w:val="num" w:pos="0"/>
+        </w:tabs>
+        <w:ind w:start="6480" w:hanging="360"/>
       </w:pPr>
       <w:rPr>
         <w:u w:val="none"/>
@@ -2831,9 +2917,12 @@
       <w:start w:val="1"/>
       <w:numFmt w:val="lowerLetter"/>
       <w:lvlText w:val="%8."/>
-      <w:lvlJc w:val="left"/>
-      <w:pPr>
-        <w:ind w:left="7200" w:hanging="360"/>
+      <w:lvlJc w:val="start"/>
+      <w:pPr>
+        <w:tabs>
+          <w:tab w:val="num" w:pos="0"/>
+        </w:tabs>
+        <w:ind w:start="7200" w:hanging="360"/>
       </w:pPr>
       <w:rPr>
         <w:u w:val="none"/>
@@ -2843,9 +2932,12 @@
       <w:start w:val="1"/>
       <w:numFmt w:val="lowerRoman"/>
       <w:lvlText w:val="%9."/>
-      <w:lvlJc w:val="right"/>
-      <w:pPr>
-        <w:ind w:left="7920" w:hanging="360"/>
+      <w:lvlJc w:val="end"/>
+      <w:pPr>
+        <w:tabs>
+          <w:tab w:val="num" w:pos="0"/>
+        </w:tabs>
+        <w:ind w:start="7920" w:hanging="360"/>
       </w:pPr>
       <w:rPr>
         <w:u w:val="none"/>
@@ -2857,9 +2949,12 @@
       <w:start w:val="1"/>
       <w:numFmt w:val="decimal"/>
       <w:lvlText w:val="%1."/>
-      <w:lvlJc w:val="left"/>
-      <w:pPr>
-        <w:ind w:left="2160" w:hanging="360"/>
+      <w:lvlJc w:val="start"/>
+      <w:pPr>
+        <w:tabs>
+          <w:tab w:val="num" w:pos="0"/>
+        </w:tabs>
+        <w:ind w:start="2160" w:hanging="360"/>
       </w:pPr>
       <w:rPr>
         <w:u w:val="none"/>
@@ -2869,9 +2964,12 @@
       <w:start w:val="1"/>
       <w:numFmt w:val="lowerLetter"/>
       <w:lvlText w:val="%2."/>
-      <w:lvlJc w:val="left"/>
-      <w:pPr>
-        <w:ind w:left="2880" w:hanging="360"/>
+      <w:lvlJc w:val="start"/>
+      <w:pPr>
+        <w:tabs>
+          <w:tab w:val="num" w:pos="0"/>
+        </w:tabs>
+        <w:ind w:start="2880" w:hanging="360"/>
       </w:pPr>
       <w:rPr>
         <w:u w:val="none"/>
@@ -2881,9 +2979,12 @@
       <w:start w:val="1"/>
       <w:numFmt w:val="lowerRoman"/>
       <w:lvlText w:val="%3."/>
-      <w:lvlJc w:val="right"/>
-      <w:pPr>
-        <w:ind w:left="3600" w:hanging="360"/>
+      <w:lvlJc w:val="end"/>
+      <w:pPr>
+        <w:tabs>
+          <w:tab w:val="num" w:pos="0"/>
+        </w:tabs>
+        <w:ind w:start="3600" w:hanging="360"/>
       </w:pPr>
       <w:rPr>
         <w:u w:val="none"/>
@@ -2893,9 +2994,12 @@
       <w:start w:val="1"/>
       <w:numFmt w:val="decimal"/>
       <w:lvlText w:val="%4."/>
-      <w:lvlJc w:val="left"/>
-      <w:pPr>
-        <w:ind w:left="4320" w:hanging="360"/>
+      <w:lvlJc w:val="start"/>
+      <w:pPr>
+        <w:tabs>
+          <w:tab w:val="num" w:pos="0"/>
+        </w:tabs>
+        <w:ind w:start="4320" w:hanging="360"/>
       </w:pPr>
       <w:rPr>
         <w:u w:val="none"/>
@@ -2905,9 +3009,12 @@
       <w:start w:val="1"/>
       <w:numFmt w:val="lowerLetter"/>
       <w:lvlText w:val="%5."/>
-      <w:lvlJc w:val="left"/>
-      <w:pPr>
-        <w:ind w:left="5040" w:hanging="360"/>
+      <w:lvlJc w:val="start"/>
+      <w:pPr>
+        <w:tabs>
+          <w:tab w:val="num" w:pos="0"/>
+        </w:tabs>
+        <w:ind w:start="5040" w:hanging="360"/>
       </w:pPr>
       <w:rPr>
         <w:u w:val="none"/>
@@ -2917,9 +3024,12 @@
       <w:start w:val="1"/>
       <w:numFmt w:val="lowerRoman"/>
       <w:lvlText w:val="%6."/>
-      <w:lvlJc w:val="right"/>
-      <w:pPr>
-        <w:ind w:left="5760" w:hanging="360"/>
+      <w:lvlJc w:val="end"/>
+      <w:pPr>
+        <w:tabs>
+          <w:tab w:val="num" w:pos="0"/>
+        </w:tabs>
+        <w:ind w:start="5760" w:hanging="360"/>
       </w:pPr>
       <w:rPr>
         <w:u w:val="none"/>
@@ -2929,9 +3039,12 @@
       <w:start w:val="1"/>
       <w:numFmt w:val="decimal"/>
       <w:lvlText w:val="%7."/>
-      <w:lvlJc w:val="left"/>
-      <w:pPr>
-        <w:ind w:left="6480" w:hanging="360"/>
+      <w:lvlJc w:val="start"/>
+      <w:pPr>
+        <w:tabs>
+          <w:tab w:val="num" w:pos="0"/>
+        </w:tabs>
+        <w:ind w:start="6480" w:hanging="360"/>
       </w:pPr>
       <w:rPr>
         <w:u w:val="none"/>
@@ -2941,9 +3054,12 @@
       <w:start w:val="1"/>
       <w:numFmt w:val="lowerLetter"/>
       <w:lvlText w:val="%8."/>
-      <w:lvlJc w:val="left"/>
-      <w:pPr>
-        <w:ind w:left="7200" w:hanging="360"/>
+      <w:lvlJc w:val="start"/>
+      <w:pPr>
+        <w:tabs>
+          <w:tab w:val="num" w:pos="0"/>
+        </w:tabs>
+        <w:ind w:start="7200" w:hanging="360"/>
       </w:pPr>
       <w:rPr>
         <w:u w:val="none"/>
@@ -2953,9 +3069,12 @@
       <w:start w:val="1"/>
       <w:numFmt w:val="lowerRoman"/>
       <w:lvlText w:val="%9."/>
-      <w:lvlJc w:val="right"/>
-      <w:pPr>
-        <w:ind w:left="7920" w:hanging="360"/>
+      <w:lvlJc w:val="end"/>
+      <w:pPr>
+        <w:tabs>
+          <w:tab w:val="num" w:pos="0"/>
+        </w:tabs>
+        <w:ind w:start="7920" w:hanging="360"/>
       </w:pPr>
       <w:rPr>
         <w:u w:val="none"/>
@@ -2966,24 +3085,32 @@
     <w:lvl w:ilvl="0">
       <w:start w:val="1"/>
       <w:numFmt w:val="bullet"/>
-      <w:lvlText w:val="●"/>
-      <w:lvlJc w:val="left"/>
-      <w:pPr>
-        <w:ind w:left="1440" w:hanging="360"/>
-      </w:pPr>
-      <w:rPr>
+      <w:lvlText w:val=""/>
+      <w:lvlJc w:val="start"/>
+      <w:pPr>
+        <w:tabs>
+          <w:tab w:val="num" w:pos="0"/>
+        </w:tabs>
+        <w:ind w:start="1440" w:hanging="360"/>
+      </w:pPr>
+      <w:rPr>
+        <w:rFonts w:ascii="Wingdings" w:hAnsi="Wingdings" w:cs="Wingdings" w:hint="default"/>
         <w:u w:val="none"/>
       </w:rPr>
     </w:lvl>
     <w:lvl w:ilvl="1">
       <w:start w:val="1"/>
       <w:numFmt w:val="bullet"/>
-      <w:lvlText w:val="○"/>
-      <w:lvlJc w:val="left"/>
-      <w:pPr>
-        <w:ind w:left="2160" w:hanging="360"/>
-      </w:pPr>
-      <w:rPr>
+      <w:lvlText w:val=""/>
+      <w:lvlJc w:val="start"/>
+      <w:pPr>
+        <w:tabs>
+          <w:tab w:val="num" w:pos="0"/>
+        </w:tabs>
+        <w:ind w:start="2160" w:hanging="360"/>
+      </w:pPr>
+      <w:rPr>
+        <w:rFonts w:ascii="Wingdings 2" w:hAnsi="Wingdings 2" w:cs="Wingdings 2" w:hint="default"/>
         <w:u w:val="none"/>
       </w:rPr>
     </w:lvl>
@@ -2991,35 +3118,47 @@
       <w:start w:val="1"/>
       <w:numFmt w:val="bullet"/>
       <w:lvlText w:val="■"/>
-      <w:lvlJc w:val="left"/>
-      <w:pPr>
-        <w:ind w:left="2880" w:hanging="360"/>
-      </w:pPr>
-      <w:rPr>
+      <w:lvlJc w:val="start"/>
+      <w:pPr>
+        <w:tabs>
+          <w:tab w:val="num" w:pos="0"/>
+        </w:tabs>
+        <w:ind w:start="2880" w:hanging="360"/>
+      </w:pPr>
+      <w:rPr>
+        <w:rFonts w:ascii="OpenSymbol" w:hAnsi="OpenSymbol" w:cs="OpenSymbol" w:hint="default"/>
         <w:u w:val="none"/>
       </w:rPr>
     </w:lvl>
     <w:lvl w:ilvl="3">
       <w:start w:val="1"/>
       <w:numFmt w:val="bullet"/>
-      <w:lvlText w:val="●"/>
-      <w:lvlJc w:val="left"/>
-      <w:pPr>
-        <w:ind w:left="3600" w:hanging="360"/>
-      </w:pPr>
-      <w:rPr>
+      <w:lvlText w:val=""/>
+      <w:lvlJc w:val="start"/>
+      <w:pPr>
+        <w:tabs>
+          <w:tab w:val="num" w:pos="0"/>
+        </w:tabs>
+        <w:ind w:start="3600" w:hanging="360"/>
+      </w:pPr>
+      <w:rPr>
+        <w:rFonts w:ascii="Wingdings" w:hAnsi="Wingdings" w:cs="Wingdings" w:hint="default"/>
         <w:u w:val="none"/>
       </w:rPr>
     </w:lvl>
     <w:lvl w:ilvl="4">
       <w:start w:val="1"/>
       <w:numFmt w:val="bullet"/>
-      <w:lvlText w:val="○"/>
-      <w:lvlJc w:val="left"/>
-      <w:pPr>
-        <w:ind w:left="4320" w:hanging="360"/>
-      </w:pPr>
-      <w:rPr>
+      <w:lvlText w:val=""/>
+      <w:lvlJc w:val="start"/>
+      <w:pPr>
+        <w:tabs>
+          <w:tab w:val="num" w:pos="0"/>
+        </w:tabs>
+        <w:ind w:start="4320" w:hanging="360"/>
+      </w:pPr>
+      <w:rPr>
+        <w:rFonts w:ascii="Wingdings 2" w:hAnsi="Wingdings 2" w:cs="Wingdings 2" w:hint="default"/>
         <w:u w:val="none"/>
       </w:rPr>
     </w:lvl>
@@ -3027,35 +3166,47 @@
       <w:start w:val="1"/>
       <w:numFmt w:val="bullet"/>
       <w:lvlText w:val="■"/>
-      <w:lvlJc w:val="left"/>
-      <w:pPr>
-        <w:ind w:left="5040" w:hanging="360"/>
-      </w:pPr>
-      <w:rPr>
+      <w:lvlJc w:val="start"/>
+      <w:pPr>
+        <w:tabs>
+          <w:tab w:val="num" w:pos="0"/>
+        </w:tabs>
+        <w:ind w:start="5040" w:hanging="360"/>
+      </w:pPr>
+      <w:rPr>
+        <w:rFonts w:ascii="OpenSymbol" w:hAnsi="OpenSymbol" w:cs="OpenSymbol" w:hint="default"/>
         <w:u w:val="none"/>
       </w:rPr>
     </w:lvl>
     <w:lvl w:ilvl="6">
       <w:start w:val="1"/>
       <w:numFmt w:val="bullet"/>
-      <w:lvlText w:val="●"/>
-      <w:lvlJc w:val="left"/>
-      <w:pPr>
-        <w:ind w:left="5760" w:hanging="360"/>
-      </w:pPr>
-      <w:rPr>
+      <w:lvlText w:val=""/>
+      <w:lvlJc w:val="start"/>
+      <w:pPr>
+        <w:tabs>
+          <w:tab w:val="num" w:pos="0"/>
+        </w:tabs>
+        <w:ind w:start="5760" w:hanging="360"/>
+      </w:pPr>
+      <w:rPr>
+        <w:rFonts w:ascii="Wingdings" w:hAnsi="Wingdings" w:cs="Wingdings" w:hint="default"/>
         <w:u w:val="none"/>
       </w:rPr>
     </w:lvl>
     <w:lvl w:ilvl="7">
       <w:start w:val="1"/>
       <w:numFmt w:val="bullet"/>
-      <w:lvlText w:val="○"/>
-      <w:lvlJc w:val="left"/>
-      <w:pPr>
-        <w:ind w:left="6480" w:hanging="360"/>
-      </w:pPr>
-      <w:rPr>
+      <w:lvlText w:val=""/>
+      <w:lvlJc w:val="start"/>
+      <w:pPr>
+        <w:tabs>
+          <w:tab w:val="num" w:pos="0"/>
+        </w:tabs>
+        <w:ind w:start="6480" w:hanging="360"/>
+      </w:pPr>
+      <w:rPr>
+        <w:rFonts w:ascii="Wingdings 2" w:hAnsi="Wingdings 2" w:cs="Wingdings 2" w:hint="default"/>
         <w:u w:val="none"/>
       </w:rPr>
     </w:lvl>
@@ -3063,11 +3214,15 @@
       <w:start w:val="1"/>
       <w:numFmt w:val="bullet"/>
       <w:lvlText w:val="■"/>
-      <w:lvlJc w:val="left"/>
-      <w:pPr>
-        <w:ind w:left="7200" w:hanging="360"/>
-      </w:pPr>
-      <w:rPr>
+      <w:lvlJc w:val="start"/>
+      <w:pPr>
+        <w:tabs>
+          <w:tab w:val="num" w:pos="0"/>
+        </w:tabs>
+        <w:ind w:start="7200" w:hanging="360"/>
+      </w:pPr>
+      <w:rPr>
+        <w:rFonts w:ascii="OpenSymbol" w:hAnsi="OpenSymbol" w:cs="OpenSymbol" w:hint="default"/>
         <w:u w:val="none"/>
       </w:rPr>
     </w:lvl>
@@ -3077,9 +3232,12 @@
       <w:start w:val="1"/>
       <w:numFmt w:val="decimal"/>
       <w:lvlText w:val="%1."/>
-      <w:lvlJc w:val="right"/>
-      <w:pPr>
-        <w:ind w:left="720" w:hanging="360"/>
+      <w:lvlJc w:val="end"/>
+      <w:pPr>
+        <w:tabs>
+          <w:tab w:val="num" w:pos="0"/>
+        </w:tabs>
+        <w:ind w:start="720" w:hanging="360"/>
       </w:pPr>
       <w:rPr>
         <w:u w:val="none"/>
@@ -3089,9 +3247,12 @@
       <w:start w:val="1"/>
       <w:numFmt w:val="decimal"/>
       <w:lvlText w:val="%1.%2."/>
-      <w:lvlJc w:val="right"/>
-      <w:pPr>
-        <w:ind w:left="1440" w:hanging="360"/>
+      <w:lvlJc w:val="end"/>
+      <w:pPr>
+        <w:tabs>
+          <w:tab w:val="num" w:pos="0"/>
+        </w:tabs>
+        <w:ind w:start="1440" w:hanging="360"/>
       </w:pPr>
       <w:rPr>
         <w:u w:val="none"/>
@@ -3101,9 +3262,12 @@
       <w:start w:val="1"/>
       <w:numFmt w:val="decimal"/>
       <w:lvlText w:val="%1.%2.%3."/>
-      <w:lvlJc w:val="right"/>
-      <w:pPr>
-        <w:ind w:left="2160" w:hanging="360"/>
+      <w:lvlJc w:val="end"/>
+      <w:pPr>
+        <w:tabs>
+          <w:tab w:val="num" w:pos="0"/>
+        </w:tabs>
+        <w:ind w:start="2160" w:hanging="360"/>
       </w:pPr>
       <w:rPr>
         <w:u w:val="none"/>
@@ -3113,9 +3277,12 @@
       <w:start w:val="1"/>
       <w:numFmt w:val="decimal"/>
       <w:lvlText w:val="%1.%2.%3.%4."/>
-      <w:lvlJc w:val="right"/>
-      <w:pPr>
-        <w:ind w:left="2880" w:hanging="360"/>
+      <w:lvlJc w:val="end"/>
+      <w:pPr>
+        <w:tabs>
+          <w:tab w:val="num" w:pos="0"/>
+        </w:tabs>
+        <w:ind w:start="2880" w:hanging="360"/>
       </w:pPr>
       <w:rPr>
         <w:u w:val="none"/>
@@ -3125,9 +3292,12 @@
       <w:start w:val="1"/>
       <w:numFmt w:val="decimal"/>
       <w:lvlText w:val="%1.%2.%3.%4.%5."/>
-      <w:lvlJc w:val="right"/>
-      <w:pPr>
-        <w:ind w:left="3600" w:hanging="360"/>
+      <w:lvlJc w:val="end"/>
+      <w:pPr>
+        <w:tabs>
+          <w:tab w:val="num" w:pos="0"/>
+        </w:tabs>
+        <w:ind w:start="3600" w:hanging="360"/>
       </w:pPr>
       <w:rPr>
         <w:u w:val="none"/>
@@ -3137,9 +3307,12 @@
       <w:start w:val="1"/>
       <w:numFmt w:val="decimal"/>
       <w:lvlText w:val="%1.%2.%3.%4.%5.%6."/>
-      <w:lvlJc w:val="right"/>
-      <w:pPr>
-        <w:ind w:left="4320" w:hanging="360"/>
+      <w:lvlJc w:val="end"/>
+      <w:pPr>
+        <w:tabs>
+          <w:tab w:val="num" w:pos="0"/>
+        </w:tabs>
+        <w:ind w:start="4320" w:hanging="360"/>
       </w:pPr>
       <w:rPr>
         <w:u w:val="none"/>
@@ -3149,9 +3322,12 @@
       <w:start w:val="1"/>
       <w:numFmt w:val="decimal"/>
       <w:lvlText w:val="%1.%2.%3.%4.%5.%6.%7."/>
-      <w:lvlJc w:val="right"/>
-      <w:pPr>
-        <w:ind w:left="5040" w:hanging="360"/>
+      <w:lvlJc w:val="end"/>
+      <w:pPr>
+        <w:tabs>
+          <w:tab w:val="num" w:pos="0"/>
+        </w:tabs>
+        <w:ind w:start="5040" w:hanging="360"/>
       </w:pPr>
       <w:rPr>
         <w:u w:val="none"/>
@@ -3161,9 +3337,12 @@
       <w:start w:val="1"/>
       <w:numFmt w:val="decimal"/>
       <w:lvlText w:val="%1.%2.%3.%4.%5.%6.%7.%8."/>
-      <w:lvlJc w:val="right"/>
-      <w:pPr>
-        <w:ind w:left="5760" w:hanging="360"/>
+      <w:lvlJc w:val="end"/>
+      <w:pPr>
+        <w:tabs>
+          <w:tab w:val="num" w:pos="0"/>
+        </w:tabs>
+        <w:ind w:start="5760" w:hanging="360"/>
       </w:pPr>
       <w:rPr>
         <w:u w:val="none"/>
@@ -3173,9 +3352,12 @@
       <w:start w:val="1"/>
       <w:numFmt w:val="decimal"/>
       <w:lvlText w:val="%1.%2.%3.%4.%5.%6.%7.%8.%9."/>
-      <w:lvlJc w:val="right"/>
-      <w:pPr>
-        <w:ind w:left="6480" w:hanging="360"/>
+      <w:lvlJc w:val="end"/>
+      <w:pPr>
+        <w:tabs>
+          <w:tab w:val="num" w:pos="0"/>
+        </w:tabs>
+        <w:ind w:start="6480" w:hanging="360"/>
       </w:pPr>
       <w:rPr>
         <w:u w:val="none"/>
@@ -3186,24 +3368,32 @@
     <w:lvl w:ilvl="0">
       <w:start w:val="1"/>
       <w:numFmt w:val="bullet"/>
-      <w:lvlText w:val="●"/>
-      <w:lvlJc w:val="left"/>
-      <w:pPr>
-        <w:ind w:left="1440" w:hanging="360"/>
-      </w:pPr>
-      <w:rPr>
+      <w:lvlText w:val=""/>
+      <w:lvlJc w:val="start"/>
+      <w:pPr>
+        <w:tabs>
+          <w:tab w:val="num" w:pos="0"/>
+        </w:tabs>
+        <w:ind w:start="1440" w:hanging="360"/>
+      </w:pPr>
+      <w:rPr>
+        <w:rFonts w:ascii="Wingdings" w:hAnsi="Wingdings" w:cs="Wingdings" w:hint="default"/>
         <w:u w:val="none"/>
       </w:rPr>
     </w:lvl>
     <w:lvl w:ilvl="1">
       <w:start w:val="1"/>
       <w:numFmt w:val="bullet"/>
-      <w:lvlText w:val="○"/>
-      <w:lvlJc w:val="left"/>
-      <w:pPr>
-        <w:ind w:left="2160" w:hanging="360"/>
-      </w:pPr>
-      <w:rPr>
+      <w:lvlText w:val=""/>
+      <w:lvlJc w:val="start"/>
+      <w:pPr>
+        <w:tabs>
+          <w:tab w:val="num" w:pos="0"/>
+        </w:tabs>
+        <w:ind w:start="2160" w:hanging="360"/>
+      </w:pPr>
+      <w:rPr>
+        <w:rFonts w:ascii="Wingdings 2" w:hAnsi="Wingdings 2" w:cs="Wingdings 2" w:hint="default"/>
         <w:u w:val="none"/>
       </w:rPr>
     </w:lvl>
@@ -3211,35 +3401,47 @@
       <w:start w:val="1"/>
       <w:numFmt w:val="bullet"/>
       <w:lvlText w:val="■"/>
-      <w:lvlJc w:val="left"/>
-      <w:pPr>
-        <w:ind w:left="2880" w:hanging="360"/>
-      </w:pPr>
-      <w:rPr>
+      <w:lvlJc w:val="start"/>
+      <w:pPr>
+        <w:tabs>
+          <w:tab w:val="num" w:pos="0"/>
+        </w:tabs>
+        <w:ind w:start="2880" w:hanging="360"/>
+      </w:pPr>
+      <w:rPr>
+        <w:rFonts w:ascii="OpenSymbol" w:hAnsi="OpenSymbol" w:cs="OpenSymbol" w:hint="default"/>
         <w:u w:val="none"/>
       </w:rPr>
     </w:lvl>
     <w:lvl w:ilvl="3">
       <w:start w:val="1"/>
       <w:numFmt w:val="bullet"/>
-      <w:lvlText w:val="●"/>
-      <w:lvlJc w:val="left"/>
-      <w:pPr>
-        <w:ind w:left="3600" w:hanging="360"/>
-      </w:pPr>
-      <w:rPr>
+      <w:lvlText w:val=""/>
+      <w:lvlJc w:val="start"/>
+      <w:pPr>
+        <w:tabs>
+          <w:tab w:val="num" w:pos="0"/>
+        </w:tabs>
+        <w:ind w:start="3600" w:hanging="360"/>
+      </w:pPr>
+      <w:rPr>
+        <w:rFonts w:ascii="Wingdings" w:hAnsi="Wingdings" w:cs="Wingdings" w:hint="default"/>
         <w:u w:val="none"/>
       </w:rPr>
     </w:lvl>
     <w:lvl w:ilvl="4">
       <w:start w:val="1"/>
       <w:numFmt w:val="bullet"/>
-      <w:lvlText w:val="○"/>
-      <w:lvlJc w:val="left"/>
-      <w:pPr>
-        <w:ind w:left="4320" w:hanging="360"/>
-      </w:pPr>
-      <w:rPr>
+      <w:lvlText w:val=""/>
+      <w:lvlJc w:val="start"/>
+      <w:pPr>
+        <w:tabs>
+          <w:tab w:val="num" w:pos="0"/>
+        </w:tabs>
+        <w:ind w:start="4320" w:hanging="360"/>
+      </w:pPr>
+      <w:rPr>
+        <w:rFonts w:ascii="Wingdings 2" w:hAnsi="Wingdings 2" w:cs="Wingdings 2" w:hint="default"/>
         <w:u w:val="none"/>
       </w:rPr>
     </w:lvl>
@@ -3247,35 +3449,47 @@
       <w:start w:val="1"/>
       <w:numFmt w:val="bullet"/>
       <w:lvlText w:val="■"/>
-      <w:lvlJc w:val="left"/>
-      <w:pPr>
-        <w:ind w:left="5040" w:hanging="360"/>
-      </w:pPr>
-      <w:rPr>
+      <w:lvlJc w:val="start"/>
+      <w:pPr>
+        <w:tabs>
+          <w:tab w:val="num" w:pos="0"/>
+        </w:tabs>
+        <w:ind w:start="5040" w:hanging="360"/>
+      </w:pPr>
+      <w:rPr>
+        <w:rFonts w:ascii="OpenSymbol" w:hAnsi="OpenSymbol" w:cs="OpenSymbol" w:hint="default"/>
         <w:u w:val="none"/>
       </w:rPr>
     </w:lvl>
     <w:lvl w:ilvl="6">
       <w:start w:val="1"/>
       <w:numFmt w:val="bullet"/>
-      <w:lvlText w:val="●"/>
-      <w:lvlJc w:val="left"/>
-      <w:pPr>
-        <w:ind w:left="5760" w:hanging="360"/>
-      </w:pPr>
-      <w:rPr>
+      <w:lvlText w:val=""/>
+      <w:lvlJc w:val="start"/>
+      <w:pPr>
+        <w:tabs>
+          <w:tab w:val="num" w:pos="0"/>
+        </w:tabs>
+        <w:ind w:start="5760" w:hanging="360"/>
+      </w:pPr>
+      <w:rPr>
+        <w:rFonts w:ascii="Wingdings" w:hAnsi="Wingdings" w:cs="Wingdings" w:hint="default"/>
         <w:u w:val="none"/>
       </w:rPr>
     </w:lvl>
     <w:lvl w:ilvl="7">
       <w:start w:val="1"/>
       <w:numFmt w:val="bullet"/>
-      <w:lvlText w:val="○"/>
-      <w:lvlJc w:val="left"/>
-      <w:pPr>
-        <w:ind w:left="6480" w:hanging="360"/>
-      </w:pPr>
-      <w:rPr>
+      <w:lvlText w:val=""/>
+      <w:lvlJc w:val="start"/>
+      <w:pPr>
+        <w:tabs>
+          <w:tab w:val="num" w:pos="0"/>
+        </w:tabs>
+        <w:ind w:start="6480" w:hanging="360"/>
+      </w:pPr>
+      <w:rPr>
+        <w:rFonts w:ascii="Wingdings 2" w:hAnsi="Wingdings 2" w:cs="Wingdings 2" w:hint="default"/>
         <w:u w:val="none"/>
       </w:rPr>
     </w:lvl>
@@ -3283,11 +3497,15 @@
       <w:start w:val="1"/>
       <w:numFmt w:val="bullet"/>
       <w:lvlText w:val="■"/>
-      <w:lvlJc w:val="left"/>
-      <w:pPr>
-        <w:ind w:left="7200" w:hanging="360"/>
-      </w:pPr>
-      <w:rPr>
+      <w:lvlJc w:val="start"/>
+      <w:pPr>
+        <w:tabs>
+          <w:tab w:val="num" w:pos="0"/>
+        </w:tabs>
+        <w:ind w:start="7200" w:hanging="360"/>
+      </w:pPr>
+      <w:rPr>
+        <w:rFonts w:ascii="OpenSymbol" w:hAnsi="OpenSymbol" w:cs="OpenSymbol" w:hint="default"/>
         <w:u w:val="none"/>
       </w:rPr>
     </w:lvl>
@@ -3297,9 +3515,12 @@
       <w:start w:val="1"/>
       <w:numFmt w:val="decimal"/>
       <w:lvlText w:val="%1."/>
-      <w:lvlJc w:val="left"/>
-      <w:pPr>
-        <w:ind w:left="2160" w:hanging="360"/>
+      <w:lvlJc w:val="start"/>
+      <w:pPr>
+        <w:tabs>
+          <w:tab w:val="num" w:pos="0"/>
+        </w:tabs>
+        <w:ind w:start="2160" w:hanging="360"/>
       </w:pPr>
       <w:rPr>
         <w:u w:val="none"/>
@@ -3309,9 +3530,12 @@
       <w:start w:val="1"/>
       <w:numFmt w:val="lowerLetter"/>
       <w:lvlText w:val="%2."/>
-      <w:lvlJc w:val="left"/>
-      <w:pPr>
-        <w:ind w:left="2880" w:hanging="360"/>
+      <w:lvlJc w:val="start"/>
+      <w:pPr>
+        <w:tabs>
+          <w:tab w:val="num" w:pos="0"/>
+        </w:tabs>
+        <w:ind w:start="2880" w:hanging="360"/>
       </w:pPr>
       <w:rPr>
         <w:u w:val="none"/>
@@ -3321,9 +3545,12 @@
       <w:start w:val="1"/>
       <w:numFmt w:val="lowerRoman"/>
       <w:lvlText w:val="%3."/>
-      <w:lvlJc w:val="right"/>
-      <w:pPr>
-        <w:ind w:left="3600" w:hanging="360"/>
+      <w:lvlJc w:val="end"/>
+      <w:pPr>
+        <w:tabs>
+          <w:tab w:val="num" w:pos="0"/>
+        </w:tabs>
+        <w:ind w:start="3600" w:hanging="360"/>
       </w:pPr>
       <w:rPr>
         <w:u w:val="none"/>
@@ -3333,9 +3560,12 @@
       <w:start w:val="1"/>
       <w:numFmt w:val="decimal"/>
       <w:lvlText w:val="%4."/>
-      <w:lvlJc w:val="left"/>
-      <w:pPr>
-        <w:ind w:left="4320" w:hanging="360"/>
+      <w:lvlJc w:val="start"/>
+      <w:pPr>
+        <w:tabs>
+          <w:tab w:val="num" w:pos="0"/>
+        </w:tabs>
+        <w:ind w:start="4320" w:hanging="360"/>
       </w:pPr>
       <w:rPr>
         <w:u w:val="none"/>
@@ -3345,9 +3575,12 @@
       <w:start w:val="1"/>
       <w:numFmt w:val="lowerLetter"/>
       <w:lvlText w:val="%5."/>
-      <w:lvlJc w:val="left"/>
-      <w:pPr>
-        <w:ind w:left="5040" w:hanging="360"/>
+      <w:lvlJc w:val="start"/>
+      <w:pPr>
+        <w:tabs>
+          <w:tab w:val="num" w:pos="0"/>
+        </w:tabs>
+        <w:ind w:start="5040" w:hanging="360"/>
       </w:pPr>
       <w:rPr>
         <w:u w:val="none"/>
@@ -3357,9 +3590,12 @@
       <w:start w:val="1"/>
       <w:numFmt w:val="lowerRoman"/>
       <w:lvlText w:val="%6."/>
-      <w:lvlJc w:val="right"/>
-      <w:pPr>
-        <w:ind w:left="5760" w:hanging="360"/>
+      <w:lvlJc w:val="end"/>
+      <w:pPr>
+        <w:tabs>
+          <w:tab w:val="num" w:pos="0"/>
+        </w:tabs>
+        <w:ind w:start="5760" w:hanging="360"/>
       </w:pPr>
       <w:rPr>
         <w:u w:val="none"/>
@@ -3369,9 +3605,12 @@
       <w:start w:val="1"/>
       <w:numFmt w:val="decimal"/>
       <w:lvlText w:val="%7."/>
-      <w:lvlJc w:val="left"/>
-      <w:pPr>
-        <w:ind w:left="6480" w:hanging="360"/>
+      <w:lvlJc w:val="start"/>
+      <w:pPr>
+        <w:tabs>
+          <w:tab w:val="num" w:pos="0"/>
+        </w:tabs>
+        <w:ind w:start="6480" w:hanging="360"/>
       </w:pPr>
       <w:rPr>
         <w:u w:val="none"/>
@@ -3381,9 +3620,12 @@
       <w:start w:val="1"/>
       <w:numFmt w:val="lowerLetter"/>
       <w:lvlText w:val="%8."/>
-      <w:lvlJc w:val="left"/>
-      <w:pPr>
-        <w:ind w:left="7200" w:hanging="360"/>
+      <w:lvlJc w:val="start"/>
+      <w:pPr>
+        <w:tabs>
+          <w:tab w:val="num" w:pos="0"/>
+        </w:tabs>
+        <w:ind w:start="7200" w:hanging="360"/>
       </w:pPr>
       <w:rPr>
         <w:u w:val="none"/>
@@ -3393,9 +3635,12 @@
       <w:start w:val="1"/>
       <w:numFmt w:val="lowerRoman"/>
       <w:lvlText w:val="%9."/>
-      <w:lvlJc w:val="right"/>
-      <w:pPr>
-        <w:ind w:left="7920" w:hanging="360"/>
+      <w:lvlJc w:val="end"/>
+      <w:pPr>
+        <w:tabs>
+          <w:tab w:val="num" w:pos="0"/>
+        </w:tabs>
+        <w:ind w:start="7920" w:hanging="360"/>
       </w:pPr>
       <w:rPr>
         <w:u w:val="none"/>
@@ -3407,9 +3652,12 @@
       <w:start w:val="1"/>
       <w:numFmt w:val="decimal"/>
       <w:lvlText w:val="%1."/>
-      <w:lvlJc w:val="left"/>
-      <w:pPr>
-        <w:ind w:left="2160" w:hanging="360"/>
+      <w:lvlJc w:val="start"/>
+      <w:pPr>
+        <w:tabs>
+          <w:tab w:val="num" w:pos="0"/>
+        </w:tabs>
+        <w:ind w:start="2160" w:hanging="360"/>
       </w:pPr>
       <w:rPr>
         <w:u w:val="none"/>
@@ -3419,9 +3667,12 @@
       <w:start w:val="1"/>
       <w:numFmt w:val="lowerLetter"/>
       <w:lvlText w:val="%2."/>
-      <w:lvlJc w:val="left"/>
-      <w:pPr>
-        <w:ind w:left="2880" w:hanging="360"/>
+      <w:lvlJc w:val="start"/>
+      <w:pPr>
+        <w:tabs>
+          <w:tab w:val="num" w:pos="0"/>
+        </w:tabs>
+        <w:ind w:start="2880" w:hanging="360"/>
       </w:pPr>
       <w:rPr>
         <w:u w:val="none"/>
@@ -3431,9 +3682,12 @@
       <w:start w:val="1"/>
       <w:numFmt w:val="lowerRoman"/>
       <w:lvlText w:val="%3."/>
-      <w:lvlJc w:val="right"/>
-      <w:pPr>
-        <w:ind w:left="3600" w:hanging="360"/>
+      <w:lvlJc w:val="end"/>
+      <w:pPr>
+        <w:tabs>
+          <w:tab w:val="num" w:pos="0"/>
+        </w:tabs>
+        <w:ind w:start="3600" w:hanging="360"/>
       </w:pPr>
       <w:rPr>
         <w:u w:val="none"/>
@@ -3443,9 +3697,12 @@
       <w:start w:val="1"/>
       <w:numFmt w:val="decimal"/>
       <w:lvlText w:val="%4."/>
-      <w:lvlJc w:val="left"/>
-      <w:pPr>
-        <w:ind w:left="4320" w:hanging="360"/>
+      <w:lvlJc w:val="start"/>
+      <w:pPr>
+        <w:tabs>
+          <w:tab w:val="num" w:pos="0"/>
+        </w:tabs>
+        <w:ind w:start="4320" w:hanging="360"/>
       </w:pPr>
       <w:rPr>
         <w:u w:val="none"/>
@@ -3455,9 +3712,12 @@
       <w:start w:val="1"/>
       <w:numFmt w:val="lowerLetter"/>
       <w:lvlText w:val="%5."/>
-      <w:lvlJc w:val="left"/>
-      <w:pPr>
-        <w:ind w:left="5040" w:hanging="360"/>
+      <w:lvlJc w:val="start"/>
+      <w:pPr>
+        <w:tabs>
+          <w:tab w:val="num" w:pos="0"/>
+        </w:tabs>
+        <w:ind w:start="5040" w:hanging="360"/>
       </w:pPr>
       <w:rPr>
         <w:u w:val="none"/>
@@ -3467,9 +3727,12 @@
       <w:start w:val="1"/>
       <w:numFmt w:val="lowerRoman"/>
       <w:lvlText w:val="%6."/>
-      <w:lvlJc w:val="right"/>
-      <w:pPr>
-        <w:ind w:left="5760" w:hanging="360"/>
+      <w:lvlJc w:val="end"/>
+      <w:pPr>
+        <w:tabs>
+          <w:tab w:val="num" w:pos="0"/>
+        </w:tabs>
+        <w:ind w:start="5760" w:hanging="360"/>
       </w:pPr>
       <w:rPr>
         <w:u w:val="none"/>
@@ -3479,9 +3742,12 @@
       <w:start w:val="1"/>
       <w:numFmt w:val="decimal"/>
       <w:lvlText w:val="%7."/>
-      <w:lvlJc w:val="left"/>
-      <w:pPr>
-        <w:ind w:left="6480" w:hanging="360"/>
+      <w:lvlJc w:val="start"/>
+      <w:pPr>
+        <w:tabs>
+          <w:tab w:val="num" w:pos="0"/>
+        </w:tabs>
+        <w:ind w:start="6480" w:hanging="360"/>
       </w:pPr>
       <w:rPr>
         <w:u w:val="none"/>
@@ -3491,9 +3757,12 @@
       <w:start w:val="1"/>
       <w:numFmt w:val="lowerLetter"/>
       <w:lvlText w:val="%8."/>
-      <w:lvlJc w:val="left"/>
-      <w:pPr>
-        <w:ind w:left="7200" w:hanging="360"/>
+      <w:lvlJc w:val="start"/>
+      <w:pPr>
+        <w:tabs>
+          <w:tab w:val="num" w:pos="0"/>
+        </w:tabs>
+        <w:ind w:start="7200" w:hanging="360"/>
       </w:pPr>
       <w:rPr>
         <w:u w:val="none"/>
@@ -3503,13 +3772,135 @@
       <w:start w:val="1"/>
       <w:numFmt w:val="lowerRoman"/>
       <w:lvlText w:val="%9."/>
-      <w:lvlJc w:val="right"/>
-      <w:pPr>
-        <w:ind w:left="7920" w:hanging="360"/>
-      </w:pPr>
-      <w:rPr>
-        <w:u w:val="none"/>
-      </w:rPr>
+      <w:lvlJc w:val="end"/>
+      <w:pPr>
+        <w:tabs>
+          <w:tab w:val="num" w:pos="0"/>
+        </w:tabs>
+        <w:ind w:start="7920" w:hanging="360"/>
+      </w:pPr>
+      <w:rPr>
+        <w:u w:val="none"/>
+      </w:rPr>
+    </w:lvl>
+  </w:abstractNum>
+  <w:abstractNum w:abstractNumId="14">
+    <w:lvl w:ilvl="0">
+      <w:start w:val="1"/>
+      <w:numFmt w:val="none"/>
+      <w:suff w:val="nothing"/>
+      <w:lvlText w:val=""/>
+      <w:lvlJc w:val="start"/>
+      <w:pPr>
+        <w:tabs>
+          <w:tab w:val="num" w:pos="0"/>
+        </w:tabs>
+        <w:ind w:start="0" w:hanging="0"/>
+      </w:pPr>
+    </w:lvl>
+    <w:lvl w:ilvl="1">
+      <w:start w:val="1"/>
+      <w:numFmt w:val="none"/>
+      <w:suff w:val="nothing"/>
+      <w:lvlText w:val=""/>
+      <w:lvlJc w:val="start"/>
+      <w:pPr>
+        <w:tabs>
+          <w:tab w:val="num" w:pos="0"/>
+        </w:tabs>
+        <w:ind w:start="0" w:hanging="0"/>
+      </w:pPr>
+    </w:lvl>
+    <w:lvl w:ilvl="2">
+      <w:start w:val="1"/>
+      <w:numFmt w:val="none"/>
+      <w:suff w:val="nothing"/>
+      <w:lvlText w:val=""/>
+      <w:lvlJc w:val="start"/>
+      <w:pPr>
+        <w:tabs>
+          <w:tab w:val="num" w:pos="0"/>
+        </w:tabs>
+        <w:ind w:start="0" w:hanging="0"/>
+      </w:pPr>
+    </w:lvl>
+    <w:lvl w:ilvl="3">
+      <w:start w:val="1"/>
+      <w:numFmt w:val="none"/>
+      <w:suff w:val="nothing"/>
+      <w:lvlText w:val=""/>
+      <w:lvlJc w:val="start"/>
+      <w:pPr>
+        <w:tabs>
+          <w:tab w:val="num" w:pos="0"/>
+        </w:tabs>
+        <w:ind w:start="0" w:hanging="0"/>
+      </w:pPr>
+    </w:lvl>
+    <w:lvl w:ilvl="4">
+      <w:start w:val="1"/>
+      <w:numFmt w:val="none"/>
+      <w:suff w:val="nothing"/>
+      <w:lvlText w:val=""/>
+      <w:lvlJc w:val="start"/>
+      <w:pPr>
+        <w:tabs>
+          <w:tab w:val="num" w:pos="0"/>
+        </w:tabs>
+        <w:ind w:start="0" w:hanging="0"/>
+      </w:pPr>
+    </w:lvl>
+    <w:lvl w:ilvl="5">
+      <w:start w:val="1"/>
+      <w:numFmt w:val="none"/>
+      <w:suff w:val="nothing"/>
+      <w:lvlText w:val=""/>
+      <w:lvlJc w:val="start"/>
+      <w:pPr>
+        <w:tabs>
+          <w:tab w:val="num" w:pos="0"/>
+        </w:tabs>
+        <w:ind w:start="0" w:hanging="0"/>
+      </w:pPr>
+    </w:lvl>
+    <w:lvl w:ilvl="6">
+      <w:start w:val="1"/>
+      <w:numFmt w:val="none"/>
+      <w:suff w:val="nothing"/>
+      <w:lvlText w:val=""/>
+      <w:lvlJc w:val="start"/>
+      <w:pPr>
+        <w:tabs>
+          <w:tab w:val="num" w:pos="0"/>
+        </w:tabs>
+        <w:ind w:start="0" w:hanging="0"/>
+      </w:pPr>
+    </w:lvl>
+    <w:lvl w:ilvl="7">
+      <w:start w:val="1"/>
+      <w:numFmt w:val="none"/>
+      <w:suff w:val="nothing"/>
+      <w:lvlText w:val=""/>
+      <w:lvlJc w:val="start"/>
+      <w:pPr>
+        <w:tabs>
+          <w:tab w:val="num" w:pos="0"/>
+        </w:tabs>
+        <w:ind w:start="0" w:hanging="0"/>
+      </w:pPr>
+    </w:lvl>
+    <w:lvl w:ilvl="8">
+      <w:start w:val="1"/>
+      <w:numFmt w:val="none"/>
+      <w:suff w:val="nothing"/>
+      <w:lvlText w:val=""/>
+      <w:lvlJc w:val="start"/>
+      <w:pPr>
+        <w:tabs>
+          <w:tab w:val="num" w:pos="0"/>
+        </w:tabs>
+        <w:ind w:start="0" w:hanging="0"/>
+      </w:pPr>
     </w:lvl>
   </w:abstractNum>
   <w:num w:numId="1">
@@ -3551,49 +3942,57 @@
   <w:num w:numId="13">
     <w:abstractNumId w:val="13"/>
   </w:num>
+  <w:num w:numId="14">
+    <w:abstractNumId w:val="14"/>
+  </w:num>
 </w:numbering>
 </file>
 
 <file path=word/styles.xml><?xml version="1.0" encoding="utf-8"?>
-<w:styles xmlns:mc="http://schemas.openxmlformats.org/markup-compatibility/2006" xmlns:o="urn:schemas-microsoft-com:office:office" xmlns:r="http://schemas.openxmlformats.org/officeDocument/2006/relationships" xmlns:m="http://schemas.openxmlformats.org/officeDocument/2006/math" xmlns:v="urn:schemas-microsoft-com:vml" xmlns:wp="http://schemas.openxmlformats.org/drawingml/2006/wordprocessingDrawing" xmlns:w10="urn:schemas-microsoft-com:office:word" xmlns:w="http://schemas.openxmlformats.org/wordprocessingml/2006/main" xmlns:wne="http://schemas.microsoft.com/office/word/2006/wordml" xmlns:sl="http://schemas.openxmlformats.org/schemaLibrary/2006/main" xmlns:a="http://schemas.openxmlformats.org/drawingml/2006/main" xmlns:pic="http://schemas.openxmlformats.org/drawingml/2006/picture" xmlns:c="http://schemas.openxmlformats.org/drawingml/2006/chart" xmlns:lc="http://schemas.openxmlformats.org/drawingml/2006/lockedCanvas" xmlns:dgm="http://schemas.openxmlformats.org/drawingml/2006/diagram" xmlns:wps="http://schemas.microsoft.com/office/word/2010/wordprocessingShape" xmlns:wpg="http://schemas.microsoft.com/office/word/2010/wordprocessingGroup" xmlns:w14="http://schemas.microsoft.com/office/word/2010/wordml" xmlns:w15="http://schemas.microsoft.com/office/word/2012/wordml" xmlns:w16="http://schemas.microsoft.com/office/word/2018/wordml" xmlns:w16cex="http://schemas.microsoft.com/office/word/2018/wordml/cex" xmlns:w16cid="http://schemas.microsoft.com/office/word/2016/wordml/cid" xmlns="http://schemas.microsoft.com/office/tasks/2019/documenttasks" xmlns:cr="http://schemas.microsoft.com/office/comments/2020/reactions">
+<w:styles xmlns:w="http://schemas.openxmlformats.org/wordprocessingml/2006/main" xmlns:w14="http://schemas.microsoft.com/office/word/2010/wordml" xmlns:mc="http://schemas.openxmlformats.org/markup-compatibility/2006" mc:Ignorable="w14">
   <w:docDefaults>
     <w:rPrDefault>
       <w:rPr>
-        <w:rFonts w:ascii="Arial" w:cs="Arial" w:eastAsia="Arial" w:hAnsi="Arial"/>
+        <w:rFonts w:ascii="Arial" w:hAnsi="Arial" w:eastAsia="Arial" w:cs="Arial"/>
         <w:sz w:val="22"/>
         <w:szCs w:val="22"/>
-        <w:lang w:val="sr"/>
+        <w:lang w:val="sr-RS" w:eastAsia="zh-CN" w:bidi="hi-IN"/>
       </w:rPr>
     </w:rPrDefault>
     <w:pPrDefault>
       <w:pPr>
-        <w:spacing w:line="276" w:lineRule="auto"/>
+        <w:suppressAutoHyphens w:val="true"/>
       </w:pPr>
     </w:pPrDefault>
   </w:docDefaults>
-  <w:style w:type="table" w:styleId="TableNormal" w:default="1">
-    <w:name w:val="TableNormal"/>
-    <w:tblPr>
-      <w:tblCellMar>
-        <w:top w:w="100.0" w:type="dxa"/>
-        <w:left w:w="100.0" w:type="dxa"/>
-        <w:bottom w:w="100.0" w:type="dxa"/>
-        <w:right w:w="100.0" w:type="dxa"/>
-      </w:tblCellMar>
-    </w:tblPr>
-  </w:style>
-  <w:style w:type="paragraph" w:styleId="Normal" w:default="1">
-    <w:name w:val="normal"/>
+  <w:style w:type="paragraph" w:styleId="Normal">
+    <w:name w:val="Normal"/>
+    <w:qFormat/>
+    <w:pPr>
+      <w:widowControl/>
+      <w:bidi w:val="0"/>
+      <w:spacing w:lineRule="auto" w:line="276" w:before="0" w:after="0"/>
+      <w:jc w:val="start"/>
+    </w:pPr>
+    <w:rPr>
+      <w:rFonts w:ascii="Arial" w:hAnsi="Arial" w:eastAsia="Arial" w:cs="Arial"/>
+      <w:color w:val="auto"/>
+      <w:kern w:val="0"/>
+      <w:sz w:val="22"/>
+      <w:szCs w:val="22"/>
+      <w:lang w:val="sr-RS" w:eastAsia="zh-CN" w:bidi="hi-IN"/>
+    </w:rPr>
   </w:style>
   <w:style w:type="paragraph" w:styleId="Heading1">
     <w:name w:val="heading 1"/>
-    <w:basedOn w:val="Normal"/>
-    <w:next w:val="Normal"/>
+    <w:basedOn w:val="normal1"/>
+    <w:next w:val="normal1"/>
+    <w:qFormat/>
     <w:pPr>
-      <w:keepNext w:val="1"/>
-      <w:keepLines w:val="1"/>
-      <w:pageBreakBefore w:val="0"/>
-      <w:spacing w:after="120" w:before="400" w:lineRule="auto"/>
+      <w:keepNext w:val="true"/>
+      <w:keepLines/>
+      <w:pageBreakBefore w:val="false"/>
+      <w:spacing w:lineRule="auto" w:line="240" w:before="400" w:after="120"/>
     </w:pPr>
     <w:rPr>
       <w:sz w:val="40"/>
@@ -3602,34 +4001,36 @@
   </w:style>
   <w:style w:type="paragraph" w:styleId="Heading2">
     <w:name w:val="heading 2"/>
-    <w:basedOn w:val="Normal"/>
-    <w:next w:val="Normal"/>
+    <w:basedOn w:val="normal1"/>
+    <w:next w:val="normal1"/>
+    <w:qFormat/>
     <w:pPr>
-      <w:keepNext w:val="1"/>
-      <w:keepLines w:val="1"/>
-      <w:pageBreakBefore w:val="0"/>
-      <w:spacing w:after="120" w:before="360" w:lineRule="auto"/>
+      <w:keepNext w:val="true"/>
+      <w:keepLines/>
+      <w:pageBreakBefore w:val="false"/>
+      <w:spacing w:lineRule="auto" w:line="240" w:before="360" w:after="120"/>
     </w:pPr>
     <w:rPr>
-      <w:b w:val="0"/>
-      <w:bCs w:val="0"/>
+      <w:b w:val="false"/>
+      <w:bCs w:val="false"/>
       <w:sz w:val="32"/>
       <w:szCs w:val="32"/>
     </w:rPr>
   </w:style>
   <w:style w:type="paragraph" w:styleId="Heading3">
     <w:name w:val="heading 3"/>
-    <w:basedOn w:val="Normal"/>
-    <w:next w:val="Normal"/>
+    <w:basedOn w:val="normal1"/>
+    <w:next w:val="normal1"/>
+    <w:qFormat/>
     <w:pPr>
-      <w:keepNext w:val="1"/>
-      <w:keepLines w:val="1"/>
-      <w:pageBreakBefore w:val="0"/>
-      <w:spacing w:after="80" w:before="320" w:lineRule="auto"/>
+      <w:keepNext w:val="true"/>
+      <w:keepLines/>
+      <w:pageBreakBefore w:val="false"/>
+      <w:spacing w:lineRule="auto" w:line="240" w:before="320" w:after="80"/>
     </w:pPr>
     <w:rPr>
-      <w:b w:val="0"/>
-      <w:bCs w:val="0"/>
+      <w:b w:val="false"/>
+      <w:bCs w:val="false"/>
       <w:color w:val="434343"/>
       <w:sz w:val="28"/>
       <w:szCs w:val="28"/>
@@ -3637,13 +4038,14 @@
   </w:style>
   <w:style w:type="paragraph" w:styleId="Heading4">
     <w:name w:val="heading 4"/>
-    <w:basedOn w:val="Normal"/>
-    <w:next w:val="Normal"/>
+    <w:basedOn w:val="normal1"/>
+    <w:next w:val="normal1"/>
+    <w:qFormat/>
     <w:pPr>
-      <w:keepNext w:val="1"/>
-      <w:keepLines w:val="1"/>
-      <w:pageBreakBefore w:val="0"/>
-      <w:spacing w:after="80" w:before="280" w:lineRule="auto"/>
+      <w:keepNext w:val="true"/>
+      <w:keepLines/>
+      <w:pageBreakBefore w:val="false"/>
+      <w:spacing w:lineRule="auto" w:line="240" w:before="280" w:after="80"/>
     </w:pPr>
     <w:rPr>
       <w:color w:val="666666"/>
@@ -3653,13 +4055,14 @@
   </w:style>
   <w:style w:type="paragraph" w:styleId="Heading5">
     <w:name w:val="heading 5"/>
-    <w:basedOn w:val="Normal"/>
-    <w:next w:val="Normal"/>
+    <w:basedOn w:val="normal1"/>
+    <w:next w:val="normal1"/>
+    <w:qFormat/>
     <w:pPr>
-      <w:keepNext w:val="1"/>
-      <w:keepLines w:val="1"/>
-      <w:pageBreakBefore w:val="0"/>
-      <w:spacing w:after="80" w:before="240" w:lineRule="auto"/>
+      <w:keepNext w:val="true"/>
+      <w:keepLines/>
+      <w:pageBreakBefore w:val="false"/>
+      <w:spacing w:lineRule="auto" w:line="240" w:before="240" w:after="80"/>
     </w:pPr>
     <w:rPr>
       <w:color w:val="666666"/>
@@ -3669,31 +4072,121 @@
   </w:style>
   <w:style w:type="paragraph" w:styleId="Heading6">
     <w:name w:val="heading 6"/>
-    <w:basedOn w:val="Normal"/>
-    <w:next w:val="Normal"/>
+    <w:basedOn w:val="normal1"/>
+    <w:next w:val="normal1"/>
+    <w:qFormat/>
     <w:pPr>
-      <w:keepNext w:val="1"/>
-      <w:keepLines w:val="1"/>
-      <w:pageBreakBefore w:val="0"/>
-      <w:spacing w:after="80" w:before="240" w:lineRule="auto"/>
+      <w:keepNext w:val="true"/>
+      <w:keepLines/>
+      <w:pageBreakBefore w:val="false"/>
+      <w:spacing w:lineRule="auto" w:line="240" w:before="240" w:after="80"/>
     </w:pPr>
     <w:rPr>
-      <w:i w:val="1"/>
-      <w:iCs w:val="1"/>
+      <w:i/>
+      <w:iCs/>
       <w:color w:val="666666"/>
       <w:sz w:val="22"/>
       <w:szCs w:val="22"/>
     </w:rPr>
   </w:style>
+  <w:style w:type="character" w:styleId="Hyperlink">
+    <w:name w:val="Hyperlink"/>
+    <w:rPr>
+      <w:color w:val="000080"/>
+      <w:u w:val="single"/>
+    </w:rPr>
+  </w:style>
+  <w:style w:type="character" w:styleId="IndexLink">
+    <w:name w:val="Index Link"/>
+    <w:qFormat/>
+    <w:rPr/>
+  </w:style>
+  <w:style w:type="paragraph" w:styleId="Heading">
+    <w:name w:val="Heading"/>
+    <w:basedOn w:val="Normal"/>
+    <w:next w:val="BodyText"/>
+    <w:qFormat/>
+    <w:pPr>
+      <w:keepNext w:val="true"/>
+      <w:spacing w:before="240" w:after="120"/>
+    </w:pPr>
+    <w:rPr>
+      <w:rFonts w:ascii="Liberation Sans" w:hAnsi="Liberation Sans" w:eastAsia="Noto Sans CJK SC" w:cs="FreeSans"/>
+      <w:sz w:val="28"/>
+      <w:szCs w:val="28"/>
+    </w:rPr>
+  </w:style>
+  <w:style w:type="paragraph" w:styleId="BodyText">
+    <w:name w:val="Body Text"/>
+    <w:basedOn w:val="Normal"/>
+    <w:pPr>
+      <w:spacing w:lineRule="auto" w:line="276" w:before="0" w:after="140"/>
+    </w:pPr>
+    <w:rPr/>
+  </w:style>
+  <w:style w:type="paragraph" w:styleId="List">
+    <w:name w:val="List"/>
+    <w:basedOn w:val="BodyText"/>
+    <w:pPr/>
+    <w:rPr>
+      <w:rFonts w:cs="FreeSans"/>
+    </w:rPr>
+  </w:style>
+  <w:style w:type="paragraph" w:styleId="Caption">
+    <w:name w:val="caption"/>
+    <w:basedOn w:val="Normal"/>
+    <w:qFormat/>
+    <w:pPr>
+      <w:suppressLineNumbers/>
+      <w:spacing w:before="120" w:after="120"/>
+    </w:pPr>
+    <w:rPr>
+      <w:rFonts w:cs="FreeSans"/>
+      <w:i/>
+      <w:iCs/>
+      <w:sz w:val="24"/>
+      <w:szCs w:val="24"/>
+    </w:rPr>
+  </w:style>
+  <w:style w:type="paragraph" w:styleId="Index">
+    <w:name w:val="Index"/>
+    <w:basedOn w:val="Normal"/>
+    <w:qFormat/>
+    <w:pPr>
+      <w:suppressLineNumbers/>
+    </w:pPr>
+    <w:rPr>
+      <w:rFonts w:cs="FreeSans"/>
+    </w:rPr>
+  </w:style>
+  <w:style w:type="paragraph" w:styleId="normal1" w:default="1">
+    <w:name w:val="normal1"/>
+    <w:qFormat/>
+    <w:pPr>
+      <w:widowControl/>
+      <w:bidi w:val="0"/>
+      <w:spacing w:lineRule="auto" w:line="276" w:before="0" w:after="0"/>
+      <w:jc w:val="start"/>
+    </w:pPr>
+    <w:rPr>
+      <w:rFonts w:ascii="Arial" w:hAnsi="Arial" w:eastAsia="Arial" w:cs="Arial"/>
+      <w:color w:val="auto"/>
+      <w:kern w:val="0"/>
+      <w:sz w:val="22"/>
+      <w:szCs w:val="22"/>
+      <w:lang w:val="sr-RS" w:eastAsia="zh-CN" w:bidi="hi-IN"/>
+    </w:rPr>
+  </w:style>
   <w:style w:type="paragraph" w:styleId="Title">
     <w:name w:val="Title"/>
-    <w:basedOn w:val="Normal"/>
-    <w:next w:val="Normal"/>
+    <w:basedOn w:val="normal1"/>
+    <w:next w:val="normal1"/>
+    <w:qFormat/>
     <w:pPr>
-      <w:keepNext w:val="1"/>
-      <w:keepLines w:val="1"/>
-      <w:pageBreakBefore w:val="0"/>
-      <w:spacing w:after="60" w:before="0" w:lineRule="auto"/>
+      <w:keepNext w:val="true"/>
+      <w:keepLines/>
+      <w:pageBreakBefore w:val="false"/>
+      <w:spacing w:lineRule="auto" w:line="240" w:before="0" w:after="60"/>
     </w:pPr>
     <w:rPr>
       <w:sz w:val="52"/>
@@ -3702,42 +4195,47 @@
   </w:style>
   <w:style w:type="paragraph" w:styleId="Subtitle">
     <w:name w:val="Subtitle"/>
-    <w:basedOn w:val="Normal"/>
-    <w:next w:val="Normal"/>
+    <w:basedOn w:val="normal1"/>
+    <w:next w:val="normal1"/>
+    <w:qFormat/>
     <w:pPr>
-      <w:keepNext w:val="1"/>
-      <w:keepLines w:val="1"/>
-      <w:pageBreakBefore w:val="0"/>
-      <w:spacing w:after="320" w:before="0" w:lineRule="auto"/>
+      <w:keepNext w:val="true"/>
+      <w:keepLines/>
+      <w:pageBreakBefore w:val="false"/>
+      <w:spacing w:lineRule="auto" w:line="240" w:before="0" w:after="320"/>
     </w:pPr>
     <w:rPr>
-      <w:rFonts w:ascii="Arial" w:cs="Arial" w:eastAsia="Arial" w:hAnsi="Arial"/>
-      <w:i w:val="0"/>
-      <w:iCs w:val="0"/>
+      <w:rFonts w:ascii="Arial" w:hAnsi="Arial" w:eastAsia="Arial" w:cs="Arial"/>
+      <w:i w:val="false"/>
+      <w:iCs w:val="false"/>
       <w:color w:val="666666"/>
       <w:sz w:val="30"/>
       <w:szCs w:val="30"/>
     </w:rPr>
   </w:style>
-  <w:style w:type="table" w:styleId="Table1">
-    <w:basedOn w:val="TableNormal"/>
+  <w:style w:type="table" w:default="1" w:styleId="TableNormal">
+    <w:name w:val="TableNormal"/>
     <w:tblPr>
-      <w:tblStyleRowBandSize w:val="1"/>
-      <w:tblStyleColBandSize w:val="1"/>
+      <w:tblCellMar>
+        <w:top w:w="100" w:type="dxa"/>
+        <w:left w:w="100" w:type="dxa"/>
+        <w:bottom w:w="100" w:type="dxa"/>
+        <w:right w:w="100" w:type="dxa"/>
+      </w:tblCellMar>
     </w:tblPr>
   </w:style>
 </w:styles>
 </file>
 
 <file path=word/theme/theme1.xml><?xml version="1.0" encoding="utf-8"?>
-<a:theme xmlns:a="http://schemas.openxmlformats.org/drawingml/2006/main" name="Office Theme">
+<a:theme xmlns:a="http://schemas.openxmlformats.org/drawingml/2006/main" xmlns:r="http://schemas.openxmlformats.org/officeDocument/2006/relationships" name="Office Theme">
   <a:themeElements>
     <a:clrScheme name="Office">
       <a:dk1>
-        <a:sysClr val="windowText" lastClr="000000"/>
+        <a:srgbClr val="000000"/>
       </a:dk1>
       <a:lt1>
-        <a:sysClr val="window" lastClr="FFFFFF"/>
+        <a:srgbClr val="FFFFFF"/>
       </a:lt1>
       <a:dk2>
         <a:srgbClr val="1F497D"/>
@@ -3772,279 +4270,131 @@
     </a:clrScheme>
     <a:fontScheme name="Office">
       <a:majorFont>
-        <a:latin typeface="Calibri"/>
+        <a:latin typeface="Calibri" pitchFamily="0" charset="1"/>
         <a:ea typeface=""/>
         <a:cs typeface=""/>
-        <a:font script="Jpan" typeface="ＭＳ ゴシック"/>
-        <a:font script="Hang" typeface="맑은 고딕"/>
-        <a:font script="Hans" typeface="宋体"/>
-        <a:font script="Hant" typeface="新細明體"/>
-        <a:font script="Arab" typeface="Times New Roman"/>
-        <a:font script="Hebr" typeface="Times New Roman"/>
-        <a:font script="Thai" typeface="Angsana New"/>
-        <a:font script="Ethi" typeface="Nyala"/>
-        <a:font script="Beng" typeface="Vrinda"/>
-        <a:font script="Gujr" typeface="Shruti"/>
-        <a:font script="Khmr" typeface="MoolBoran"/>
-        <a:font script="Knda" typeface="Tunga"/>
-        <a:font script="Guru" typeface="Raavi"/>
-        <a:font script="Cans" typeface="Euphemia"/>
-        <a:font script="Cher" typeface="Plantagenet Cherokee"/>
-        <a:font script="Yiii" typeface="Microsoft Yi Baiti"/>
-        <a:font script="Tibt" typeface="Microsoft Himalaya"/>
-        <a:font script="Thaa" typeface="MV Boli"/>
-        <a:font script="Deva" typeface="Mangal"/>
-        <a:font script="Telu" typeface="Gautami"/>
-        <a:font script="Taml" typeface="Latha"/>
-        <a:font script="Syrc" typeface="Estrangelo Edessa"/>
-        <a:font script="Orya" typeface="Kalinga"/>
-        <a:font script="Mlym" typeface="Kartika"/>
-        <a:font script="Laoo" typeface="DokChampa"/>
-        <a:font script="Sinh" typeface="Iskoola Pota"/>
-        <a:font script="Mong" typeface="Mongolian Baiti"/>
-        <a:font script="Viet" typeface="Times New Roman"/>
-        <a:font script="Uigh" typeface="Microsoft Uighur"/>
-        <a:font script="Geor" typeface="Sylfaen"/>
       </a:majorFont>
       <a:minorFont>
-        <a:latin typeface="Cambria"/>
+        <a:latin typeface="Cambria" pitchFamily="0" charset="1"/>
         <a:ea typeface=""/>
         <a:cs typeface=""/>
-        <a:font script="Jpan" typeface="ＭＳ 明朝"/>
-        <a:font script="Hang" typeface="맑은 고딕"/>
-        <a:font script="Hans" typeface="宋体"/>
-        <a:font script="Hant" typeface="新細明體"/>
-        <a:font script="Arab" typeface="Arial"/>
-        <a:font script="Hebr" typeface="Arial"/>
-        <a:font script="Thai" typeface="Cordia New"/>
-        <a:font script="Ethi" typeface="Nyala"/>
-        <a:font script="Beng" typeface="Vrinda"/>
-        <a:font script="Gujr" typeface="Shruti"/>
-        <a:font script="Khmr" typeface="DaunPenh"/>
-        <a:font script="Knda" typeface="Tunga"/>
-        <a:font script="Guru" typeface="Raavi"/>
-        <a:font script="Cans" typeface="Euphemia"/>
-        <a:font script="Cher" typeface="Plantagenet Cherokee"/>
-        <a:font script="Yiii" typeface="Microsoft Yi Baiti"/>
-        <a:font script="Tibt" typeface="Microsoft Himalaya"/>
-        <a:font script="Thaa" typeface="MV Boli"/>
-        <a:font script="Deva" typeface="Mangal"/>
-        <a:font script="Telu" typeface="Gautami"/>
-        <a:font script="Taml" typeface="Latha"/>
-        <a:font script="Syrc" typeface="Estrangelo Edessa"/>
-        <a:font script="Orya" typeface="Kalinga"/>
-        <a:font script="Mlym" typeface="Kartika"/>
-        <a:font script="Laoo" typeface="DokChampa"/>
-        <a:font script="Sinh" typeface="Iskoola Pota"/>
-        <a:font script="Mong" typeface="Mongolian Baiti"/>
-        <a:font script="Viet" typeface="Arial"/>
-        <a:font script="Uigh" typeface="Microsoft Uighur"/>
-        <a:font script="Geor" typeface="Sylfaen"/>
       </a:minorFont>
     </a:fontScheme>
-    <a:fmtScheme name="Office">
+    <a:fmtScheme>
       <a:fillStyleLst>
         <a:solidFill>
           <a:schemeClr val="phClr"/>
         </a:solidFill>
-        <a:gradFill rotWithShape="1">
+        <a:gradFill>
           <a:gsLst>
             <a:gs pos="0">
               <a:schemeClr val="phClr">
                 <a:tint val="50000"/>
-                <a:satMod val="300000"/>
               </a:schemeClr>
             </a:gs>
             <a:gs pos="35000">
               <a:schemeClr val="phClr">
                 <a:tint val="37000"/>
-                <a:satMod val="300000"/>
               </a:schemeClr>
             </a:gs>
             <a:gs pos="100000">
               <a:schemeClr val="phClr">
                 <a:tint val="15000"/>
-                <a:satMod val="350000"/>
               </a:schemeClr>
             </a:gs>
           </a:gsLst>
           <a:lin ang="16200000" scaled="1"/>
+          <a:tileRect l="0" t="0" r="0" b="0"/>
         </a:gradFill>
-        <a:gradFill rotWithShape="1">
+        <a:gradFill>
           <a:gsLst>
             <a:gs pos="0">
               <a:schemeClr val="phClr">
                 <a:tint val="100000"/>
                 <a:shade val="100000"/>
-                <a:satMod val="130000"/>
               </a:schemeClr>
             </a:gs>
             <a:gs pos="100000">
               <a:schemeClr val="phClr">
                 <a:tint val="50000"/>
                 <a:shade val="100000"/>
-                <a:satMod val="350000"/>
               </a:schemeClr>
             </a:gs>
           </a:gsLst>
           <a:lin ang="16200000" scaled="0"/>
+          <a:tileRect l="0" t="0" r="0" b="0"/>
         </a:gradFill>
       </a:fillStyleLst>
       <a:lnStyleLst>
         <a:ln w="9525" cap="flat" cmpd="sng" algn="ctr">
-          <a:solidFill>
-            <a:schemeClr val="phClr">
-              <a:shade val="95000"/>
-              <a:satMod val="105000"/>
-            </a:schemeClr>
-          </a:solidFill>
           <a:prstDash val="solid"/>
         </a:ln>
         <a:ln w="25400" cap="flat" cmpd="sng" algn="ctr">
-          <a:solidFill>
-            <a:schemeClr val="phClr"/>
-          </a:solidFill>
           <a:prstDash val="solid"/>
         </a:ln>
         <a:ln w="38100" cap="flat" cmpd="sng" algn="ctr">
-          <a:solidFill>
-            <a:schemeClr val="phClr"/>
-          </a:solidFill>
           <a:prstDash val="solid"/>
         </a:ln>
       </a:lnStyleLst>
       <a:effectStyleLst>
         <a:effectStyle>
-          <a:effectLst>
-            <a:outerShdw blurRad="40000" dist="20000" dir="5400000" rotWithShape="0">
-              <a:srgbClr val="000000">
-                <a:alpha val="38000"/>
-              </a:srgbClr>
-            </a:outerShdw>
-          </a:effectLst>
+          <a:effectLst/>
         </a:effectStyle>
         <a:effectStyle>
-          <a:effectLst>
-            <a:outerShdw blurRad="40000" dist="23000" dir="5400000" rotWithShape="0">
-              <a:srgbClr val="000000">
-                <a:alpha val="35000"/>
-              </a:srgbClr>
-            </a:outerShdw>
-          </a:effectLst>
+          <a:effectLst/>
         </a:effectStyle>
         <a:effectStyle>
-          <a:effectLst>
-            <a:outerShdw blurRad="40000" dist="23000" dir="5400000" rotWithShape="0">
-              <a:srgbClr val="000000">
-                <a:alpha val="35000"/>
-              </a:srgbClr>
-            </a:outerShdw>
-          </a:effectLst>
-          <a:scene3d>
-            <a:camera prst="orthographicFront">
-              <a:rot lat="0" lon="0" rev="0"/>
-            </a:camera>
-            <a:lightRig rig="threePt" dir="t">
-              <a:rot lat="0" lon="0" rev="1200000"/>
-            </a:lightRig>
-          </a:scene3d>
-          <a:sp3d>
-            <a:bevelT w="63500" h="25400"/>
-          </a:sp3d>
+          <a:effectLst/>
         </a:effectStyle>
       </a:effectStyleLst>
       <a:bgFillStyleLst>
         <a:solidFill>
           <a:schemeClr val="phClr"/>
         </a:solidFill>
-        <a:gradFill rotWithShape="1">
+        <a:gradFill>
           <a:gsLst>
             <a:gs pos="0">
               <a:schemeClr val="phClr">
                 <a:tint val="40000"/>
-                <a:satMod val="350000"/>
               </a:schemeClr>
             </a:gs>
             <a:gs pos="40000">
               <a:schemeClr val="phClr">
                 <a:tint val="45000"/>
                 <a:shade val="99000"/>
-                <a:satMod val="350000"/>
               </a:schemeClr>
             </a:gs>
             <a:gs pos="100000">
               <a:schemeClr val="phClr">
                 <a:shade val="20000"/>
-                <a:satMod val="255000"/>
               </a:schemeClr>
             </a:gs>
           </a:gsLst>
           <a:path path="circle">
             <a:fillToRect l="50000" t="-80000" r="50000" b="180000"/>
           </a:path>
+          <a:tileRect l="0" t="0" r="0" b="0"/>
         </a:gradFill>
-        <a:gradFill rotWithShape="1">
+        <a:gradFill>
           <a:gsLst>
             <a:gs pos="0">
               <a:schemeClr val="phClr">
                 <a:tint val="80000"/>
-                <a:satMod val="300000"/>
               </a:schemeClr>
             </a:gs>
             <a:gs pos="100000">
               <a:schemeClr val="phClr">
                 <a:shade val="30000"/>
-                <a:satMod val="200000"/>
               </a:schemeClr>
             </a:gs>
           </a:gsLst>
           <a:path path="circle">
             <a:fillToRect l="50000" t="50000" r="50000" b="50000"/>
           </a:path>
+          <a:tileRect l="0" t="0" r="0" b="0"/>
         </a:gradFill>
       </a:bgFillStyleLst>
     </a:fmtScheme>
   </a:themeElements>
-  <a:objectDefaults>
-    <a:spDef>
-      <a:spPr/>
-      <a:bodyPr/>
-      <a:lstStyle/>
-      <a:style>
-        <a:lnRef idx="1">
-          <a:schemeClr val="accent1"/>
-        </a:lnRef>
-        <a:fillRef idx="3">
-          <a:schemeClr val="accent1"/>
-        </a:fillRef>
-        <a:effectRef idx="2">
-          <a:schemeClr val="accent1"/>
-        </a:effectRef>
-        <a:fontRef idx="minor">
-          <a:schemeClr val="lt1"/>
-        </a:fontRef>
-      </a:style>
-    </a:spDef>
-    <a:lnDef>
-      <a:spPr/>
-      <a:bodyPr/>
-      <a:lstStyle/>
-      <a:style>
-        <a:lnRef idx="2">
-          <a:schemeClr val="accent1"/>
-        </a:lnRef>
-        <a:fillRef idx="0">
-          <a:schemeClr val="accent1"/>
-        </a:fillRef>
-        <a:effectRef idx="1">
-          <a:schemeClr val="accent1"/>
-        </a:effectRef>
-        <a:fontRef idx="minor">
-          <a:schemeClr val="tx1"/>
-        </a:fontRef>
-      </a:style>
-    </a:lnDef>
-  </a:objectDefaults>
-  <a:extraClrSchemeLst/>
 </a:theme>
 </file>